--- a/docs/Documentation.docx
+++ b/docs/Documentation.docx
@@ -4,28 +4,25 @@
   <w:body>
     <w:p>
       <w:pPr>
-        <w:pStyle w:val="Title"/>
-        <w:widowControl/>
-        <w:jc w:val="left"/>
+        <w:spacing w:before="1300"/>
+        <w:jc w:val="center"/>
       </w:pPr>
       <w:r>
         <w:rPr>
-          <w:rFonts w:ascii="Arial" w:hAnsi="Arial"/>
-          <w:color w:val="111827"/>
+          <w:b/>
+          <w:color w:val="0F172A"/>
+          <w:sz w:val="58"/>
         </w:rPr>
-        <w:t>Olist Data Platform</w:t>
+        <w:t>OLIST DATA PLATFORM</w:t>
       </w:r>
     </w:p>
     <w:p>
       <w:pPr>
-        <w:widowControl/>
-        <w:spacing w:after="360"/>
+        <w:jc w:val="center"/>
       </w:pPr>
       <w:r>
         <w:rPr>
-          <w:rFonts w:ascii="Arial" w:hAnsi="Arial"/>
-          <w:b/>
-          <w:color w:val="374151"/>
+          <w:color w:val="1E3A5F"/>
           <w:sz w:val="34"/>
         </w:rPr>
         <w:t>Full-Stack Data Platform: Lakehouse to Power BI</w:t>
@@ -33,78 +30,58 @@
     </w:p>
     <w:p>
       <w:pPr>
-        <w:widowControl/>
+        <w:jc w:val="center"/>
       </w:pPr>
       <w:r>
         <w:rPr>
-          <w:rFonts w:ascii="Arial" w:hAnsi="Arial"/>
           <w:b/>
-          <w:color w:val="111827"/>
-          <w:sz w:val="22"/>
+          <w:color w:val="475569"/>
+          <w:sz w:val="26"/>
         </w:rPr>
-        <w:t>Project documentation</w:t>
+        <w:t>Project Documentation</w:t>
       </w:r>
     </w:p>
     <w:p>
       <w:pPr>
-        <w:pStyle w:val="SmallNote"/>
-        <w:widowControl/>
-      </w:pPr>
-      <w:r>
-        <w:rPr>
-          <w:rFonts w:ascii="Arial" w:hAnsi="Arial"/>
-          <w:color w:val="141414"/>
-        </w:rPr>
-        <w:t>Databricks | PySpark | Delta Lake | Unity Catalog | Power BI</w:t>
-      </w:r>
-    </w:p>
-    <w:p>
-      <w:pPr>
-        <w:pStyle w:val="SmallNote"/>
-        <w:widowControl/>
-      </w:pPr>
-      <w:r>
-        <w:rPr>
-          <w:rFonts w:ascii="Arial" w:hAnsi="Arial"/>
-          <w:color w:val="141414"/>
-        </w:rPr>
-        <w:t>Repository: github.com/goldenFlori/olist-data-platform</w:t>
-      </w:r>
-    </w:p>
-    <w:p>
-      <w:pPr>
-        <w:pStyle w:val="SmallNote"/>
-        <w:widowControl/>
-      </w:pPr>
-      <w:r>
-        <w:rPr>
-          <w:rFonts w:ascii="Arial" w:hAnsi="Arial"/>
-          <w:color w:val="141414"/>
-        </w:rPr>
-        <w:t>September 2026</w:t>
-      </w:r>
+        <w:spacing w:after="320"/>
+      </w:pPr>
     </w:p>
     <w:tbl>
       <w:tblPr>
+        <w:tblStyle w:val="TableGrid"/>
         <w:tblW w:type="auto" w:w="0"/>
         <w:jc w:val="center"/>
         <w:tblLook w:firstColumn="1" w:firstRow="1" w:lastColumn="0" w:lastRow="0" w:noHBand="0" w:noVBand="1" w:val="04A0"/>
-        <w:tblBorders>
-          <w:top w:val="single" w:sz="6" w:color="CBD5E1"/>
-          <w:left w:val="single" w:sz="6" w:color="CBD5E1"/>
-          <w:bottom w:val="single" w:sz="6" w:color="CBD5E1"/>
-          <w:right w:val="single" w:sz="6" w:color="CBD5E1"/>
-          <w:insideH w:val="single" w:sz="6" w:color="CBD5E1"/>
-          <w:insideV w:val="single" w:sz="6" w:color="CBD5E1"/>
-        </w:tblBorders>
       </w:tblPr>
       <w:tblGrid>
-        <w:gridCol w:w="9663"/>
+        <w:gridCol w:w="5112"/>
+        <w:gridCol w:w="5112"/>
       </w:tblGrid>
       <w:tr>
         <w:tc>
           <w:tcPr>
-            <w:tcW w:type="dxa" w:w="9663"/>
+            <w:tcW w:type="dxa" w:w="5112"/>
+            <w:shd w:fill="E2E8F0"/>
+            <w:tcMar>
+              <w:top w:w="120" w:type="dxa"/>
+              <w:start w:w="140" w:type="dxa"/>
+              <w:bottom w:w="120" w:type="dxa"/>
+              <w:end w:w="140" w:type="dxa"/>
+            </w:tcMar>
+          </w:tcPr>
+          <w:p>
+            <w:r>
+              <w:rPr>
+                <w:b/>
+                <w:sz w:val="18"/>
+              </w:rPr>
+              <w:t>Technology</w:t>
+            </w:r>
+          </w:p>
+        </w:tc>
+        <w:tc>
+          <w:tcPr>
+            <w:tcW w:type="dxa" w:w="5112"/>
             <w:shd w:fill="F8FAFC"/>
             <w:tcMar>
               <w:top w:w="120" w:type="dxa"/>
@@ -114,26 +91,140 @@
             </w:tcMar>
           </w:tcPr>
           <w:p>
-            <w:pPr>
-              <w:widowControl/>
-              <w:spacing w:after="0"/>
-            </w:pPr>
             <w:r>
               <w:rPr>
-                <w:rFonts w:ascii="Arial" w:hAnsi="Arial"/>
-                <w:b/>
-                <w:color w:val="111827"/>
-                <w:sz w:val="20"/>
+                <w:sz w:val="18"/>
               </w:rPr>
-              <w:t xml:space="preserve">Scope: </w:t>
+              <w:t>Databricks | PySpark | Delta Lake | Unity Catalog | Power BI | GitHub Actions | PySpark ML</w:t>
             </w:r>
+          </w:p>
+        </w:tc>
+      </w:tr>
+      <w:tr>
+        <w:tc>
+          <w:tcPr>
+            <w:tcW w:type="dxa" w:w="5112"/>
+            <w:shd w:fill="E2E8F0"/>
+            <w:tcMar>
+              <w:top w:w="120" w:type="dxa"/>
+              <w:start w:w="140" w:type="dxa"/>
+              <w:bottom w:w="120" w:type="dxa"/>
+              <w:end w:w="140" w:type="dxa"/>
+            </w:tcMar>
+          </w:tcPr>
+          <w:p>
             <w:r>
               <w:rPr>
-                <w:rFonts w:ascii="Arial" w:hAnsi="Arial"/>
-                <w:color w:val="1F2937"/>
-                <w:sz w:val="20"/>
+                <w:b/>
+                <w:sz w:val="18"/>
               </w:rPr>
-              <w:t>raw-file ingestion, medallion lakehouse, dimensional modeling, incremental processing, data quality, Databricks optimization, and Power BI reporting.</w:t>
+              <w:t>Repository</w:t>
+            </w:r>
+          </w:p>
+        </w:tc>
+        <w:tc>
+          <w:tcPr>
+            <w:tcW w:type="dxa" w:w="5112"/>
+            <w:shd w:fill="F8FAFC"/>
+            <w:tcMar>
+              <w:top w:w="120" w:type="dxa"/>
+              <w:start w:w="140" w:type="dxa"/>
+              <w:bottom w:w="120" w:type="dxa"/>
+              <w:end w:w="140" w:type="dxa"/>
+            </w:tcMar>
+          </w:tcPr>
+          <w:p>
+            <w:r>
+              <w:rPr>
+                <w:sz w:val="18"/>
+              </w:rPr>
+              <w:t>github.com/goldenFlori/olist-data-platform</w:t>
+            </w:r>
+          </w:p>
+        </w:tc>
+      </w:tr>
+      <w:tr>
+        <w:tc>
+          <w:tcPr>
+            <w:tcW w:type="dxa" w:w="5112"/>
+            <w:shd w:fill="E2E8F0"/>
+            <w:tcMar>
+              <w:top w:w="120" w:type="dxa"/>
+              <w:start w:w="140" w:type="dxa"/>
+              <w:bottom w:w="120" w:type="dxa"/>
+              <w:end w:w="140" w:type="dxa"/>
+            </w:tcMar>
+          </w:tcPr>
+          <w:p>
+            <w:r>
+              <w:rPr>
+                <w:b/>
+                <w:sz w:val="18"/>
+              </w:rPr>
+              <w:t>Dataset</w:t>
+            </w:r>
+          </w:p>
+        </w:tc>
+        <w:tc>
+          <w:tcPr>
+            <w:tcW w:type="dxa" w:w="5112"/>
+            <w:shd w:fill="F8FAFC"/>
+            <w:tcMar>
+              <w:top w:w="120" w:type="dxa"/>
+              <w:start w:w="140" w:type="dxa"/>
+              <w:bottom w:w="120" w:type="dxa"/>
+              <w:end w:w="140" w:type="dxa"/>
+            </w:tcMar>
+          </w:tcPr>
+          <w:p>
+            <w:r>
+              <w:rPr>
+                <w:sz w:val="18"/>
+              </w:rPr>
+              <w:t>Brazilian E-Commerce Public Dataset by Olist</w:t>
+            </w:r>
+          </w:p>
+        </w:tc>
+      </w:tr>
+      <w:tr>
+        <w:tc>
+          <w:tcPr>
+            <w:tcW w:type="dxa" w:w="5112"/>
+            <w:shd w:fill="E2E8F0"/>
+            <w:tcMar>
+              <w:top w:w="120" w:type="dxa"/>
+              <w:start w:w="140" w:type="dxa"/>
+              <w:bottom w:w="120" w:type="dxa"/>
+              <w:end w:w="140" w:type="dxa"/>
+            </w:tcMar>
+          </w:tcPr>
+          <w:p>
+            <w:r>
+              <w:rPr>
+                <w:b/>
+                <w:sz w:val="18"/>
+              </w:rPr>
+              <w:t>Date</w:t>
+            </w:r>
+          </w:p>
+        </w:tc>
+        <w:tc>
+          <w:tcPr>
+            <w:tcW w:type="dxa" w:w="5112"/>
+            <w:shd w:fill="F8FAFC"/>
+            <w:tcMar>
+              <w:top w:w="120" w:type="dxa"/>
+              <w:start w:w="140" w:type="dxa"/>
+              <w:bottom w:w="120" w:type="dxa"/>
+              <w:end w:w="140" w:type="dxa"/>
+            </w:tcMar>
+          </w:tcPr>
+          <w:p>
+            <w:r>
+              <w:rPr>
+                <w:sz w:val="18"/>
+              </w:rPr>
+              <w:t>September 2026</w:t>
             </w:r>
           </w:p>
         </w:tc>
@@ -141,214 +232,215 @@
     </w:tbl>
     <w:p>
       <w:pPr>
-        <w:widowControl/>
+        <w:spacing w:after="160"/>
       </w:pPr>
     </w:p>
     <w:p>
       <w:pPr>
-        <w:widowControl/>
+        <w:jc w:val="center"/>
       </w:pPr>
       <w:r>
         <w:rPr>
-          <w:rFonts w:ascii="Arial" w:hAnsi="Arial"/>
-          <w:b/>
-          <w:color w:val="111827"/>
-          <w:sz w:val="26"/>
+          <w:color w:val="475569"/>
+          <w:sz w:val="18"/>
         </w:rPr>
-        <w:t>Contents</w:t>
+        <w:t>Scope: medallion lakehouse, ingestion, data quality, dimensional modeling, orchestration, incremental loading, Power BI, performance, governance, CI, and ML scoring.</w:t>
       </w:r>
     </w:p>
     <w:p>
-      <w:pPr>
-        <w:pStyle w:val="SmallNote"/>
-        <w:widowControl/>
-        <w:ind w:left="173"/>
-      </w:pPr>
-      <w:r>
-        <w:rPr>
-          <w:rFonts w:ascii="Arial" w:hAnsi="Arial"/>
-          <w:color w:val="141414"/>
-        </w:rPr>
-        <w:t>1. Architecture</w:t>
+      <w:r>
+        <w:br w:type="page"/>
       </w:r>
     </w:p>
     <w:p>
       <w:pPr>
-        <w:pStyle w:val="SmallNote"/>
-        <w:widowControl/>
-        <w:ind w:left="173"/>
-      </w:pPr>
-      <w:r>
-        <w:rPr>
-          <w:rFonts w:ascii="Arial" w:hAnsi="Arial"/>
-          <w:color w:val="141414"/>
-        </w:rPr>
-        <w:t>2. Data model</w:t>
+        <w:pStyle w:val="Heading1"/>
+        <w:keepNext/>
+        <w:keepNext/>
+      </w:pPr>
+      <w:r>
+        <w:t>Contents</w:t>
       </w:r>
     </w:p>
     <w:p>
       <w:pPr>
-        <w:pStyle w:val="SmallNote"/>
-        <w:widowControl/>
-        <w:ind w:left="173"/>
-      </w:pPr>
-      <w:r>
-        <w:rPr>
-          <w:rFonts w:ascii="Arial" w:hAnsi="Arial"/>
-          <w:color w:val="141414"/>
-        </w:rPr>
-        <w:t>3. Assumptions</w:t>
+        <w:pStyle w:val="ListBullet"/>
+      </w:pPr>
+      <w:r>
+        <w:t>1. Executive summary</w:t>
       </w:r>
     </w:p>
     <w:p>
       <w:pPr>
-        <w:pStyle w:val="SmallNote"/>
-        <w:widowControl/>
-        <w:ind w:left="173"/>
-      </w:pPr>
-      <w:r>
-        <w:rPr>
-          <w:rFonts w:ascii="Arial" w:hAnsi="Arial"/>
-          <w:color w:val="141414"/>
-        </w:rPr>
-        <w:t>4. Data quality issues found</w:t>
+        <w:pStyle w:val="ListBullet"/>
+      </w:pPr>
+      <w:r>
+        <w:t>2. Architecture</w:t>
       </w:r>
     </w:p>
     <w:p>
       <w:pPr>
-        <w:pStyle w:val="SmallNote"/>
-        <w:widowControl/>
-        <w:ind w:left="173"/>
-      </w:pPr>
-      <w:r>
-        <w:rPr>
-          <w:rFonts w:ascii="Arial" w:hAnsi="Arial"/>
-          <w:color w:val="141414"/>
-        </w:rPr>
-        <w:t>5. Data quality gate</w:t>
+        <w:pStyle w:val="ListBullet"/>
+      </w:pPr>
+      <w:r>
+        <w:t>3. Bronze ingestion and Auto Loader</w:t>
       </w:r>
     </w:p>
     <w:p>
       <w:pPr>
-        <w:pStyle w:val="SmallNote"/>
-        <w:widowControl/>
-        <w:ind w:left="173"/>
-      </w:pPr>
-      <w:r>
-        <w:rPr>
-          <w:rFonts w:ascii="Arial" w:hAnsi="Arial"/>
-          <w:color w:val="141414"/>
-        </w:rPr>
-        <w:t>6. Incremental processing</w:t>
+        <w:pStyle w:val="ListBullet"/>
+      </w:pPr>
+      <w:r>
+        <w:t>4. Silver cleaning and data quality findings</w:t>
       </w:r>
     </w:p>
     <w:p>
       <w:pPr>
-        <w:pStyle w:val="SmallNote"/>
-        <w:widowControl/>
-        <w:ind w:left="173"/>
-      </w:pPr>
-      <w:r>
-        <w:rPr>
-          <w:rFonts w:ascii="Arial" w:hAnsi="Arial"/>
-          <w:color w:val="141414"/>
-        </w:rPr>
-        <w:t>7. Power BI semantic model</w:t>
+        <w:pStyle w:val="ListBullet"/>
+      </w:pPr>
+      <w:r>
+        <w:t>5. Gold dimensional model</w:t>
       </w:r>
     </w:p>
     <w:p>
       <w:pPr>
-        <w:pStyle w:val="SmallNote"/>
-        <w:widowControl/>
-        <w:ind w:left="173"/>
-      </w:pPr>
-      <w:r>
-        <w:rPr>
-          <w:rFonts w:ascii="Arial" w:hAnsi="Arial"/>
-          <w:color w:val="141414"/>
-        </w:rPr>
-        <w:t>8. Power BI report</w:t>
+        <w:pStyle w:val="ListBullet"/>
+      </w:pPr>
+      <w:r>
+        <w:t>6. Orchestration, incremental loads, and the DQ gate</w:t>
       </w:r>
     </w:p>
     <w:p>
       <w:pPr>
-        <w:pStyle w:val="SmallNote"/>
-        <w:widowControl/>
-        <w:ind w:left="173"/>
-      </w:pPr>
-      <w:r>
-        <w:rPr>
-          <w:rFonts w:ascii="Arial" w:hAnsi="Arial"/>
-          <w:color w:val="141414"/>
-        </w:rPr>
-        <w:t>9. Performance</w:t>
+        <w:pStyle w:val="ListBullet"/>
+      </w:pPr>
+      <w:r>
+        <w:t>7. Power BI semantic model and report</w:t>
       </w:r>
     </w:p>
     <w:p>
       <w:pPr>
-        <w:pStyle w:val="SmallNote"/>
-        <w:widowControl/>
-        <w:ind w:left="173"/>
-      </w:pPr>
-      <w:r>
-        <w:rPr>
-          <w:rFonts w:ascii="Arial" w:hAnsi="Arial"/>
-          <w:color w:val="141414"/>
-        </w:rPr>
-        <w:t>10. Challenges and lessons learned</w:t>
+        <w:pStyle w:val="ListBullet"/>
+      </w:pPr>
+      <w:r>
+        <w:t>8. Performance work</w:t>
       </w:r>
     </w:p>
     <w:p>
       <w:pPr>
-        <w:widowControl/>
-      </w:pPr>
-      <w:r>
-        <w:rPr>
-          <w:rFonts w:ascii="Arial" w:hAnsi="Arial"/>
-          <w:color w:val="141414"/>
-        </w:rPr>
-        <w:br w:type="page"/>
+        <w:pStyle w:val="ListBullet"/>
+      </w:pPr>
+      <w:r>
+        <w:t>9. Bonus work</w:t>
       </w:r>
     </w:p>
     <w:p>
       <w:pPr>
-        <w:pStyle w:val="Heading1"/>
-        <w:widowControl/>
-      </w:pPr>
-      <w:r>
-        <w:rPr>
-          <w:rFonts w:ascii="Arial" w:hAnsi="Arial"/>
-          <w:color w:val="141414"/>
-        </w:rPr>
-        <w:t>1. Architecture</w:t>
+        <w:pStyle w:val="ListBullet"/>
+      </w:pPr>
+      <w:r>
+        <w:t>10. Challenges and lessons learned</w:t>
       </w:r>
     </w:p>
     <w:p>
       <w:pPr>
-        <w:widowControl/>
-      </w:pPr>
-      <w:r>
-        <w:rPr>
-          <w:rFonts w:ascii="Arial" w:hAnsi="Arial"/>
-          <w:color w:val="141414"/>
-          <w:sz w:val="20"/>
-        </w:rPr>
-        <w:t>The platform follows a medallion architecture on Databricks, using Unity Catalog for governance and Delta Lake for storage.</w:t>
+        <w:pStyle w:val="ListBullet"/>
+      </w:pPr>
+      <w:r>
+        <w:t>11. Reproducibility / runbook</w:t>
       </w:r>
     </w:p>
     <w:p>
       <w:pPr>
-        <w:widowControl/>
+        <w:pStyle w:val="ListBullet"/>
+      </w:pPr>
+      <w:r>
+        <w:t>12. Submission summary</w:t>
+      </w:r>
+    </w:p>
+    <w:p>
+      <w:r>
+        <w:br w:type="page"/>
+      </w:r>
+    </w:p>
+    <w:p>
+      <w:pPr>
+        <w:pStyle w:val="Heading1"/>
+        <w:keepNext/>
+        <w:keepNext/>
+      </w:pPr>
+      <w:r>
+        <w:t>1. Executive summary</w:t>
+      </w:r>
+    </w:p>
+    <w:p>
+      <w:r>
+        <w:t>This project implements an end-to-end analytical data platform for the Brazilian E-Commerce Public Dataset by Olist. Nine raw CSV files are ingested into a governed Databricks lakehouse, cleaned and validated through a medallion architecture, modeled into a multi-fact Gold layer, orchestrated with explicit dependencies and incremental controls, optimized with Delta operations, and served to Power BI.</w:t>
+      </w:r>
+    </w:p>
+    <w:p>
+      <w:r>
+        <w:t>The base solution covers Bronze, Silver, Gold, orchestration, incremental processing, data quality, a Power BI semantic model, a multi-page report, and backend performance optimization. Four bonus items are complete and one is partially implemented relative to the exact wording of the exercise:</w:t>
+      </w:r>
+    </w:p>
+    <w:p>
+      <w:pPr>
+        <w:pStyle w:val="ListBullet"/>
+      </w:pPr>
+      <w:r>
+        <w:t>Bonus 1 - Auto Loader / Structured Streaming: complete.</w:t>
+      </w:r>
+    </w:p>
+    <w:p>
+      <w:pPr>
+        <w:pStyle w:val="ListBullet"/>
+      </w:pPr>
+      <w:r>
+        <w:t>Bonus 2 - Databricks Asset Bundle + GitHub Actions CI validation: complete.</w:t>
+      </w:r>
+    </w:p>
+    <w:p>
+      <w:pPr>
+        <w:pStyle w:val="ListBullet"/>
+      </w:pPr>
+      <w:r>
+        <w:t>Bonus 3 - Unity Catalog lakehouse row-level security: complete.</w:t>
+      </w:r>
+    </w:p>
+    <w:p>
+      <w:pPr>
+        <w:pStyle w:val="ListBullet"/>
+      </w:pPr>
+      <w:r>
+        <w:t>Bonus 4 - Import + DirectQuery reports: implemented, but the formal refresh/query/model-size comparison was not performed.</w:t>
+      </w:r>
+    </w:p>
+    <w:p>
+      <w:pPr>
+        <w:pStyle w:val="ListBullet"/>
+      </w:pPr>
+      <w:r>
+        <w:t>Bonus 5 - ML delivery-delay output in Gold and Power BI: complete.</w:t>
+      </w:r>
+    </w:p>
+    <w:p>
+      <w:pPr>
+        <w:pStyle w:val="Heading1"/>
+        <w:keepNext/>
+        <w:keepNext/>
+      </w:pPr>
+      <w:r>
+        <w:t>2. Architecture</w:t>
+      </w:r>
+    </w:p>
+    <w:p>
+      <w:pPr>
         <w:jc w:val="center"/>
       </w:pPr>
       <w:r>
-        <w:rPr>
-          <w:rFonts w:ascii="Arial" w:hAnsi="Arial"/>
-          <w:color w:val="141414"/>
-        </w:rPr>
         <w:drawing>
           <wp:inline xmlns:a="http://schemas.openxmlformats.org/drawingml/2006/main" xmlns:pic="http://schemas.openxmlformats.org/drawingml/2006/picture">
-            <wp:extent cx="5029200" cy="5722014"/>
+            <wp:extent cx="6309360" cy="2171881"/>
             <wp:docPr id="1" name="Picture 1"/>
             <wp:cNvGraphicFramePr>
               <a:graphicFrameLocks noChangeAspect="1"/>
@@ -361,7 +453,7 @@
                     <pic:cNvPicPr/>
                   </pic:nvPicPr>
                   <pic:blipFill>
-                    <a:blip r:embed="rId10"/>
+                    <a:blip r:embed="rId11"/>
                     <a:stretch>
                       <a:fillRect/>
                     </a:stretch>
@@ -369,7 +461,7 @@
                   <pic:spPr>
                     <a:xfrm>
                       <a:off x="0" y="0"/>
-                      <a:ext cx="5029200" cy="5722014"/>
+                      <a:ext cx="6309360" cy="2171881"/>
                     </a:xfrm>
                     <a:prstGeom prst="rect"/>
                   </pic:spPr>
@@ -382,183 +474,1148 @@
     </w:p>
     <w:p>
       <w:pPr>
-        <w:pStyle w:val="SmallNote"/>
-        <w:widowControl/>
+        <w:spacing w:after="160"/>
         <w:jc w:val="center"/>
       </w:pPr>
       <w:r>
         <w:rPr>
-          <w:rFonts w:ascii="Arial" w:hAnsi="Arial"/>
-          <w:color w:val="141414"/>
+          <w:i/>
+          <w:color w:val="475569"/>
+          <w:sz w:val="17"/>
         </w:rPr>
-        <w:t>Figure 1. End-to-end lakehouse and reporting flow.</w:t>
+        <w:t>Figure 1. End-to-end Databricks lakehouse and reporting architecture.</w:t>
       </w:r>
     </w:p>
     <w:p>
-      <w:pPr>
-        <w:widowControl/>
-      </w:pPr>
-      <w:r>
-        <w:rPr>
-          <w:rFonts w:ascii="Arial" w:hAnsi="Arial"/>
-          <w:b/>
-          <w:color w:val="111827"/>
-          <w:sz w:val="20"/>
-        </w:rPr>
-        <w:t>Why layers.</w:t>
-      </w:r>
-      <w:r>
-        <w:rPr>
-          <w:rFonts w:ascii="Arial" w:hAnsi="Arial"/>
-          <w:color w:val="141414"/>
-          <w:sz w:val="20"/>
-        </w:rPr>
-        <w:t xml:space="preserve"> Bronze provides the audit trail, Silver centralizes data-quality and business-cleaning rules, and Gold exposes a reporting-ready dimensional model. Keeping these responsibilities separate avoids repeating transformations in Power BI and makes reconciliation back to the source possible.</w:t>
-      </w:r>
+      <w:r>
+        <w:t>The platform follows a medallion architecture with Unity Catalog governance and Delta Lake storage.</w:t>
+      </w:r>
+    </w:p>
+    <w:tbl>
+      <w:tblPr>
+        <w:tblW w:type="auto" w:w="0"/>
+        <w:jc w:val="center"/>
+        <w:tblLook w:firstColumn="1" w:firstRow="1" w:lastColumn="0" w:lastRow="0" w:noHBand="0" w:noVBand="1" w:val="04A0"/>
+      </w:tblPr>
+      <w:tblGrid>
+        <w:gridCol w:w="10224"/>
+      </w:tblGrid>
+      <w:tr>
+        <w:tc>
+          <w:tcPr>
+            <w:tcW w:type="dxa" w:w="10224"/>
+            <w:shd w:fill="F1F5F9"/>
+            <w:tcMar>
+              <w:top w:w="120" w:type="dxa"/>
+              <w:start w:w="140" w:type="dxa"/>
+              <w:bottom w:w="120" w:type="dxa"/>
+              <w:end w:w="140" w:type="dxa"/>
+            </w:tcMar>
+          </w:tcPr>
+          <w:p>
+            <w:pPr>
+              <w:spacing w:after="0"/>
+            </w:pPr>
+            <w:r>
+              <w:rPr>
+                <w:rFonts w:ascii="Liberation Mono" w:hAnsi="Liberation Mono"/>
+                <w:color w:val="1E293B"/>
+                <w:sz w:val="17"/>
+              </w:rPr>
+              <w:t>Kaggle CSVs</w:t>
+            </w:r>
+            <w:r>
+              <w:br/>
+            </w:r>
+            <w:r>
+              <w:rPr>
+                <w:rFonts w:ascii="Liberation Mono" w:hAnsi="Liberation Mono"/>
+                <w:color w:val="1E293B"/>
+                <w:sz w:val="17"/>
+              </w:rPr>
+              <w:t xml:space="preserve">    -&gt; Unity Catalog landing volume</w:t>
+            </w:r>
+            <w:r>
+              <w:br/>
+            </w:r>
+            <w:r>
+              <w:rPr>
+                <w:rFonts w:ascii="Liberation Mono" w:hAnsi="Liberation Mono"/>
+                <w:color w:val="1E293B"/>
+                <w:sz w:val="17"/>
+              </w:rPr>
+              <w:t xml:space="preserve">    -&gt; Bronze (Auto Loader + raw Delta + lineage metadata)</w:t>
+            </w:r>
+            <w:r>
+              <w:br/>
+            </w:r>
+            <w:r>
+              <w:rPr>
+                <w:rFonts w:ascii="Liberation Mono" w:hAnsi="Liberation Mono"/>
+                <w:color w:val="1E293B"/>
+                <w:sz w:val="17"/>
+              </w:rPr>
+              <w:t xml:space="preserve">    -&gt; Silver (typed, cleaned, deduplicated, validated, quarantine)</w:t>
+            </w:r>
+            <w:r>
+              <w:br/>
+            </w:r>
+            <w:r>
+              <w:rPr>
+                <w:rFonts w:ascii="Liberation Mono" w:hAnsi="Liberation Mono"/>
+                <w:color w:val="1E293B"/>
+                <w:sz w:val="17"/>
+              </w:rPr>
+              <w:t xml:space="preserve">    -&gt; Gold (facts, dimensions, aggregate)</w:t>
+            </w:r>
+            <w:r>
+              <w:br/>
+            </w:r>
+            <w:r>
+              <w:rPr>
+                <w:rFonts w:ascii="Liberation Mono" w:hAnsi="Liberation Mono"/>
+                <w:color w:val="1E293B"/>
+                <w:sz w:val="17"/>
+              </w:rPr>
+              <w:t xml:space="preserve">    -&gt; Databricks SQL Warehouse</w:t>
+            </w:r>
+            <w:r>
+              <w:br/>
+            </w:r>
+            <w:r>
+              <w:rPr>
+                <w:rFonts w:ascii="Liberation Mono" w:hAnsi="Liberation Mono"/>
+                <w:color w:val="1E293B"/>
+                <w:sz w:val="17"/>
+              </w:rPr>
+              <w:t xml:space="preserve">    -&gt; Power BI</w:t>
+            </w:r>
+            <w:r>
+              <w:br/>
+            </w:r>
+            <w:r>
+              <w:rPr>
+                <w:rFonts w:ascii="Liberation Mono" w:hAnsi="Liberation Mono"/>
+                <w:color w:val="1E293B"/>
+                <w:sz w:val="17"/>
+              </w:rPr>
+            </w:r>
+            <w:r>
+              <w:br/>
+            </w:r>
+            <w:r>
+              <w:rPr>
+                <w:rFonts w:ascii="Liberation Mono" w:hAnsi="Liberation Mono"/>
+                <w:color w:val="1E293B"/>
+                <w:sz w:val="17"/>
+              </w:rPr>
+              <w:t>Additional paths:</w:t>
+            </w:r>
+            <w:r>
+              <w:br/>
+            </w:r>
+            <w:r>
+              <w:rPr>
+                <w:rFonts w:ascii="Liberation Mono" w:hAnsi="Liberation Mono"/>
+                <w:color w:val="1E293B"/>
+                <w:sz w:val="17"/>
+              </w:rPr>
+              <w:t>Silver -&gt; ML feature engineering -&gt; Random Forest -&gt; Gold prediction table -&gt; Power BI</w:t>
+            </w:r>
+            <w:r>
+              <w:br/>
+            </w:r>
+            <w:r>
+              <w:rPr>
+                <w:rFonts w:ascii="Liberation Mono" w:hAnsi="Liberation Mono"/>
+                <w:color w:val="1E293B"/>
+                <w:sz w:val="17"/>
+              </w:rPr>
+              <w:t>Gold -&gt; Unity Catalog entitlement mapping / row filters -&gt; DirectQuery RLS demonstration</w:t>
+            </w:r>
+            <w:r>
+              <w:br/>
+            </w:r>
+            <w:r>
+              <w:rPr>
+                <w:rFonts w:ascii="Liberation Mono" w:hAnsi="Liberation Mono"/>
+                <w:color w:val="1E293B"/>
+                <w:sz w:val="17"/>
+              </w:rPr>
+              <w:t>GitHub -&gt; GitHub Actions -&gt; databricks bundle validate</w:t>
+            </w:r>
+          </w:p>
+        </w:tc>
+      </w:tr>
+    </w:tbl>
+    <w:p>
+      <w:pPr>
+        <w:spacing w:after="20"/>
+      </w:pPr>
     </w:p>
     <w:p>
       <w:pPr>
-        <w:widowControl/>
-      </w:pPr>
-      <w:r>
-        <w:rPr>
-          <w:rFonts w:ascii="Arial" w:hAnsi="Arial"/>
-          <w:b/>
-          <w:color w:val="111827"/>
-          <w:sz w:val="20"/>
-        </w:rPr>
-        <w:t>Storage and idempotency.</w:t>
-      </w:r>
-      <w:r>
-        <w:rPr>
-          <w:rFonts w:ascii="Arial" w:hAnsi="Arial"/>
-          <w:color w:val="141414"/>
-          <w:sz w:val="20"/>
-        </w:rPr>
-        <w:t xml:space="preserve"> Tables are stored in Delta Lake. Delta provides ACID transactions, schema-aware writes, MERGE support for incremental upserts, and time travel. Bronze ingestion is reproducible, and incremental fact loading is idempotent so rerunning an increment does not duplicate or double count records.</w:t>
+        <w:pStyle w:val="Heading2"/>
+        <w:keepNext/>
+        <w:keepNext/>
+      </w:pPr>
+      <w:r>
+        <w:t>2.1 Why the layers are separated</w:t>
       </w:r>
     </w:p>
     <w:p>
-      <w:pPr>
-        <w:widowControl/>
-      </w:pPr>
       <w:r>
         <w:rPr>
-          <w:rFonts w:ascii="Arial" w:hAnsi="Arial"/>
           <w:b/>
-          <w:color w:val="111827"/>
-          <w:sz w:val="20"/>
         </w:rPr>
-        <w:t>Governance.</w:t>
-      </w:r>
+        <w:t>Bronze</w:t>
+      </w:r>
+      <w:r>
+        <w:t xml:space="preserve"> is the source-aligned audit layer. It preserves the source values and adds lineage fields so every row can be traced to a source file and ingestion run.</w:t>
+      </w:r>
+    </w:p>
+    <w:p>
       <w:r>
         <w:rPr>
-          <w:rFonts w:ascii="Arial" w:hAnsi="Arial"/>
-          <w:color w:val="141414"/>
-          <w:sz w:val="20"/>
+          <w:b/>
         </w:rPr>
-        <w:t xml:space="preserve"> Unity Catalog provides the three-level namespace (</w:t>
-      </w:r>
+        <w:t>Silver</w:t>
+      </w:r>
+      <w:r>
+        <w:t xml:space="preserve"> is the trusted layer. Type enforcement, profiling, deduplication, category translation, geolocation resolution, delivery-funnel derivation, and quarantine rules live here so business logic is not repeated in every downstream consumer.</w:t>
+      </w:r>
+    </w:p>
+    <w:p>
       <w:r>
         <w:rPr>
-          <w:rFonts w:ascii="Courier New" w:hAnsi="Courier New"/>
-          <w:color w:val="1F2937"/>
+          <w:b/>
+        </w:rPr>
+        <w:t>Gold</w:t>
+      </w:r>
+      <w:r>
+        <w:t xml:space="preserve"> is the analytical serving layer. It exposes measures at their natural grain in a dimensional model, which keeps Power BI simple and prevents fan-out errors.</w:t>
+      </w:r>
+    </w:p>
+    <w:p>
+      <w:pPr>
+        <w:pStyle w:val="Heading2"/>
+        <w:keepNext/>
+        <w:keepNext/>
+      </w:pPr>
+      <w:r>
+        <w:t>2.2 Storage and governance</w:t>
+      </w:r>
+    </w:p>
+    <w:p>
+      <w:r>
+        <w:t xml:space="preserve">All lakehouse tables use Delta Lake. Delta provides transactional writes, schema-aware operations, </w:t>
+      </w:r>
+      <w:r>
+        <w:rPr>
+          <w:rFonts w:ascii="Liberation Mono" w:hAnsi="Liberation Mono"/>
+          <w:color w:val="334155"/>
+          <w:sz w:val="18"/>
+        </w:rPr>
+        <w:t>MERGE</w:t>
+      </w:r>
+      <w:r>
+        <w:t xml:space="preserve"> for idempotent incremental upserts, and support for optimization and data skipping.</w:t>
+      </w:r>
+    </w:p>
+    <w:p>
+      <w:r>
+        <w:t xml:space="preserve">Unity Catalog provides the three-level </w:t>
+      </w:r>
+      <w:r>
+        <w:rPr>
+          <w:rFonts w:ascii="Liberation Mono" w:hAnsi="Liberation Mono"/>
+          <w:color w:val="334155"/>
           <w:sz w:val="18"/>
         </w:rPr>
         <w:t>catalog.schema.table</w:t>
       </w:r>
       <w:r>
-        <w:rPr>
-          <w:rFonts w:ascii="Arial" w:hAnsi="Arial"/>
-          <w:color w:val="141414"/>
-          <w:sz w:val="20"/>
-        </w:rPr>
-        <w:t>) and a governed landing volume. Raw files are stored in the Unity Catalog volume rather than accessed through credentials embedded in notebooks.</w:t>
+        <w:t xml:space="preserve"> namespace, governed volumes, and the lakehouse security layer used for Bonus 3.</w:t>
       </w:r>
     </w:p>
     <w:p>
       <w:pPr>
-        <w:widowControl/>
-      </w:pPr>
-      <w:r>
-        <w:rPr>
-          <w:rFonts w:ascii="Arial" w:hAnsi="Arial"/>
-          <w:b/>
-          <w:color w:val="111827"/>
-          <w:sz w:val="20"/>
-        </w:rPr>
-        <w:t>Partitioning and optimization.</w:t>
-      </w:r>
-      <w:r>
-        <w:rPr>
-          <w:rFonts w:ascii="Arial" w:hAnsi="Arial"/>
-          <w:color w:val="141414"/>
-          <w:sz w:val="20"/>
-        </w:rPr>
-        <w:t xml:space="preserve"> The geolocation source is the largest input at roughly one million rows and is partitioned by state in Bronze. Gold fact tables are later compacted and optimized with Z-ORDER where appropriate.</w:t>
+        <w:pStyle w:val="Heading1"/>
+        <w:keepNext/>
+        <w:keepNext/>
+      </w:pPr>
+      <w:r>
+        <w:t>3. Bronze ingestion and Auto Loader</w:t>
       </w:r>
     </w:p>
     <w:p>
-      <w:pPr>
-        <w:widowControl/>
-      </w:pPr>
-      <w:r>
-        <w:rPr>
-          <w:rFonts w:ascii="Arial" w:hAnsi="Arial"/>
-          <w:b/>
-          <w:color w:val="111827"/>
-          <w:sz w:val="20"/>
-        </w:rPr>
-        <w:t>Orchestration.</w:t>
-      </w:r>
-      <w:r>
-        <w:rPr>
-          <w:rFonts w:ascii="Arial" w:hAnsi="Arial"/>
-          <w:color w:val="141414"/>
-          <w:sz w:val="20"/>
-        </w:rPr>
-        <w:t xml:space="preserve"> The pipeline is defined as an ordered job: Bronze -&gt; Silver -&gt; Gold -&gt; Data Quality. Downstream tasks wait for upstream layers to succeed.</w:t>
+      <w:r>
+        <w:t>The project ingests all nine source files. Bronze adds three metadata fields to every record:</w:t>
       </w:r>
     </w:p>
     <w:p>
       <w:pPr>
-        <w:pStyle w:val="Heading1"/>
-        <w:widowControl/>
+        <w:pStyle w:val="ListBullet"/>
       </w:pPr>
       <w:r>
         <w:rPr>
-          <w:rFonts w:ascii="Arial" w:hAnsi="Arial"/>
-          <w:color w:val="141414"/>
+          <w:rFonts w:ascii="Liberation Mono" w:hAnsi="Liberation Mono"/>
+          <w:color w:val="334155"/>
+          <w:sz w:val="18"/>
         </w:rPr>
-        <w:t>2. Data model</w:t>
+        <w:t>source_file</w:t>
       </w:r>
     </w:p>
     <w:p>
       <w:pPr>
-        <w:widowControl/>
+        <w:pStyle w:val="ListBullet"/>
       </w:pPr>
       <w:r>
         <w:rPr>
-          <w:rFonts w:ascii="Arial" w:hAnsi="Arial"/>
-          <w:color w:val="141414"/>
-          <w:sz w:val="20"/>
+          <w:rFonts w:ascii="Liberation Mono" w:hAnsi="Liberation Mono"/>
+          <w:color w:val="334155"/>
+          <w:sz w:val="18"/>
         </w:rPr>
-        <w:t>The Gold layer uses a dimensional model with three fact tables, five conformed dimensions, and one pre-aggregated reporting table. Each fact keeps its own business grain so measures are evaluated at the correct level.</w:t>
+        <w:t>ingestion_timestamp</w:t>
       </w:r>
     </w:p>
     <w:p>
       <w:pPr>
-        <w:widowControl/>
+        <w:pStyle w:val="ListBullet"/>
+      </w:pPr>
+      <w:r>
+        <w:rPr>
+          <w:rFonts w:ascii="Liberation Mono" w:hAnsi="Liberation Mono"/>
+          <w:color w:val="334155"/>
+          <w:sz w:val="18"/>
+        </w:rPr>
+        <w:t>batch_id</w:t>
+      </w:r>
+    </w:p>
+    <w:p>
+      <w:r>
+        <w:t>The final Bronze implementation uses Databricks Auto Loader (</w:t>
+      </w:r>
+      <w:r>
+        <w:rPr>
+          <w:rFonts w:ascii="Liberation Mono" w:hAnsi="Liberation Mono"/>
+          <w:color w:val="334155"/>
+          <w:sz w:val="18"/>
+        </w:rPr>
+        <w:t>cloudFiles</w:t>
+      </w:r>
+      <w:r>
+        <w:t xml:space="preserve">) rather than batch CSV reads. Each source has its own checkpoint under the control volume and runs with an </w:t>
+      </w:r>
+      <w:r>
+        <w:rPr>
+          <w:rFonts w:ascii="Liberation Mono" w:hAnsi="Liberation Mono"/>
+          <w:color w:val="334155"/>
+          <w:sz w:val="18"/>
+        </w:rPr>
+        <w:t>availableNow</w:t>
+      </w:r>
+      <w:r>
+        <w:t xml:space="preserve"> trigger, giving streaming semantics while allowing a bounded ingestion run to complete.</w:t>
+      </w:r>
+    </w:p>
+    <w:p>
+      <w:r>
+        <w:t>Special handling:</w:t>
+      </w:r>
+    </w:p>
+    <w:p>
+      <w:pPr>
+        <w:pStyle w:val="ListBullet"/>
+      </w:pPr>
+      <w:r>
+        <w:rPr>
+          <w:rFonts w:ascii="Liberation Mono" w:hAnsi="Liberation Mono"/>
+          <w:color w:val="334155"/>
+          <w:sz w:val="18"/>
+        </w:rPr>
+        <w:t>order_reviews</w:t>
+      </w:r>
+      <w:r>
+        <w:t xml:space="preserve"> uses multiline parsing because review comments can contain embedded newlines and quotes.</w:t>
+      </w:r>
+    </w:p>
+    <w:p>
+      <w:pPr>
+        <w:pStyle w:val="ListBullet"/>
+      </w:pPr>
+      <w:r>
+        <w:rPr>
+          <w:rFonts w:ascii="Liberation Mono" w:hAnsi="Liberation Mono"/>
+          <w:color w:val="334155"/>
+          <w:sz w:val="18"/>
+        </w:rPr>
+        <w:t>geolocation</w:t>
+      </w:r>
+      <w:r>
+        <w:t xml:space="preserve"> is partitioned by </w:t>
+      </w:r>
+      <w:r>
+        <w:rPr>
+          <w:rFonts w:ascii="Liberation Mono" w:hAnsi="Liberation Mono"/>
+          <w:color w:val="334155"/>
+          <w:sz w:val="18"/>
+        </w:rPr>
+        <w:t>geolocation_state</w:t>
+      </w:r>
+      <w:r>
+        <w:t>, the selected physical partitioning strategy for the largest source.</w:t>
+      </w:r>
+    </w:p>
+    <w:p>
+      <w:pPr>
+        <w:pStyle w:val="ListBullet"/>
+      </w:pPr>
+      <w:r>
+        <w:t>Explicit schemas are shared from the common schema notebook rather than inferred repeatedly.</w:t>
+      </w:r>
+    </w:p>
+    <w:p>
+      <w:pPr>
+        <w:pStyle w:val="Heading2"/>
+        <w:keepNext/>
+        <w:keepNext/>
+      </w:pPr>
+      <w:r>
+        <w:t>3.1 Final Bronze validation</w:t>
+      </w:r>
+    </w:p>
+    <w:tbl>
+      <w:tblPr>
+        <w:tblStyle w:val="TableGrid"/>
+        <w:tblW w:type="auto" w:w="0"/>
         <w:jc w:val="center"/>
-      </w:pPr>
+        <w:tblLayout w:type="autofit"/>
+        <w:tblLook w:firstColumn="1" w:firstRow="1" w:lastColumn="0" w:lastRow="0" w:noHBand="0" w:noVBand="1" w:val="04A0"/>
+      </w:tblPr>
+      <w:tblGrid>
+        <w:gridCol w:w="5112"/>
+        <w:gridCol w:w="5112"/>
+      </w:tblGrid>
+      <w:tr>
+        <w:tc>
+          <w:tcPr>
+            <w:tcW w:type="dxa" w:w="5112"/>
+            <w:vAlign w:val="center"/>
+            <w:tcMar>
+              <w:top w:w="80" w:type="dxa"/>
+              <w:start w:w="90" w:type="dxa"/>
+              <w:bottom w:w="80" w:type="dxa"/>
+              <w:end w:w="90" w:type="dxa"/>
+            </w:tcMar>
+            <w:shd w:fill="E2E8F0"/>
+          </w:tcPr>
+          <w:p>
+            <w:pPr>
+              <w:spacing w:after="0"/>
+            </w:pPr>
+            <w:r>
+              <w:rPr>
+                <w:b/>
+                <w:color w:val="0F172A"/>
+                <w:sz w:val="16"/>
+              </w:rPr>
+              <w:t>Bronze source</w:t>
+            </w:r>
+          </w:p>
+        </w:tc>
+        <w:tc>
+          <w:tcPr>
+            <w:tcW w:type="dxa" w:w="5112"/>
+            <w:vAlign w:val="center"/>
+            <w:tcMar>
+              <w:top w:w="80" w:type="dxa"/>
+              <w:start w:w="90" w:type="dxa"/>
+              <w:bottom w:w="80" w:type="dxa"/>
+              <w:end w:w="90" w:type="dxa"/>
+            </w:tcMar>
+            <w:shd w:fill="E2E8F0"/>
+          </w:tcPr>
+          <w:p>
+            <w:pPr>
+              <w:spacing w:after="0"/>
+            </w:pPr>
+            <w:r>
+              <w:rPr>
+                <w:b/>
+                <w:color w:val="0F172A"/>
+                <w:sz w:val="16"/>
+              </w:rPr>
+              <w:t>Rows</w:t>
+            </w:r>
+          </w:p>
+        </w:tc>
+      </w:tr>
+      <w:tr>
+        <w:tc>
+          <w:tcPr>
+            <w:tcW w:type="dxa" w:w="5112"/>
+            <w:vAlign w:val="center"/>
+            <w:tcMar>
+              <w:top w:w="80" w:type="dxa"/>
+              <w:start w:w="90" w:type="dxa"/>
+              <w:bottom w:w="80" w:type="dxa"/>
+              <w:end w:w="90" w:type="dxa"/>
+            </w:tcMar>
+          </w:tcPr>
+          <w:p>
+            <w:pPr>
+              <w:spacing w:after="0"/>
+            </w:pPr>
+            <w:r>
+              <w:rPr>
+                <w:sz w:val="16"/>
+              </w:rPr>
+              <w:t>orders</w:t>
+            </w:r>
+          </w:p>
+        </w:tc>
+        <w:tc>
+          <w:tcPr>
+            <w:tcW w:type="dxa" w:w="5112"/>
+            <w:vAlign w:val="center"/>
+            <w:tcMar>
+              <w:top w:w="80" w:type="dxa"/>
+              <w:start w:w="90" w:type="dxa"/>
+              <w:bottom w:w="80" w:type="dxa"/>
+              <w:end w:w="90" w:type="dxa"/>
+            </w:tcMar>
+          </w:tcPr>
+          <w:p>
+            <w:pPr>
+              <w:spacing w:after="0"/>
+            </w:pPr>
+            <w:r>
+              <w:rPr>
+                <w:sz w:val="16"/>
+              </w:rPr>
+              <w:t>99,441</w:t>
+            </w:r>
+          </w:p>
+        </w:tc>
+      </w:tr>
+      <w:tr>
+        <w:tc>
+          <w:tcPr>
+            <w:tcW w:type="dxa" w:w="5112"/>
+            <w:vAlign w:val="center"/>
+            <w:tcMar>
+              <w:top w:w="80" w:type="dxa"/>
+              <w:start w:w="90" w:type="dxa"/>
+              <w:bottom w:w="80" w:type="dxa"/>
+              <w:end w:w="90" w:type="dxa"/>
+            </w:tcMar>
+          </w:tcPr>
+          <w:p>
+            <w:pPr>
+              <w:spacing w:after="0"/>
+            </w:pPr>
+            <w:r>
+              <w:rPr>
+                <w:sz w:val="16"/>
+              </w:rPr>
+              <w:t>order_items</w:t>
+            </w:r>
+          </w:p>
+        </w:tc>
+        <w:tc>
+          <w:tcPr>
+            <w:tcW w:type="dxa" w:w="5112"/>
+            <w:vAlign w:val="center"/>
+            <w:tcMar>
+              <w:top w:w="80" w:type="dxa"/>
+              <w:start w:w="90" w:type="dxa"/>
+              <w:bottom w:w="80" w:type="dxa"/>
+              <w:end w:w="90" w:type="dxa"/>
+            </w:tcMar>
+          </w:tcPr>
+          <w:p>
+            <w:pPr>
+              <w:spacing w:after="0"/>
+            </w:pPr>
+            <w:r>
+              <w:rPr>
+                <w:sz w:val="16"/>
+              </w:rPr>
+              <w:t>112,650</w:t>
+            </w:r>
+          </w:p>
+        </w:tc>
+      </w:tr>
+      <w:tr>
+        <w:tc>
+          <w:tcPr>
+            <w:tcW w:type="dxa" w:w="5112"/>
+            <w:vAlign w:val="center"/>
+            <w:tcMar>
+              <w:top w:w="80" w:type="dxa"/>
+              <w:start w:w="90" w:type="dxa"/>
+              <w:bottom w:w="80" w:type="dxa"/>
+              <w:end w:w="90" w:type="dxa"/>
+            </w:tcMar>
+          </w:tcPr>
+          <w:p>
+            <w:pPr>
+              <w:spacing w:after="0"/>
+            </w:pPr>
+            <w:r>
+              <w:rPr>
+                <w:sz w:val="16"/>
+              </w:rPr>
+              <w:t>order_payments</w:t>
+            </w:r>
+          </w:p>
+        </w:tc>
+        <w:tc>
+          <w:tcPr>
+            <w:tcW w:type="dxa" w:w="5112"/>
+            <w:vAlign w:val="center"/>
+            <w:tcMar>
+              <w:top w:w="80" w:type="dxa"/>
+              <w:start w:w="90" w:type="dxa"/>
+              <w:bottom w:w="80" w:type="dxa"/>
+              <w:end w:w="90" w:type="dxa"/>
+            </w:tcMar>
+          </w:tcPr>
+          <w:p>
+            <w:pPr>
+              <w:spacing w:after="0"/>
+            </w:pPr>
+            <w:r>
+              <w:rPr>
+                <w:sz w:val="16"/>
+              </w:rPr>
+              <w:t>103,886</w:t>
+            </w:r>
+          </w:p>
+        </w:tc>
+      </w:tr>
+      <w:tr>
+        <w:tc>
+          <w:tcPr>
+            <w:tcW w:type="dxa" w:w="5112"/>
+            <w:vAlign w:val="center"/>
+            <w:tcMar>
+              <w:top w:w="80" w:type="dxa"/>
+              <w:start w:w="90" w:type="dxa"/>
+              <w:bottom w:w="80" w:type="dxa"/>
+              <w:end w:w="90" w:type="dxa"/>
+            </w:tcMar>
+          </w:tcPr>
+          <w:p>
+            <w:pPr>
+              <w:spacing w:after="0"/>
+            </w:pPr>
+            <w:r>
+              <w:rPr>
+                <w:sz w:val="16"/>
+              </w:rPr>
+              <w:t>order_reviews</w:t>
+            </w:r>
+          </w:p>
+        </w:tc>
+        <w:tc>
+          <w:tcPr>
+            <w:tcW w:type="dxa" w:w="5112"/>
+            <w:vAlign w:val="center"/>
+            <w:tcMar>
+              <w:top w:w="80" w:type="dxa"/>
+              <w:start w:w="90" w:type="dxa"/>
+              <w:bottom w:w="80" w:type="dxa"/>
+              <w:end w:w="90" w:type="dxa"/>
+            </w:tcMar>
+          </w:tcPr>
+          <w:p>
+            <w:pPr>
+              <w:spacing w:after="0"/>
+            </w:pPr>
+            <w:r>
+              <w:rPr>
+                <w:sz w:val="16"/>
+              </w:rPr>
+              <w:t>99,224</w:t>
+            </w:r>
+          </w:p>
+        </w:tc>
+      </w:tr>
+      <w:tr>
+        <w:tc>
+          <w:tcPr>
+            <w:tcW w:type="dxa" w:w="5112"/>
+            <w:vAlign w:val="center"/>
+            <w:tcMar>
+              <w:top w:w="80" w:type="dxa"/>
+              <w:start w:w="90" w:type="dxa"/>
+              <w:bottom w:w="80" w:type="dxa"/>
+              <w:end w:w="90" w:type="dxa"/>
+            </w:tcMar>
+          </w:tcPr>
+          <w:p>
+            <w:pPr>
+              <w:spacing w:after="0"/>
+            </w:pPr>
+            <w:r>
+              <w:rPr>
+                <w:sz w:val="16"/>
+              </w:rPr>
+              <w:t>customers</w:t>
+            </w:r>
+          </w:p>
+        </w:tc>
+        <w:tc>
+          <w:tcPr>
+            <w:tcW w:type="dxa" w:w="5112"/>
+            <w:vAlign w:val="center"/>
+            <w:tcMar>
+              <w:top w:w="80" w:type="dxa"/>
+              <w:start w:w="90" w:type="dxa"/>
+              <w:bottom w:w="80" w:type="dxa"/>
+              <w:end w:w="90" w:type="dxa"/>
+            </w:tcMar>
+          </w:tcPr>
+          <w:p>
+            <w:pPr>
+              <w:spacing w:after="0"/>
+            </w:pPr>
+            <w:r>
+              <w:rPr>
+                <w:sz w:val="16"/>
+              </w:rPr>
+              <w:t>99,441</w:t>
+            </w:r>
+          </w:p>
+        </w:tc>
+      </w:tr>
+      <w:tr>
+        <w:tc>
+          <w:tcPr>
+            <w:tcW w:type="dxa" w:w="5112"/>
+            <w:vAlign w:val="center"/>
+            <w:tcMar>
+              <w:top w:w="80" w:type="dxa"/>
+              <w:start w:w="90" w:type="dxa"/>
+              <w:bottom w:w="80" w:type="dxa"/>
+              <w:end w:w="90" w:type="dxa"/>
+            </w:tcMar>
+          </w:tcPr>
+          <w:p>
+            <w:pPr>
+              <w:spacing w:after="0"/>
+            </w:pPr>
+            <w:r>
+              <w:rPr>
+                <w:sz w:val="16"/>
+              </w:rPr>
+              <w:t>sellers</w:t>
+            </w:r>
+          </w:p>
+        </w:tc>
+        <w:tc>
+          <w:tcPr>
+            <w:tcW w:type="dxa" w:w="5112"/>
+            <w:vAlign w:val="center"/>
+            <w:tcMar>
+              <w:top w:w="80" w:type="dxa"/>
+              <w:start w:w="90" w:type="dxa"/>
+              <w:bottom w:w="80" w:type="dxa"/>
+              <w:end w:w="90" w:type="dxa"/>
+            </w:tcMar>
+          </w:tcPr>
+          <w:p>
+            <w:pPr>
+              <w:spacing w:after="0"/>
+            </w:pPr>
+            <w:r>
+              <w:rPr>
+                <w:sz w:val="16"/>
+              </w:rPr>
+              <w:t>3,095</w:t>
+            </w:r>
+          </w:p>
+        </w:tc>
+      </w:tr>
+      <w:tr>
+        <w:tc>
+          <w:tcPr>
+            <w:tcW w:type="dxa" w:w="5112"/>
+            <w:vAlign w:val="center"/>
+            <w:tcMar>
+              <w:top w:w="80" w:type="dxa"/>
+              <w:start w:w="90" w:type="dxa"/>
+              <w:bottom w:w="80" w:type="dxa"/>
+              <w:end w:w="90" w:type="dxa"/>
+            </w:tcMar>
+          </w:tcPr>
+          <w:p>
+            <w:pPr>
+              <w:spacing w:after="0"/>
+            </w:pPr>
+            <w:r>
+              <w:rPr>
+                <w:sz w:val="16"/>
+              </w:rPr>
+              <w:t>products</w:t>
+            </w:r>
+          </w:p>
+        </w:tc>
+        <w:tc>
+          <w:tcPr>
+            <w:tcW w:type="dxa" w:w="5112"/>
+            <w:vAlign w:val="center"/>
+            <w:tcMar>
+              <w:top w:w="80" w:type="dxa"/>
+              <w:start w:w="90" w:type="dxa"/>
+              <w:bottom w:w="80" w:type="dxa"/>
+              <w:end w:w="90" w:type="dxa"/>
+            </w:tcMar>
+          </w:tcPr>
+          <w:p>
+            <w:pPr>
+              <w:spacing w:after="0"/>
+            </w:pPr>
+            <w:r>
+              <w:rPr>
+                <w:sz w:val="16"/>
+              </w:rPr>
+              <w:t>32,951</w:t>
+            </w:r>
+          </w:p>
+        </w:tc>
+      </w:tr>
+      <w:tr>
+        <w:tc>
+          <w:tcPr>
+            <w:tcW w:type="dxa" w:w="5112"/>
+            <w:vAlign w:val="center"/>
+            <w:tcMar>
+              <w:top w:w="80" w:type="dxa"/>
+              <w:start w:w="90" w:type="dxa"/>
+              <w:bottom w:w="80" w:type="dxa"/>
+              <w:end w:w="90" w:type="dxa"/>
+            </w:tcMar>
+          </w:tcPr>
+          <w:p>
+            <w:pPr>
+              <w:spacing w:after="0"/>
+            </w:pPr>
+            <w:r>
+              <w:rPr>
+                <w:sz w:val="16"/>
+              </w:rPr>
+              <w:t>geolocation</w:t>
+            </w:r>
+          </w:p>
+        </w:tc>
+        <w:tc>
+          <w:tcPr>
+            <w:tcW w:type="dxa" w:w="5112"/>
+            <w:vAlign w:val="center"/>
+            <w:tcMar>
+              <w:top w:w="80" w:type="dxa"/>
+              <w:start w:w="90" w:type="dxa"/>
+              <w:bottom w:w="80" w:type="dxa"/>
+              <w:end w:w="90" w:type="dxa"/>
+            </w:tcMar>
+          </w:tcPr>
+          <w:p>
+            <w:pPr>
+              <w:spacing w:after="0"/>
+            </w:pPr>
+            <w:r>
+              <w:rPr>
+                <w:sz w:val="16"/>
+              </w:rPr>
+              <w:t>1,000,163</w:t>
+            </w:r>
+          </w:p>
+        </w:tc>
+      </w:tr>
+      <w:tr>
+        <w:tc>
+          <w:tcPr>
+            <w:tcW w:type="dxa" w:w="5112"/>
+            <w:vAlign w:val="center"/>
+            <w:tcMar>
+              <w:top w:w="80" w:type="dxa"/>
+              <w:start w:w="90" w:type="dxa"/>
+              <w:bottom w:w="80" w:type="dxa"/>
+              <w:end w:w="90" w:type="dxa"/>
+            </w:tcMar>
+          </w:tcPr>
+          <w:p>
+            <w:pPr>
+              <w:spacing w:after="0"/>
+            </w:pPr>
+            <w:r>
+              <w:rPr>
+                <w:sz w:val="16"/>
+              </w:rPr>
+              <w:t>category_tr</w:t>
+            </w:r>
+          </w:p>
+        </w:tc>
+        <w:tc>
+          <w:tcPr>
+            <w:tcW w:type="dxa" w:w="5112"/>
+            <w:vAlign w:val="center"/>
+            <w:tcMar>
+              <w:top w:w="80" w:type="dxa"/>
+              <w:start w:w="90" w:type="dxa"/>
+              <w:bottom w:w="80" w:type="dxa"/>
+              <w:end w:w="90" w:type="dxa"/>
+            </w:tcMar>
+          </w:tcPr>
+          <w:p>
+            <w:pPr>
+              <w:spacing w:after="0"/>
+            </w:pPr>
+            <w:r>
+              <w:rPr>
+                <w:sz w:val="16"/>
+              </w:rPr>
+              <w:t>71</w:t>
+            </w:r>
+          </w:p>
+        </w:tc>
+      </w:tr>
+    </w:tbl>
+    <w:p>
+      <w:pPr>
+        <w:spacing w:after="20"/>
+      </w:pPr>
+    </w:p>
+    <w:p>
+      <w:r>
+        <w:t xml:space="preserve">All nine sources were validated with </w:t>
+      </w:r>
       <w:r>
         <w:rPr>
-          <w:rFonts w:ascii="Arial" w:hAnsi="Arial"/>
-          <w:color w:val="141414"/>
+          <w:rFonts w:ascii="Liberation Mono" w:hAnsi="Liberation Mono"/>
+          <w:color w:val="334155"/>
+          <w:sz w:val="18"/>
         </w:rPr>
+        <w:t>metadata_nulls = 0</w:t>
+      </w:r>
+      <w:r>
+        <w:t xml:space="preserve">. Nine independent streaming checkpoint folders exist. </w:t>
+      </w:r>
+      <w:r>
+        <w:rPr>
+          <w:rFonts w:ascii="Liberation Mono" w:hAnsi="Liberation Mono"/>
+          <w:color w:val="334155"/>
+          <w:sz w:val="18"/>
+        </w:rPr>
+        <w:t>DESCRIBE DETAIL</w:t>
+      </w:r>
+      <w:r>
+        <w:t xml:space="preserve"> confirmed Delta storage and partitioning of Bronze geolocation by </w:t>
+      </w:r>
+      <w:r>
+        <w:rPr>
+          <w:rFonts w:ascii="Liberation Mono" w:hAnsi="Liberation Mono"/>
+          <w:color w:val="334155"/>
+          <w:sz w:val="18"/>
+        </w:rPr>
+        <w:t>geolocation_state</w:t>
+      </w:r>
+      <w:r>
+        <w:t>.</w:t>
+      </w:r>
+    </w:p>
+    <w:p>
+      <w:r>
+        <w:t>The Bronze runner executes all nine ingestion notebooks and completed successfully before Silver, Gold, and the final DQ gate were rerun.</w:t>
+      </w:r>
+    </w:p>
+    <w:p>
+      <w:pPr>
+        <w:pStyle w:val="Heading1"/>
+        <w:keepNext/>
+        <w:keepNext/>
+      </w:pPr>
+      <w:r>
+        <w:t>4. Silver cleaning and data quality findings</w:t>
+      </w:r>
+    </w:p>
+    <w:p>
+      <w:r>
+        <w:t>Every source is profiled for missing values, duplicates, and referential-integrity problems before the business cleaning rules are applied.</w:t>
+      </w:r>
+    </w:p>
+    <w:p>
+      <w:pPr>
+        <w:pStyle w:val="Heading2"/>
+        <w:keepNext/>
+        <w:keepNext/>
+      </w:pPr>
+      <w:r>
+        <w:t>4.1 Delivery funnel</w:t>
+      </w:r>
+    </w:p>
+    <w:p>
+      <w:r>
+        <w:t>Silver derives the delivery funnel centrally so all consumers use the same definitions:</w:t>
+      </w:r>
+    </w:p>
+    <w:p>
+      <w:pPr>
+        <w:pStyle w:val="ListBullet"/>
+      </w:pPr>
+      <w:r>
+        <w:t>approval time</w:t>
+      </w:r>
+    </w:p>
+    <w:p>
+      <w:pPr>
+        <w:pStyle w:val="ListBullet"/>
+      </w:pPr>
+      <w:r>
+        <w:t>handling time</w:t>
+      </w:r>
+    </w:p>
+    <w:p>
+      <w:pPr>
+        <w:pStyle w:val="ListBullet"/>
+      </w:pPr>
+      <w:r>
+        <w:t>shipping time</w:t>
+      </w:r>
+    </w:p>
+    <w:p>
+      <w:pPr>
+        <w:pStyle w:val="ListBullet"/>
+      </w:pPr>
+      <w:r>
+        <w:t>total delivery time</w:t>
+      </w:r>
+    </w:p>
+    <w:p>
+      <w:pPr>
+        <w:pStyle w:val="ListBullet"/>
+      </w:pPr>
+      <w:r>
+        <w:t>delivery variance against the estimated date</w:t>
+      </w:r>
+    </w:p>
+    <w:p>
+      <w:r>
+        <w:t>Orders that did not reach delivered status are retained. Delivery KPIs use only records where the relevant timestamps exist.</w:t>
+      </w:r>
+    </w:p>
+    <w:p>
+      <w:pPr>
+        <w:pStyle w:val="Heading2"/>
+        <w:keepNext/>
+        <w:keepNext/>
+      </w:pPr>
+      <w:r>
+        <w:t>4.2 Key source issues and handling</w:t>
+      </w:r>
+    </w:p>
+    <w:p>
+      <w:r>
+        <w:rPr>
+          <w:b/>
+        </w:rPr>
+        <w:t>Multiline review parsing.</w:t>
+      </w:r>
+      <w:r>
+        <w:t xml:space="preserve"> The review source initially exposed shifted values when read without multiline handling. Correct CSV parsing brought the Bronze count to the expected 99,224 source rows. Duplicate and invalid review records are handled downstream rather than silently dropped.</w:t>
+      </w:r>
+    </w:p>
+    <w:p>
+      <w:r>
+        <w:rPr>
+          <w:b/>
+        </w:rPr>
+        <w:t>Review duplicates / invalids.</w:t>
+      </w:r>
+      <w:r>
+        <w:t xml:space="preserve"> Duplicate review identifiers are resolved using a deterministic rule. Rows that fail required review rules are quarantined.</w:t>
+      </w:r>
+    </w:p>
+    <w:p>
+      <w:r>
+        <w:rPr>
+          <w:b/>
+        </w:rPr>
+        <w:t>Geolocation resolution.</w:t>
+      </w:r>
+      <w:r>
+        <w:t xml:space="preserve"> The roughly one-million-row geolocation source contains many rows per ZIP prefix and inconsistent city strings. Text normalization plus a deterministic per-ZIP resolution produces one reporting geography record per ZIP prefix.</w:t>
+      </w:r>
+    </w:p>
+    <w:p>
+      <w:r>
+        <w:rPr>
+          <w:b/>
+        </w:rPr>
+        <w:t>Malformed seller city.</w:t>
+      </w:r>
+      <w:r>
+        <w:t xml:space="preserve"> A numeric/ZIP-like seller city value is repaired from valid ZIP-based geography rather than discarded.</w:t>
+      </w:r>
+    </w:p>
+    <w:p>
+      <w:r>
+        <w:rPr>
+          <w:b/>
+        </w:rPr>
+        <w:t>Payments.</w:t>
+      </w:r>
+      <w:r>
+        <w:t xml:space="preserve"> Non-positive payment values are treated as invalid financial records and routed out of the trusted financial population.</w:t>
+      </w:r>
+    </w:p>
+    <w:p>
+      <w:r>
+        <w:rPr>
+          <w:b/>
+        </w:rPr>
+        <w:t>Products.</w:t>
+      </w:r>
+      <w:r>
+        <w:t xml:space="preserve"> Products with missing descriptive attributes are retained so valid sales are not understated; missing category values are represented as an explicit uncategorized group.</w:t>
+      </w:r>
+    </w:p>
+    <w:p>
+      <w:pPr>
+        <w:pStyle w:val="Heading2"/>
+        <w:keepNext/>
+        <w:keepNext/>
+      </w:pPr>
+      <w:r>
+        <w:t>4.3 Quarantine</w:t>
+      </w:r>
+    </w:p>
+    <w:p>
+      <w:r>
+        <w:t>Rows that fail business rules are routed to quarantine tables instead of being removed silently. This preserves auditability and allows the failure population to be reviewed independently of the trusted Silver model.</w:t>
+      </w:r>
+    </w:p>
+    <w:p>
+      <w:pPr>
+        <w:pStyle w:val="Heading1"/>
+        <w:keepNext/>
+        <w:keepNext/>
+      </w:pPr>
+      <w:r>
+        <w:t>5. Gold dimensional model</w:t>
+      </w:r>
+    </w:p>
+    <w:p>
+      <w:pPr>
+        <w:jc w:val="center"/>
+      </w:pPr>
+      <w:r>
         <w:drawing>
           <wp:inline xmlns:a="http://schemas.openxmlformats.org/drawingml/2006/main" xmlns:pic="http://schemas.openxmlformats.org/drawingml/2006/picture">
-            <wp:extent cx="5989320" cy="3851626"/>
+            <wp:extent cx="6035040" cy="3440537"/>
             <wp:docPr id="2" name="Picture 2"/>
             <wp:cNvGraphicFramePr>
               <a:graphicFrameLocks noChangeAspect="1"/>
@@ -567,11 +1624,11 @@
               <a:graphicData uri="http://schemas.openxmlformats.org/drawingml/2006/picture">
                 <pic:pic>
                   <pic:nvPicPr>
-                    <pic:cNvPr id="0" name="data_model.png"/>
+                    <pic:cNvPr id="0" name="gold_model.png"/>
                     <pic:cNvPicPr/>
                   </pic:nvPicPr>
                   <pic:blipFill>
-                    <a:blip r:embed="rId11"/>
+                    <a:blip r:embed="rId12"/>
                     <a:stretch>
                       <a:fillRect/>
                     </a:stretch>
@@ -579,7 +1636,7 @@
                   <pic:spPr>
                     <a:xfrm>
                       <a:off x="0" y="0"/>
-                      <a:ext cx="5989320" cy="3851626"/>
+                      <a:ext cx="6035040" cy="3440537"/>
                     </a:xfrm>
                     <a:prstGeom prst="rect"/>
                   </pic:spPr>
@@ -592,75 +1649,68 @@
     </w:p>
     <w:p>
       <w:pPr>
-        <w:pStyle w:val="SmallNote"/>
-        <w:widowControl/>
+        <w:spacing w:after="160"/>
         <w:jc w:val="center"/>
       </w:pPr>
       <w:r>
         <w:rPr>
-          <w:rFonts w:ascii="Arial" w:hAnsi="Arial"/>
-          <w:color w:val="141414"/>
+          <w:i/>
+          <w:color w:val="475569"/>
+          <w:sz w:val="17"/>
         </w:rPr>
-        <w:t>Figure 2. Multi-fact dimensional model with conformed dimensions.</w:t>
+        <w:t>Figure 2. Core Gold multi-fact dimensional model and Bonus 5 prediction output.</w:t>
       </w:r>
     </w:p>
     <w:p>
+      <w:r>
+        <w:t>The core Gold model contains three fact tables, five conformed dimensions, and one reporting aggregate. Bonus 5 adds a separate prediction table without changing the core facts.</w:t>
+      </w:r>
+    </w:p>
+    <w:p>
       <w:pPr>
         <w:pStyle w:val="Heading2"/>
-        <w:widowControl/>
-      </w:pPr>
-      <w:r>
-        <w:rPr>
-          <w:rFonts w:ascii="Arial" w:hAnsi="Arial"/>
-          <w:color w:val="141414"/>
-        </w:rPr>
-        <w:t>Fact tables</w:t>
+        <w:keepNext/>
+        <w:keepNext/>
+      </w:pPr>
+      <w:r>
+        <w:t>5.1 Fact grains</w:t>
       </w:r>
     </w:p>
     <w:tbl>
       <w:tblPr>
+        <w:tblStyle w:val="TableGrid"/>
         <w:tblW w:type="auto" w:w="0"/>
         <w:jc w:val="center"/>
         <w:tblLayout w:type="autofit"/>
         <w:tblLook w:firstColumn="1" w:firstRow="1" w:lastColumn="0" w:lastRow="0" w:noHBand="0" w:noVBand="1" w:val="04A0"/>
-        <w:tblBorders>
-          <w:top w:val="single" w:sz="6" w:color="D1D5DB"/>
-          <w:left w:val="single" w:sz="6" w:color="D1D5DB"/>
-          <w:bottom w:val="single" w:sz="6" w:color="D1D5DB"/>
-          <w:right w:val="single" w:sz="6" w:color="D1D5DB"/>
-          <w:insideH w:val="single" w:sz="6" w:color="D1D5DB"/>
-          <w:insideV w:val="single" w:sz="6" w:color="D1D5DB"/>
-        </w:tblBorders>
       </w:tblPr>
       <w:tblGrid>
-        <w:gridCol w:w="3221"/>
-        <w:gridCol w:w="3221"/>
-        <w:gridCol w:w="3221"/>
+        <w:gridCol w:w="3408"/>
+        <w:gridCol w:w="3408"/>
+        <w:gridCol w:w="3408"/>
       </w:tblGrid>
       <w:tr>
         <w:tc>
           <w:tcPr>
-            <w:tcW w:type="dxa" w:w="3221"/>
+            <w:tcW w:type="dxa" w:w="3408"/>
+            <w:vAlign w:val="center"/>
             <w:tcMar>
-              <w:top w:w="70" w:type="dxa"/>
+              <w:top w:w="80" w:type="dxa"/>
               <w:start w:w="90" w:type="dxa"/>
-              <w:bottom w:w="70" w:type="dxa"/>
+              <w:bottom w:w="80" w:type="dxa"/>
               <w:end w:w="90" w:type="dxa"/>
             </w:tcMar>
-            <w:shd w:fill="E5E7EB"/>
-            <w:vAlign w:val="center"/>
+            <w:shd w:fill="E2E8F0"/>
           </w:tcPr>
           <w:p>
             <w:pPr>
-              <w:widowControl/>
               <w:spacing w:after="0"/>
             </w:pPr>
             <w:r>
               <w:rPr>
-                <w:rFonts w:ascii="Arial" w:hAnsi="Arial"/>
                 <w:b/>
-                <w:color w:val="141414"/>
-                <w:sz w:val="17"/>
+                <w:color w:val="0F172A"/>
+                <w:sz w:val="16"/>
               </w:rPr>
               <w:t>Fact</w:t>
             </w:r>
@@ -668,27 +1718,25 @@
         </w:tc>
         <w:tc>
           <w:tcPr>
-            <w:tcW w:type="dxa" w:w="3221"/>
+            <w:tcW w:type="dxa" w:w="3408"/>
+            <w:vAlign w:val="center"/>
             <w:tcMar>
-              <w:top w:w="70" w:type="dxa"/>
+              <w:top w:w="80" w:type="dxa"/>
               <w:start w:w="90" w:type="dxa"/>
-              <w:bottom w:w="70" w:type="dxa"/>
+              <w:bottom w:w="80" w:type="dxa"/>
               <w:end w:w="90" w:type="dxa"/>
             </w:tcMar>
-            <w:shd w:fill="E5E7EB"/>
-            <w:vAlign w:val="center"/>
+            <w:shd w:fill="E2E8F0"/>
           </w:tcPr>
           <w:p>
             <w:pPr>
-              <w:widowControl/>
               <w:spacing w:after="0"/>
             </w:pPr>
             <w:r>
               <w:rPr>
-                <w:rFonts w:ascii="Arial" w:hAnsi="Arial"/>
                 <w:b/>
-                <w:color w:val="141414"/>
-                <w:sz w:val="17"/>
+                <w:color w:val="0F172A"/>
+                <w:sz w:val="16"/>
               </w:rPr>
               <w:t>Grain</w:t>
             </w:r>
@@ -696,29 +1744,27 @@
         </w:tc>
         <w:tc>
           <w:tcPr>
-            <w:tcW w:type="dxa" w:w="3221"/>
+            <w:tcW w:type="dxa" w:w="3408"/>
+            <w:vAlign w:val="center"/>
             <w:tcMar>
-              <w:top w:w="70" w:type="dxa"/>
+              <w:top w:w="80" w:type="dxa"/>
               <w:start w:w="90" w:type="dxa"/>
-              <w:bottom w:w="70" w:type="dxa"/>
+              <w:bottom w:w="80" w:type="dxa"/>
               <w:end w:w="90" w:type="dxa"/>
             </w:tcMar>
-            <w:shd w:fill="E5E7EB"/>
-            <w:vAlign w:val="center"/>
+            <w:shd w:fill="E2E8F0"/>
           </w:tcPr>
           <w:p>
             <w:pPr>
-              <w:widowControl/>
               <w:spacing w:after="0"/>
             </w:pPr>
             <w:r>
               <w:rPr>
-                <w:rFonts w:ascii="Arial" w:hAnsi="Arial"/>
                 <w:b/>
-                <w:color w:val="141414"/>
-                <w:sz w:val="17"/>
+                <w:color w:val="0F172A"/>
+                <w:sz w:val="16"/>
               </w:rPr>
-              <w:t>Main measures / attributes</w:t>
+              <w:t>Main content</w:t>
             </w:r>
           </w:p>
         </w:tc>
@@ -726,25 +1772,22 @@
       <w:tr>
         <w:tc>
           <w:tcPr>
-            <w:tcW w:type="dxa" w:w="3221"/>
+            <w:tcW w:type="dxa" w:w="3408"/>
+            <w:vAlign w:val="center"/>
             <w:tcMar>
-              <w:top w:w="70" w:type="dxa"/>
+              <w:top w:w="80" w:type="dxa"/>
               <w:start w:w="90" w:type="dxa"/>
-              <w:bottom w:w="70" w:type="dxa"/>
+              <w:bottom w:w="80" w:type="dxa"/>
               <w:end w:w="90" w:type="dxa"/>
             </w:tcMar>
-            <w:vAlign w:val="center"/>
           </w:tcPr>
           <w:p>
             <w:pPr>
-              <w:widowControl/>
               <w:spacing w:after="0"/>
             </w:pPr>
             <w:r>
               <w:rPr>
-                <w:rFonts w:ascii="Courier New" w:hAnsi="Courier New"/>
-                <w:color w:val="1F2937"/>
-                <w:sz w:val="17"/>
+                <w:sz w:val="16"/>
               </w:rPr>
               <w:t>fact_orders</w:t>
             </w:r>
@@ -752,25 +1795,22 @@
         </w:tc>
         <w:tc>
           <w:tcPr>
-            <w:tcW w:type="dxa" w:w="3221"/>
+            <w:tcW w:type="dxa" w:w="3408"/>
+            <w:vAlign w:val="center"/>
             <w:tcMar>
-              <w:top w:w="70" w:type="dxa"/>
+              <w:top w:w="80" w:type="dxa"/>
               <w:start w:w="90" w:type="dxa"/>
-              <w:bottom w:w="70" w:type="dxa"/>
+              <w:bottom w:w="80" w:type="dxa"/>
               <w:end w:w="90" w:type="dxa"/>
             </w:tcMar>
-            <w:vAlign w:val="center"/>
           </w:tcPr>
           <w:p>
             <w:pPr>
-              <w:widowControl/>
               <w:spacing w:after="0"/>
             </w:pPr>
             <w:r>
               <w:rPr>
-                <w:rFonts w:ascii="Arial" w:hAnsi="Arial"/>
-                <w:color w:val="141414"/>
-                <w:sz w:val="17"/>
+                <w:sz w:val="16"/>
               </w:rPr>
               <w:t>One row per order</w:t>
             </w:r>
@@ -778,27 +1818,24 @@
         </w:tc>
         <w:tc>
           <w:tcPr>
-            <w:tcW w:type="dxa" w:w="3221"/>
+            <w:tcW w:type="dxa" w:w="3408"/>
+            <w:vAlign w:val="center"/>
             <w:tcMar>
-              <w:top w:w="70" w:type="dxa"/>
+              <w:top w:w="80" w:type="dxa"/>
               <w:start w:w="90" w:type="dxa"/>
-              <w:bottom w:w="70" w:type="dxa"/>
+              <w:bottom w:w="80" w:type="dxa"/>
               <w:end w:w="90" w:type="dxa"/>
             </w:tcMar>
-            <w:vAlign w:val="center"/>
           </w:tcPr>
           <w:p>
             <w:pPr>
-              <w:widowControl/>
               <w:spacing w:after="0"/>
             </w:pPr>
             <w:r>
               <w:rPr>
-                <w:rFonts w:ascii="Arial" w:hAnsi="Arial"/>
-                <w:color w:val="141414"/>
-                <w:sz w:val="17"/>
+                <w:sz w:val="16"/>
               </w:rPr>
-              <w:t>Review score, delivery funnel times, on-time flag, order status</w:t>
+              <w:t>status, review score, delivery funnel metrics, on-time flag</w:t>
             </w:r>
           </w:p>
         </w:tc>
@@ -806,25 +1843,22 @@
       <w:tr>
         <w:tc>
           <w:tcPr>
-            <w:tcW w:type="dxa" w:w="3221"/>
+            <w:tcW w:type="dxa" w:w="3408"/>
+            <w:vAlign w:val="center"/>
             <w:tcMar>
-              <w:top w:w="70" w:type="dxa"/>
+              <w:top w:w="80" w:type="dxa"/>
               <w:start w:w="90" w:type="dxa"/>
-              <w:bottom w:w="70" w:type="dxa"/>
+              <w:bottom w:w="80" w:type="dxa"/>
               <w:end w:w="90" w:type="dxa"/>
             </w:tcMar>
-            <w:vAlign w:val="center"/>
           </w:tcPr>
           <w:p>
             <w:pPr>
-              <w:widowControl/>
               <w:spacing w:after="0"/>
             </w:pPr>
             <w:r>
               <w:rPr>
-                <w:rFonts w:ascii="Courier New" w:hAnsi="Courier New"/>
-                <w:color w:val="1F2937"/>
-                <w:sz w:val="17"/>
+                <w:sz w:val="16"/>
               </w:rPr>
               <w:t>fact_order_items</w:t>
             </w:r>
@@ -832,25 +1866,22 @@
         </w:tc>
         <w:tc>
           <w:tcPr>
-            <w:tcW w:type="dxa" w:w="3221"/>
+            <w:tcW w:type="dxa" w:w="3408"/>
+            <w:vAlign w:val="center"/>
             <w:tcMar>
-              <w:top w:w="70" w:type="dxa"/>
+              <w:top w:w="80" w:type="dxa"/>
               <w:start w:w="90" w:type="dxa"/>
-              <w:bottom w:w="70" w:type="dxa"/>
+              <w:bottom w:w="80" w:type="dxa"/>
               <w:end w:w="90" w:type="dxa"/>
             </w:tcMar>
-            <w:vAlign w:val="center"/>
           </w:tcPr>
           <w:p>
             <w:pPr>
-              <w:widowControl/>
               <w:spacing w:after="0"/>
             </w:pPr>
             <w:r>
               <w:rPr>
-                <w:rFonts w:ascii="Arial" w:hAnsi="Arial"/>
-                <w:color w:val="141414"/>
-                <w:sz w:val="17"/>
+                <w:sz w:val="16"/>
               </w:rPr>
               <w:t>One row per line item</w:t>
             </w:r>
@@ -858,27 +1889,24 @@
         </w:tc>
         <w:tc>
           <w:tcPr>
-            <w:tcW w:type="dxa" w:w="3221"/>
+            <w:tcW w:type="dxa" w:w="3408"/>
+            <w:vAlign w:val="center"/>
             <w:tcMar>
-              <w:top w:w="70" w:type="dxa"/>
+              <w:top w:w="80" w:type="dxa"/>
               <w:start w:w="90" w:type="dxa"/>
-              <w:bottom w:w="70" w:type="dxa"/>
+              <w:bottom w:w="80" w:type="dxa"/>
               <w:end w:w="90" w:type="dxa"/>
             </w:tcMar>
-            <w:vAlign w:val="center"/>
           </w:tcPr>
           <w:p>
             <w:pPr>
-              <w:widowControl/>
               <w:spacing w:after="0"/>
             </w:pPr>
             <w:r>
               <w:rPr>
-                <w:rFonts w:ascii="Arial" w:hAnsi="Arial"/>
-                <w:color w:val="141414"/>
-                <w:sz w:val="17"/>
+                <w:sz w:val="16"/>
               </w:rPr>
-              <w:t>Item price, freight value</w:t>
+              <w:t>item price, freight value, product and seller keys</w:t>
             </w:r>
           </w:p>
         </w:tc>
@@ -886,25 +1914,22 @@
       <w:tr>
         <w:tc>
           <w:tcPr>
-            <w:tcW w:type="dxa" w:w="3221"/>
+            <w:tcW w:type="dxa" w:w="3408"/>
+            <w:vAlign w:val="center"/>
             <w:tcMar>
-              <w:top w:w="70" w:type="dxa"/>
+              <w:top w:w="80" w:type="dxa"/>
               <w:start w:w="90" w:type="dxa"/>
-              <w:bottom w:w="70" w:type="dxa"/>
+              <w:bottom w:w="80" w:type="dxa"/>
               <w:end w:w="90" w:type="dxa"/>
             </w:tcMar>
-            <w:vAlign w:val="center"/>
           </w:tcPr>
           <w:p>
             <w:pPr>
-              <w:widowControl/>
               <w:spacing w:after="0"/>
             </w:pPr>
             <w:r>
               <w:rPr>
-                <w:rFonts w:ascii="Courier New" w:hAnsi="Courier New"/>
-                <w:color w:val="1F2937"/>
-                <w:sz w:val="17"/>
+                <w:sz w:val="16"/>
               </w:rPr>
               <w:t>fact_payments</w:t>
             </w:r>
@@ -912,25 +1937,22 @@
         </w:tc>
         <w:tc>
           <w:tcPr>
-            <w:tcW w:type="dxa" w:w="3221"/>
+            <w:tcW w:type="dxa" w:w="3408"/>
+            <w:vAlign w:val="center"/>
             <w:tcMar>
-              <w:top w:w="70" w:type="dxa"/>
+              <w:top w:w="80" w:type="dxa"/>
               <w:start w:w="90" w:type="dxa"/>
-              <w:bottom w:w="70" w:type="dxa"/>
+              <w:bottom w:w="80" w:type="dxa"/>
               <w:end w:w="90" w:type="dxa"/>
             </w:tcMar>
-            <w:vAlign w:val="center"/>
           </w:tcPr>
           <w:p>
             <w:pPr>
-              <w:widowControl/>
               <w:spacing w:after="0"/>
             </w:pPr>
             <w:r>
               <w:rPr>
-                <w:rFonts w:ascii="Arial" w:hAnsi="Arial"/>
-                <w:color w:val="141414"/>
-                <w:sz w:val="17"/>
+                <w:sz w:val="16"/>
               </w:rPr>
               <w:t>One row per payment</w:t>
             </w:r>
@@ -938,27 +1960,24 @@
         </w:tc>
         <w:tc>
           <w:tcPr>
-            <w:tcW w:type="dxa" w:w="3221"/>
+            <w:tcW w:type="dxa" w:w="3408"/>
+            <w:vAlign w:val="center"/>
             <w:tcMar>
-              <w:top w:w="70" w:type="dxa"/>
+              <w:top w:w="80" w:type="dxa"/>
               <w:start w:w="90" w:type="dxa"/>
-              <w:bottom w:w="70" w:type="dxa"/>
+              <w:bottom w:w="80" w:type="dxa"/>
               <w:end w:w="90" w:type="dxa"/>
             </w:tcMar>
-            <w:vAlign w:val="center"/>
           </w:tcPr>
           <w:p>
             <w:pPr>
-              <w:widowControl/>
               <w:spacing w:after="0"/>
             </w:pPr>
             <w:r>
               <w:rPr>
-                <w:rFonts w:ascii="Arial" w:hAnsi="Arial"/>
-                <w:color w:val="141414"/>
-                <w:sz w:val="17"/>
+                <w:sz w:val="16"/>
               </w:rPr>
-              <w:t>Payment value, payment type, instalments</w:t>
+              <w:t>payment value, type, instalments</w:t>
             </w:r>
           </w:p>
         </w:tc>
@@ -966,66 +1985,54 @@
     </w:tbl>
     <w:p>
       <w:pPr>
-        <w:widowControl/>
+        <w:spacing w:after="20"/>
       </w:pPr>
     </w:p>
     <w:p>
       <w:pPr>
         <w:pStyle w:val="Heading2"/>
-        <w:widowControl/>
-      </w:pPr>
-      <w:r>
-        <w:rPr>
-          <w:rFonts w:ascii="Arial" w:hAnsi="Arial"/>
-          <w:color w:val="141414"/>
-        </w:rPr>
-        <w:t>Dimensions</w:t>
+        <w:keepNext/>
+        <w:keepNext/>
+      </w:pPr>
+      <w:r>
+        <w:t>5.2 Dimensions</w:t>
       </w:r>
     </w:p>
     <w:tbl>
       <w:tblPr>
+        <w:tblStyle w:val="TableGrid"/>
         <w:tblW w:type="auto" w:w="0"/>
         <w:jc w:val="center"/>
         <w:tblLayout w:type="autofit"/>
         <w:tblLook w:firstColumn="1" w:firstRow="1" w:lastColumn="0" w:lastRow="0" w:noHBand="0" w:noVBand="1" w:val="04A0"/>
-        <w:tblBorders>
-          <w:top w:val="single" w:sz="6" w:color="D1D5DB"/>
-          <w:left w:val="single" w:sz="6" w:color="D1D5DB"/>
-          <w:bottom w:val="single" w:sz="6" w:color="D1D5DB"/>
-          <w:right w:val="single" w:sz="6" w:color="D1D5DB"/>
-          <w:insideH w:val="single" w:sz="6" w:color="D1D5DB"/>
-          <w:insideV w:val="single" w:sz="6" w:color="D1D5DB"/>
-        </w:tblBorders>
       </w:tblPr>
       <w:tblGrid>
-        <w:gridCol w:w="3221"/>
-        <w:gridCol w:w="3221"/>
-        <w:gridCol w:w="3221"/>
+        <w:gridCol w:w="3408"/>
+        <w:gridCol w:w="3408"/>
+        <w:gridCol w:w="3408"/>
       </w:tblGrid>
       <w:tr>
         <w:tc>
           <w:tcPr>
-            <w:tcW w:type="dxa" w:w="3221"/>
+            <w:tcW w:type="dxa" w:w="3408"/>
+            <w:vAlign w:val="center"/>
             <w:tcMar>
-              <w:top w:w="70" w:type="dxa"/>
+              <w:top w:w="80" w:type="dxa"/>
               <w:start w:w="90" w:type="dxa"/>
-              <w:bottom w:w="70" w:type="dxa"/>
+              <w:bottom w:w="80" w:type="dxa"/>
               <w:end w:w="90" w:type="dxa"/>
             </w:tcMar>
-            <w:shd w:fill="E5E7EB"/>
-            <w:vAlign w:val="center"/>
+            <w:shd w:fill="E2E8F0"/>
           </w:tcPr>
           <w:p>
             <w:pPr>
-              <w:widowControl/>
               <w:spacing w:after="0"/>
             </w:pPr>
             <w:r>
               <w:rPr>
-                <w:rFonts w:ascii="Arial" w:hAnsi="Arial"/>
                 <w:b/>
-                <w:color w:val="141414"/>
-                <w:sz w:val="17"/>
+                <w:color w:val="0F172A"/>
+                <w:sz w:val="16"/>
               </w:rPr>
               <w:t>Dimension</w:t>
             </w:r>
@@ -1033,57 +2040,53 @@
         </w:tc>
         <w:tc>
           <w:tcPr>
-            <w:tcW w:type="dxa" w:w="3221"/>
+            <w:tcW w:type="dxa" w:w="3408"/>
+            <w:vAlign w:val="center"/>
             <w:tcMar>
-              <w:top w:w="70" w:type="dxa"/>
+              <w:top w:w="80" w:type="dxa"/>
               <w:start w:w="90" w:type="dxa"/>
-              <w:bottom w:w="70" w:type="dxa"/>
+              <w:bottom w:w="80" w:type="dxa"/>
               <w:end w:w="90" w:type="dxa"/>
             </w:tcMar>
-            <w:shd w:fill="E5E7EB"/>
-            <w:vAlign w:val="center"/>
+            <w:shd w:fill="E2E8F0"/>
           </w:tcPr>
           <w:p>
             <w:pPr>
-              <w:widowControl/>
               <w:spacing w:after="0"/>
             </w:pPr>
             <w:r>
               <w:rPr>
-                <w:rFonts w:ascii="Arial" w:hAnsi="Arial"/>
                 <w:b/>
-                <w:color w:val="141414"/>
-                <w:sz w:val="17"/>
+                <w:color w:val="0F172A"/>
+                <w:sz w:val="16"/>
               </w:rPr>
-              <w:t>Key</w:t>
+              <w:t>Business key</w:t>
             </w:r>
           </w:p>
         </w:tc>
         <w:tc>
           <w:tcPr>
-            <w:tcW w:type="dxa" w:w="3221"/>
+            <w:tcW w:type="dxa" w:w="3408"/>
+            <w:vAlign w:val="center"/>
             <w:tcMar>
-              <w:top w:w="70" w:type="dxa"/>
+              <w:top w:w="80" w:type="dxa"/>
               <w:start w:w="90" w:type="dxa"/>
-              <w:bottom w:w="70" w:type="dxa"/>
+              <w:bottom w:w="80" w:type="dxa"/>
               <w:end w:w="90" w:type="dxa"/>
             </w:tcMar>
-            <w:shd w:fill="E5E7EB"/>
-            <w:vAlign w:val="center"/>
+            <w:shd w:fill="E2E8F0"/>
           </w:tcPr>
           <w:p>
             <w:pPr>
-              <w:widowControl/>
               <w:spacing w:after="0"/>
             </w:pPr>
             <w:r>
               <w:rPr>
-                <w:rFonts w:ascii="Arial" w:hAnsi="Arial"/>
                 <w:b/>
-                <w:color w:val="141414"/>
-                <w:sz w:val="17"/>
+                <w:color w:val="0F172A"/>
+                <w:sz w:val="16"/>
               </w:rPr>
-              <w:t>Notes</w:t>
+              <w:t>Purpose</w:t>
             </w:r>
           </w:p>
         </w:tc>
@@ -1091,25 +2094,22 @@
       <w:tr>
         <w:tc>
           <w:tcPr>
-            <w:tcW w:type="dxa" w:w="3221"/>
+            <w:tcW w:type="dxa" w:w="3408"/>
+            <w:vAlign w:val="center"/>
             <w:tcMar>
-              <w:top w:w="70" w:type="dxa"/>
+              <w:top w:w="80" w:type="dxa"/>
               <w:start w:w="90" w:type="dxa"/>
-              <w:bottom w:w="70" w:type="dxa"/>
+              <w:bottom w:w="80" w:type="dxa"/>
               <w:end w:w="90" w:type="dxa"/>
             </w:tcMar>
-            <w:vAlign w:val="center"/>
           </w:tcPr>
           <w:p>
             <w:pPr>
-              <w:widowControl/>
               <w:spacing w:after="0"/>
             </w:pPr>
             <w:r>
               <w:rPr>
-                <w:rFonts w:ascii="Courier New" w:hAnsi="Courier New"/>
-                <w:color w:val="1F2937"/>
-                <w:sz w:val="17"/>
+                <w:sz w:val="16"/>
               </w:rPr>
               <w:t>dim_customer</w:t>
             </w:r>
@@ -1117,25 +2117,22 @@
         </w:tc>
         <w:tc>
           <w:tcPr>
-            <w:tcW w:type="dxa" w:w="3221"/>
+            <w:tcW w:type="dxa" w:w="3408"/>
+            <w:vAlign w:val="center"/>
             <w:tcMar>
-              <w:top w:w="70" w:type="dxa"/>
+              <w:top w:w="80" w:type="dxa"/>
               <w:start w:w="90" w:type="dxa"/>
-              <w:bottom w:w="70" w:type="dxa"/>
+              <w:bottom w:w="80" w:type="dxa"/>
               <w:end w:w="90" w:type="dxa"/>
             </w:tcMar>
-            <w:vAlign w:val="center"/>
           </w:tcPr>
           <w:p>
             <w:pPr>
-              <w:widowControl/>
               <w:spacing w:after="0"/>
             </w:pPr>
             <w:r>
               <w:rPr>
-                <w:rFonts w:ascii="Courier New" w:hAnsi="Courier New"/>
-                <w:color w:val="1F2937"/>
-                <w:sz w:val="17"/>
+                <w:sz w:val="16"/>
               </w:rPr>
               <w:t>customer_unique_id</w:t>
             </w:r>
@@ -1143,25 +2140,22 @@
         </w:tc>
         <w:tc>
           <w:tcPr>
-            <w:tcW w:type="dxa" w:w="3221"/>
+            <w:tcW w:type="dxa" w:w="3408"/>
+            <w:vAlign w:val="center"/>
             <w:tcMar>
-              <w:top w:w="70" w:type="dxa"/>
+              <w:top w:w="80" w:type="dxa"/>
               <w:start w:w="90" w:type="dxa"/>
-              <w:bottom w:w="70" w:type="dxa"/>
+              <w:bottom w:w="80" w:type="dxa"/>
               <w:end w:w="90" w:type="dxa"/>
             </w:tcMar>
-            <w:vAlign w:val="center"/>
           </w:tcPr>
           <w:p>
             <w:pPr>
-              <w:widowControl/>
               <w:spacing w:after="0"/>
             </w:pPr>
             <w:r>
               <w:rPr>
-                <w:rFonts w:ascii="Arial" w:hAnsi="Arial"/>
-                <w:color w:val="141414"/>
-                <w:sz w:val="17"/>
+                <w:sz w:val="16"/>
               </w:rPr>
               <w:t>Represents the real customer across multiple orders</w:t>
             </w:r>
@@ -1171,25 +2165,22 @@
       <w:tr>
         <w:tc>
           <w:tcPr>
-            <w:tcW w:type="dxa" w:w="3221"/>
+            <w:tcW w:type="dxa" w:w="3408"/>
+            <w:vAlign w:val="center"/>
             <w:tcMar>
-              <w:top w:w="70" w:type="dxa"/>
+              <w:top w:w="80" w:type="dxa"/>
               <w:start w:w="90" w:type="dxa"/>
-              <w:bottom w:w="70" w:type="dxa"/>
+              <w:bottom w:w="80" w:type="dxa"/>
               <w:end w:w="90" w:type="dxa"/>
             </w:tcMar>
-            <w:vAlign w:val="center"/>
           </w:tcPr>
           <w:p>
             <w:pPr>
-              <w:widowControl/>
               <w:spacing w:after="0"/>
             </w:pPr>
             <w:r>
               <w:rPr>
-                <w:rFonts w:ascii="Courier New" w:hAnsi="Courier New"/>
-                <w:color w:val="1F2937"/>
-                <w:sz w:val="17"/>
+                <w:sz w:val="16"/>
               </w:rPr>
               <w:t>dim_product</w:t>
             </w:r>
@@ -1197,25 +2188,22 @@
         </w:tc>
         <w:tc>
           <w:tcPr>
-            <w:tcW w:type="dxa" w:w="3221"/>
+            <w:tcW w:type="dxa" w:w="3408"/>
+            <w:vAlign w:val="center"/>
             <w:tcMar>
-              <w:top w:w="70" w:type="dxa"/>
+              <w:top w:w="80" w:type="dxa"/>
               <w:start w:w="90" w:type="dxa"/>
-              <w:bottom w:w="70" w:type="dxa"/>
+              <w:bottom w:w="80" w:type="dxa"/>
               <w:end w:w="90" w:type="dxa"/>
             </w:tcMar>
-            <w:vAlign w:val="center"/>
           </w:tcPr>
           <w:p>
             <w:pPr>
-              <w:widowControl/>
               <w:spacing w:after="0"/>
             </w:pPr>
             <w:r>
               <w:rPr>
-                <w:rFonts w:ascii="Courier New" w:hAnsi="Courier New"/>
-                <w:color w:val="1F2937"/>
-                <w:sz w:val="17"/>
+                <w:sz w:val="16"/>
               </w:rPr>
               <w:t>product_id</w:t>
             </w:r>
@@ -1223,25 +2211,22 @@
         </w:tc>
         <w:tc>
           <w:tcPr>
-            <w:tcW w:type="dxa" w:w="3221"/>
+            <w:tcW w:type="dxa" w:w="3408"/>
+            <w:vAlign w:val="center"/>
             <w:tcMar>
-              <w:top w:w="70" w:type="dxa"/>
+              <w:top w:w="80" w:type="dxa"/>
               <w:start w:w="90" w:type="dxa"/>
-              <w:bottom w:w="70" w:type="dxa"/>
+              <w:bottom w:w="80" w:type="dxa"/>
               <w:end w:w="90" w:type="dxa"/>
             </w:tcMar>
-            <w:vAlign w:val="center"/>
           </w:tcPr>
           <w:p>
             <w:pPr>
-              <w:widowControl/>
               <w:spacing w:after="0"/>
             </w:pPr>
             <w:r>
               <w:rPr>
-                <w:rFonts w:ascii="Arial" w:hAnsi="Arial"/>
-                <w:color w:val="141414"/>
-                <w:sz w:val="17"/>
+                <w:sz w:val="16"/>
               </w:rPr>
               <w:t>English category and product attributes</w:t>
             </w:r>
@@ -1251,25 +2236,22 @@
       <w:tr>
         <w:tc>
           <w:tcPr>
-            <w:tcW w:type="dxa" w:w="3221"/>
+            <w:tcW w:type="dxa" w:w="3408"/>
+            <w:vAlign w:val="center"/>
             <w:tcMar>
-              <w:top w:w="70" w:type="dxa"/>
+              <w:top w:w="80" w:type="dxa"/>
               <w:start w:w="90" w:type="dxa"/>
-              <w:bottom w:w="70" w:type="dxa"/>
+              <w:bottom w:w="80" w:type="dxa"/>
               <w:end w:w="90" w:type="dxa"/>
             </w:tcMar>
-            <w:vAlign w:val="center"/>
           </w:tcPr>
           <w:p>
             <w:pPr>
-              <w:widowControl/>
               <w:spacing w:after="0"/>
             </w:pPr>
             <w:r>
               <w:rPr>
-                <w:rFonts w:ascii="Courier New" w:hAnsi="Courier New"/>
-                <w:color w:val="1F2937"/>
-                <w:sz w:val="17"/>
+                <w:sz w:val="16"/>
               </w:rPr>
               <w:t>dim_seller</w:t>
             </w:r>
@@ -1277,25 +2259,22 @@
         </w:tc>
         <w:tc>
           <w:tcPr>
-            <w:tcW w:type="dxa" w:w="3221"/>
+            <w:tcW w:type="dxa" w:w="3408"/>
+            <w:vAlign w:val="center"/>
             <w:tcMar>
-              <w:top w:w="70" w:type="dxa"/>
+              <w:top w:w="80" w:type="dxa"/>
               <w:start w:w="90" w:type="dxa"/>
-              <w:bottom w:w="70" w:type="dxa"/>
+              <w:bottom w:w="80" w:type="dxa"/>
               <w:end w:w="90" w:type="dxa"/>
             </w:tcMar>
-            <w:vAlign w:val="center"/>
           </w:tcPr>
           <w:p>
             <w:pPr>
-              <w:widowControl/>
               <w:spacing w:after="0"/>
             </w:pPr>
             <w:r>
               <w:rPr>
-                <w:rFonts w:ascii="Courier New" w:hAnsi="Courier New"/>
-                <w:color w:val="1F2937"/>
-                <w:sz w:val="17"/>
+                <w:sz w:val="16"/>
               </w:rPr>
               <w:t>seller_id</w:t>
             </w:r>
@@ -1303,27 +2282,24 @@
         </w:tc>
         <w:tc>
           <w:tcPr>
-            <w:tcW w:type="dxa" w:w="3221"/>
+            <w:tcW w:type="dxa" w:w="3408"/>
+            <w:vAlign w:val="center"/>
             <w:tcMar>
-              <w:top w:w="70" w:type="dxa"/>
+              <w:top w:w="80" w:type="dxa"/>
               <w:start w:w="90" w:type="dxa"/>
-              <w:bottom w:w="70" w:type="dxa"/>
+              <w:bottom w:w="80" w:type="dxa"/>
               <w:end w:w="90" w:type="dxa"/>
             </w:tcMar>
-            <w:vAlign w:val="center"/>
           </w:tcPr>
           <w:p>
             <w:pPr>
-              <w:widowControl/>
               <w:spacing w:after="0"/>
             </w:pPr>
             <w:r>
               <w:rPr>
-                <w:rFonts w:ascii="Arial" w:hAnsi="Arial"/>
-                <w:color w:val="141414"/>
-                <w:sz w:val="17"/>
+                <w:sz w:val="16"/>
               </w:rPr>
-              <w:t>Seller city and state</w:t>
+              <w:t>Seller location attributes</w:t>
             </w:r>
           </w:p>
         </w:tc>
@@ -1331,25 +2307,22 @@
       <w:tr>
         <w:tc>
           <w:tcPr>
-            <w:tcW w:type="dxa" w:w="3221"/>
+            <w:tcW w:type="dxa" w:w="3408"/>
+            <w:vAlign w:val="center"/>
             <w:tcMar>
-              <w:top w:w="70" w:type="dxa"/>
+              <w:top w:w="80" w:type="dxa"/>
               <w:start w:w="90" w:type="dxa"/>
-              <w:bottom w:w="70" w:type="dxa"/>
+              <w:bottom w:w="80" w:type="dxa"/>
               <w:end w:w="90" w:type="dxa"/>
             </w:tcMar>
-            <w:vAlign w:val="center"/>
           </w:tcPr>
           <w:p>
             <w:pPr>
-              <w:widowControl/>
               <w:spacing w:after="0"/>
             </w:pPr>
             <w:r>
               <w:rPr>
-                <w:rFonts w:ascii="Courier New" w:hAnsi="Courier New"/>
-                <w:color w:val="1F2937"/>
-                <w:sz w:val="17"/>
+                <w:sz w:val="16"/>
               </w:rPr>
               <w:t>dim_date</w:t>
             </w:r>
@@ -1357,25 +2330,22 @@
         </w:tc>
         <w:tc>
           <w:tcPr>
-            <w:tcW w:type="dxa" w:w="3221"/>
+            <w:tcW w:type="dxa" w:w="3408"/>
+            <w:vAlign w:val="center"/>
             <w:tcMar>
-              <w:top w:w="70" w:type="dxa"/>
+              <w:top w:w="80" w:type="dxa"/>
               <w:start w:w="90" w:type="dxa"/>
-              <w:bottom w:w="70" w:type="dxa"/>
+              <w:bottom w:w="80" w:type="dxa"/>
               <w:end w:w="90" w:type="dxa"/>
             </w:tcMar>
-            <w:vAlign w:val="center"/>
           </w:tcPr>
           <w:p>
             <w:pPr>
-              <w:widowControl/>
               <w:spacing w:after="0"/>
             </w:pPr>
             <w:r>
               <w:rPr>
-                <w:rFonts w:ascii="Courier New" w:hAnsi="Courier New"/>
-                <w:color w:val="1F2937"/>
-                <w:sz w:val="17"/>
+                <w:sz w:val="16"/>
               </w:rPr>
               <w:t>date_key</w:t>
             </w:r>
@@ -1383,27 +2353,24 @@
         </w:tc>
         <w:tc>
           <w:tcPr>
-            <w:tcW w:type="dxa" w:w="3221"/>
+            <w:tcW w:type="dxa" w:w="3408"/>
+            <w:vAlign w:val="center"/>
             <w:tcMar>
-              <w:top w:w="70" w:type="dxa"/>
+              <w:top w:w="80" w:type="dxa"/>
               <w:start w:w="90" w:type="dxa"/>
-              <w:bottom w:w="70" w:type="dxa"/>
+              <w:bottom w:w="80" w:type="dxa"/>
               <w:end w:w="90" w:type="dxa"/>
             </w:tcMar>
-            <w:vAlign w:val="center"/>
           </w:tcPr>
           <w:p>
             <w:pPr>
-              <w:widowControl/>
               <w:spacing w:after="0"/>
             </w:pPr>
             <w:r>
               <w:rPr>
-                <w:rFonts w:ascii="Arial" w:hAnsi="Arial"/>
-                <w:color w:val="141414"/>
-                <w:sz w:val="17"/>
+                <w:sz w:val="16"/>
               </w:rPr>
-              <w:t>Continuous date dimension covering the full data range; marked as a date table in Power BI</w:t>
+              <w:t>Continuous pipeline-built date dimension</w:t>
             </w:r>
           </w:p>
         </w:tc>
@@ -1411,25 +2378,22 @@
       <w:tr>
         <w:tc>
           <w:tcPr>
-            <w:tcW w:type="dxa" w:w="3221"/>
+            <w:tcW w:type="dxa" w:w="3408"/>
+            <w:vAlign w:val="center"/>
             <w:tcMar>
-              <w:top w:w="70" w:type="dxa"/>
+              <w:top w:w="80" w:type="dxa"/>
               <w:start w:w="90" w:type="dxa"/>
-              <w:bottom w:w="70" w:type="dxa"/>
+              <w:bottom w:w="80" w:type="dxa"/>
               <w:end w:w="90" w:type="dxa"/>
             </w:tcMar>
-            <w:vAlign w:val="center"/>
           </w:tcPr>
           <w:p>
             <w:pPr>
-              <w:widowControl/>
               <w:spacing w:after="0"/>
             </w:pPr>
             <w:r>
               <w:rPr>
-                <w:rFonts w:ascii="Courier New" w:hAnsi="Courier New"/>
-                <w:color w:val="1F2937"/>
-                <w:sz w:val="17"/>
+                <w:sz w:val="16"/>
               </w:rPr>
               <w:t>dim_geography</w:t>
             </w:r>
@@ -1437,25 +2401,22 @@
         </w:tc>
         <w:tc>
           <w:tcPr>
-            <w:tcW w:type="dxa" w:w="3221"/>
+            <w:tcW w:type="dxa" w:w="3408"/>
+            <w:vAlign w:val="center"/>
             <w:tcMar>
-              <w:top w:w="70" w:type="dxa"/>
+              <w:top w:w="80" w:type="dxa"/>
               <w:start w:w="90" w:type="dxa"/>
-              <w:bottom w:w="70" w:type="dxa"/>
+              <w:bottom w:w="80" w:type="dxa"/>
               <w:end w:w="90" w:type="dxa"/>
             </w:tcMar>
-            <w:vAlign w:val="center"/>
           </w:tcPr>
           <w:p>
             <w:pPr>
-              <w:widowControl/>
               <w:spacing w:after="0"/>
             </w:pPr>
             <w:r>
               <w:rPr>
-                <w:rFonts w:ascii="Courier New" w:hAnsi="Courier New"/>
-                <w:color w:val="1F2937"/>
-                <w:sz w:val="17"/>
+                <w:sz w:val="16"/>
               </w:rPr>
               <w:t>zip_code_prefix</w:t>
             </w:r>
@@ -1463,27 +2424,24 @@
         </w:tc>
         <w:tc>
           <w:tcPr>
-            <w:tcW w:type="dxa" w:w="3221"/>
+            <w:tcW w:type="dxa" w:w="3408"/>
+            <w:vAlign w:val="center"/>
             <w:tcMar>
-              <w:top w:w="70" w:type="dxa"/>
+              <w:top w:w="80" w:type="dxa"/>
               <w:start w:w="90" w:type="dxa"/>
-              <w:bottom w:w="70" w:type="dxa"/>
+              <w:bottom w:w="80" w:type="dxa"/>
               <w:end w:w="90" w:type="dxa"/>
             </w:tcMar>
-            <w:vAlign w:val="center"/>
           </w:tcPr>
           <w:p>
             <w:pPr>
-              <w:widowControl/>
               <w:spacing w:after="0"/>
             </w:pPr>
             <w:r>
               <w:rPr>
-                <w:rFonts w:ascii="Arial" w:hAnsi="Arial"/>
-                <w:color w:val="141414"/>
-                <w:sz w:val="17"/>
+                <w:sz w:val="16"/>
               </w:rPr>
-              <w:t>One resolved coordinate/location row per ZIP prefix</w:t>
+              <w:t>Resolved ZIP-level geography</w:t>
             </w:r>
           </w:p>
         </w:tc>
@@ -1491,1936 +2449,2409 @@
     </w:tbl>
     <w:p>
       <w:pPr>
-        <w:widowControl/>
+        <w:spacing w:after="20"/>
       </w:pPr>
     </w:p>
     <w:p>
-      <w:pPr>
-        <w:widowControl/>
-      </w:pPr>
       <w:r>
         <w:rPr>
-          <w:rFonts w:ascii="Arial" w:hAnsi="Arial"/>
-          <w:color w:val="141414"/>
-          <w:sz w:val="20"/>
-        </w:rPr>
-        <w:t xml:space="preserve">The Gold layer also contains </w:t>
-      </w:r>
-      <w:r>
-        <w:rPr>
-          <w:rFonts w:ascii="Courier New" w:hAnsi="Courier New"/>
-          <w:color w:val="1F2937"/>
+          <w:rFonts w:ascii="Liberation Mono" w:hAnsi="Liberation Mono"/>
+          <w:color w:val="334155"/>
           <w:sz w:val="18"/>
         </w:rPr>
         <w:t>agg_daily_category</w:t>
       </w:r>
       <w:r>
-        <w:rPr>
-          <w:rFonts w:ascii="Arial" w:hAnsi="Arial"/>
-          <w:color w:val="141414"/>
-          <w:sz w:val="20"/>
-        </w:rPr>
-        <w:t>, a pre-aggregated table for daily category reporting.</w:t>
+        <w:t xml:space="preserve"> is the reporting pre-aggregation required by the brief.</w:t>
       </w:r>
     </w:p>
     <w:p>
       <w:pPr>
         <w:pStyle w:val="Heading2"/>
-        <w:widowControl/>
-      </w:pPr>
-      <w:r>
-        <w:rPr>
-          <w:rFonts w:ascii="Arial" w:hAnsi="Arial"/>
-          <w:color w:val="141414"/>
-        </w:rPr>
-        <w:t>Why three facts</w:t>
+        <w:keepNext/>
+        <w:keepNext/>
+      </w:pPr>
+      <w:r>
+        <w:t>5.3 Customer grain</w:t>
       </w:r>
     </w:p>
     <w:p>
-      <w:pPr>
-        <w:widowControl/>
-      </w:pPr>
+      <w:r>
+        <w:t xml:space="preserve">Olist source </w:t>
+      </w:r>
       <w:r>
         <w:rPr>
-          <w:rFonts w:ascii="Arial" w:hAnsi="Arial"/>
-          <w:color w:val="141414"/>
-          <w:sz w:val="20"/>
+          <w:rFonts w:ascii="Liberation Mono" w:hAnsi="Liberation Mono"/>
+          <w:color w:val="334155"/>
+          <w:sz w:val="18"/>
         </w:rPr>
-        <w:t xml:space="preserve">The exercise requires separate item- and payment-grain facts. I added </w:t>
+        <w:t>customer_id</w:t>
+      </w:r>
+      <w:r>
+        <w:t xml:space="preserve"> is order-specific. Returning people can receive a different </w:t>
       </w:r>
       <w:r>
         <w:rPr>
-          <w:rFonts w:ascii="Courier New" w:hAnsi="Courier New"/>
-          <w:color w:val="1F2937"/>
+          <w:rFonts w:ascii="Liberation Mono" w:hAnsi="Liberation Mono"/>
+          <w:color w:val="334155"/>
+          <w:sz w:val="18"/>
+        </w:rPr>
+        <w:t>customer_id</w:t>
+      </w:r>
+      <w:r>
+        <w:t xml:space="preserve"> on later orders. Therefore </w:t>
+      </w:r>
+      <w:r>
+        <w:rPr>
+          <w:rFonts w:ascii="Liberation Mono" w:hAnsi="Liberation Mono"/>
+          <w:color w:val="334155"/>
+          <w:sz w:val="18"/>
+        </w:rPr>
+        <w:t>customer_unique_id</w:t>
+      </w:r>
+      <w:r>
+        <w:t xml:space="preserve"> is the business key for </w:t>
+      </w:r>
+      <w:r>
+        <w:rPr>
+          <w:rFonts w:ascii="Liberation Mono" w:hAnsi="Liberation Mono"/>
+          <w:color w:val="334155"/>
+          <w:sz w:val="18"/>
+        </w:rPr>
+        <w:t>dim_customer</w:t>
+      </w:r>
+      <w:r>
+        <w:t>, enabling correct distinct-customer and repeat-customer analysis.</w:t>
+      </w:r>
+    </w:p>
+    <w:p>
+      <w:pPr>
+        <w:pStyle w:val="Heading2"/>
+        <w:keepNext/>
+        <w:keepNext/>
+      </w:pPr>
+      <w:r>
+        <w:t>5.4 Fan-out and multi-fact design</w:t>
+      </w:r>
+    </w:p>
+    <w:p>
+      <w:r>
+        <w:t xml:space="preserve">Items and payments are intentionally separate. An order can have several item rows and several payment rows. Joining them directly by </w:t>
+      </w:r>
+      <w:r>
+        <w:rPr>
+          <w:rFonts w:ascii="Liberation Mono" w:hAnsi="Liberation Mono"/>
+          <w:color w:val="334155"/>
+          <w:sz w:val="18"/>
+        </w:rPr>
+        <w:t>order_id</w:t>
+      </w:r>
+      <w:r>
+        <w:t xml:space="preserve"> duplicates rows on both sides and inflates measures.</w:t>
+      </w:r>
+    </w:p>
+    <w:p>
+      <w:r>
+        <w:t>Measured impact:</w:t>
+      </w:r>
+    </w:p>
+    <w:p>
+      <w:pPr>
+        <w:pStyle w:val="ListBullet"/>
+      </w:pPr>
+      <w:r>
+        <w:t xml:space="preserve">Correct item revenue: about BRL </w:t>
+      </w:r>
+      <w:r>
+        <w:rPr>
+          <w:b/>
+        </w:rPr>
+        <w:t>13.6M</w:t>
+      </w:r>
+      <w:r>
+        <w:t>.</w:t>
+      </w:r>
+    </w:p>
+    <w:p>
+      <w:pPr>
+        <w:pStyle w:val="ListBullet"/>
+      </w:pPr>
+      <w:r>
+        <w:t xml:space="preserve">Item revenue after fan-out: about BRL </w:t>
+      </w:r>
+      <w:r>
+        <w:rPr>
+          <w:b/>
+        </w:rPr>
+        <w:t>14.2M</w:t>
+      </w:r>
+      <w:r>
+        <w:t>.</w:t>
+      </w:r>
+    </w:p>
+    <w:p>
+      <w:pPr>
+        <w:pStyle w:val="ListBullet"/>
+      </w:pPr>
+      <w:r>
+        <w:t xml:space="preserve">Correct payment value: about BRL </w:t>
+      </w:r>
+      <w:r>
+        <w:rPr>
+          <w:b/>
+        </w:rPr>
+        <w:t>16.0M</w:t>
+      </w:r>
+      <w:r>
+        <w:t>.</w:t>
+      </w:r>
+    </w:p>
+    <w:p>
+      <w:pPr>
+        <w:pStyle w:val="ListBullet"/>
+      </w:pPr>
+      <w:r>
+        <w:t xml:space="preserve">Payment value after fan-out: about BRL </w:t>
+      </w:r>
+      <w:r>
+        <w:rPr>
+          <w:b/>
+        </w:rPr>
+        <w:t>20.3M</w:t>
+      </w:r>
+      <w:r>
+        <w:t>.</w:t>
+      </w:r>
+    </w:p>
+    <w:p>
+      <w:r>
+        <w:t xml:space="preserve">Power BI therefore measures item revenue from </w:t>
+      </w:r>
+      <w:r>
+        <w:rPr>
+          <w:rFonts w:ascii="Liberation Mono" w:hAnsi="Liberation Mono"/>
+          <w:color w:val="334155"/>
+          <w:sz w:val="18"/>
+        </w:rPr>
+        <w:t>fact_order_items</w:t>
+      </w:r>
+      <w:r>
+        <w:t xml:space="preserve"> and payment value from </w:t>
+      </w:r>
+      <w:r>
+        <w:rPr>
+          <w:rFonts w:ascii="Liberation Mono" w:hAnsi="Liberation Mono"/>
+          <w:color w:val="334155"/>
+          <w:sz w:val="18"/>
+        </w:rPr>
+        <w:t>fact_payments</w:t>
+      </w:r>
+      <w:r>
+        <w:t xml:space="preserve"> independently.</w:t>
+      </w:r>
+    </w:p>
+    <w:p>
+      <w:pPr>
+        <w:pStyle w:val="Heading1"/>
+        <w:keepNext/>
+        <w:keepNext/>
+      </w:pPr>
+      <w:r>
+        <w:t>6. Orchestration, incremental loads, and the DQ gate</w:t>
+      </w:r>
+    </w:p>
+    <w:p>
+      <w:pPr>
+        <w:pStyle w:val="Heading2"/>
+        <w:keepNext/>
+        <w:keepNext/>
+      </w:pPr>
+      <w:r>
+        <w:t>6.1 Main orchestrated pipeline</w:t>
+      </w:r>
+    </w:p>
+    <w:p>
+      <w:r>
+        <w:t xml:space="preserve">The Databricks job definition is stored in </w:t>
+      </w:r>
+      <w:r>
+        <w:rPr>
+          <w:rFonts w:ascii="Liberation Mono" w:hAnsi="Liberation Mono"/>
+          <w:color w:val="334155"/>
+          <w:sz w:val="18"/>
+        </w:rPr>
+        <w:t>resources/jobs/olist_pipeline.yml</w:t>
+      </w:r>
+      <w:r>
+        <w:t xml:space="preserve"> and declares four tasks:</w:t>
+      </w:r>
+    </w:p>
+    <w:tbl>
+      <w:tblPr>
+        <w:tblW w:type="auto" w:w="0"/>
+        <w:jc w:val="center"/>
+        <w:tblLook w:firstColumn="1" w:firstRow="1" w:lastColumn="0" w:lastRow="0" w:noHBand="0" w:noVBand="1" w:val="04A0"/>
+      </w:tblPr>
+      <w:tblGrid>
+        <w:gridCol w:w="10224"/>
+      </w:tblGrid>
+      <w:tr>
+        <w:tc>
+          <w:tcPr>
+            <w:tcW w:type="dxa" w:w="10224"/>
+            <w:shd w:fill="F1F5F9"/>
+            <w:tcMar>
+              <w:top w:w="120" w:type="dxa"/>
+              <w:start w:w="140" w:type="dxa"/>
+              <w:bottom w:w="120" w:type="dxa"/>
+              <w:end w:w="140" w:type="dxa"/>
+            </w:tcMar>
+          </w:tcPr>
+          <w:p>
+            <w:pPr>
+              <w:spacing w:after="0"/>
+            </w:pPr>
+            <w:r>
+              <w:rPr>
+                <w:rFonts w:ascii="Liberation Mono" w:hAnsi="Liberation Mono"/>
+                <w:color w:val="1E293B"/>
+                <w:sz w:val="17"/>
+              </w:rPr>
+              <w:t>run_bronze</w:t>
+            </w:r>
+            <w:r>
+              <w:br/>
+            </w:r>
+            <w:r>
+              <w:rPr>
+                <w:rFonts w:ascii="Liberation Mono" w:hAnsi="Liberation Mono"/>
+                <w:color w:val="1E293B"/>
+                <w:sz w:val="17"/>
+              </w:rPr>
+              <w:t xml:space="preserve">   -&gt; run_silver</w:t>
+            </w:r>
+            <w:r>
+              <w:br/>
+            </w:r>
+            <w:r>
+              <w:rPr>
+                <w:rFonts w:ascii="Liberation Mono" w:hAnsi="Liberation Mono"/>
+                <w:color w:val="1E293B"/>
+                <w:sz w:val="17"/>
+              </w:rPr>
+              <w:t xml:space="preserve">      -&gt; run_gold</w:t>
+            </w:r>
+            <w:r>
+              <w:br/>
+            </w:r>
+            <w:r>
+              <w:rPr>
+                <w:rFonts w:ascii="Liberation Mono" w:hAnsi="Liberation Mono"/>
+                <w:color w:val="1E293B"/>
+                <w:sz w:val="17"/>
+              </w:rPr>
+              <w:t xml:space="preserve">         -&gt; data_quality</w:t>
+            </w:r>
+          </w:p>
+        </w:tc>
+      </w:tr>
+    </w:tbl>
+    <w:p>
+      <w:pPr>
+        <w:spacing w:after="20"/>
+      </w:pPr>
+    </w:p>
+    <w:p>
+      <w:r>
+        <w:t xml:space="preserve">The job definition references the orchestration notebooks as repository </w:t>
+      </w:r>
+      <w:r>
+        <w:rPr>
+          <w:rFonts w:ascii="Liberation Mono" w:hAnsi="Liberation Mono"/>
+          <w:color w:val="334155"/>
+          <w:sz w:val="18"/>
+        </w:rPr>
+        <w:t>.ipynb</w:t>
+      </w:r>
+      <w:r>
+        <w:t xml:space="preserve"> files. Task dependencies prevent downstream layers from running before upstream completion.</w:t>
+      </w:r>
+    </w:p>
+    <w:p>
+      <w:pPr>
+        <w:pStyle w:val="Heading2"/>
+        <w:keepNext/>
+        <w:keepNext/>
+      </w:pPr>
+      <w:r>
+        <w:t>6.2 Incremental processing</w:t>
+      </w:r>
+    </w:p>
+    <w:p>
+      <w:r>
+        <w:t xml:space="preserve">Incremental processing is driven by </w:t>
+      </w:r>
+      <w:r>
+        <w:rPr>
+          <w:rFonts w:ascii="Liberation Mono" w:hAnsi="Liberation Mono"/>
+          <w:color w:val="334155"/>
+          <w:sz w:val="18"/>
+        </w:rPr>
+        <w:t>order_purchase_timestamp</w:t>
+      </w:r>
+      <w:r>
+        <w:t>.</w:t>
+      </w:r>
+    </w:p>
+    <w:p>
+      <w:pPr>
+        <w:pStyle w:val="ListNumber"/>
+      </w:pPr>
+      <w:r>
+        <w:t xml:space="preserve">A historical load processes orders through the initial cutoff </w:t>
+      </w:r>
+      <w:r>
+        <w:rPr>
+          <w:rFonts w:ascii="Liberation Mono" w:hAnsi="Liberation Mono"/>
+          <w:color w:val="334155"/>
+          <w:sz w:val="18"/>
+        </w:rPr>
+        <w:t>2017-12-31</w:t>
+      </w:r>
+      <w:r>
+        <w:t>.</w:t>
+      </w:r>
+    </w:p>
+    <w:p>
+      <w:pPr>
+        <w:pStyle w:val="ListNumber"/>
+      </w:pPr>
+      <w:r>
+        <w:t>A control object stores the last successfully processed value as a watermark.</w:t>
+      </w:r>
+    </w:p>
+    <w:p>
+      <w:pPr>
+        <w:pStyle w:val="ListNumber"/>
+      </w:pPr>
+      <w:r>
+        <w:t>Incremental mode reads the watermark and selects only later records.</w:t>
+      </w:r>
+    </w:p>
+    <w:p>
+      <w:pPr>
+        <w:pStyle w:val="ListNumber"/>
+      </w:pPr>
+      <w:r>
+        <w:t xml:space="preserve">Delta </w:t>
+      </w:r>
+      <w:r>
+        <w:rPr>
+          <w:rFonts w:ascii="Liberation Mono" w:hAnsi="Liberation Mono"/>
+          <w:color w:val="334155"/>
+          <w:sz w:val="18"/>
+        </w:rPr>
+        <w:t>MERGE</w:t>
+      </w:r>
+      <w:r>
+        <w:t xml:space="preserve"> updates matching business keys and inserts only new records.</w:t>
+      </w:r>
+    </w:p>
+    <w:p>
+      <w:pPr>
+        <w:pStyle w:val="ListNumber"/>
+      </w:pPr>
+      <w:r>
+        <w:t>The watermark advances after a successful write.</w:t>
+      </w:r>
+    </w:p>
+    <w:p>
+      <w:r>
+        <w:t>This makes reprocessing idempotent: rerunning an increment does not double-count the same business records.</w:t>
+      </w:r>
+    </w:p>
+    <w:p>
+      <w:pPr>
+        <w:pStyle w:val="Heading2"/>
+        <w:keepNext/>
+        <w:keepNext/>
+      </w:pPr>
+      <w:r>
+        <w:t>6.3 Automated data quality gate</w:t>
+      </w:r>
+    </w:p>
+    <w:p>
+      <w:r>
+        <w:t>The final task fails the job if a required rule is breached. It covers:</w:t>
+      </w:r>
+    </w:p>
+    <w:p>
+      <w:pPr>
+        <w:pStyle w:val="ListBullet"/>
+      </w:pPr>
+      <w:r>
+        <w:t>expected row counts / non-empty layer outputs</w:t>
+      </w:r>
+    </w:p>
+    <w:p>
+      <w:pPr>
+        <w:pStyle w:val="ListBullet"/>
+      </w:pPr>
+      <w:r>
+        <w:t>source freshness based on latest order date</w:t>
+      </w:r>
+    </w:p>
+    <w:p>
+      <w:pPr>
+        <w:pStyle w:val="ListBullet"/>
+      </w:pPr>
+      <w:r>
+        <w:t>uniqueness of dimension keys</w:t>
+      </w:r>
+    </w:p>
+    <w:p>
+      <w:pPr>
+        <w:pStyle w:val="ListBullet"/>
+      </w:pPr>
+      <w:r>
+        <w:t>seven implemented fact-to-dimension referential-integrity checks</w:t>
+      </w:r>
+    </w:p>
+    <w:p>
+      <w:pPr>
+        <w:pStyle w:val="ListBullet"/>
+      </w:pPr>
+      <w:r>
+        <w:t>range validation for price, freight, and review score</w:t>
+      </w:r>
+    </w:p>
+    <w:p>
+      <w:r>
+        <w:t>The final rerun after the Auto Loader migration passed all DQ checks.</w:t>
+      </w:r>
+    </w:p>
+    <w:p>
+      <w:pPr>
+        <w:pStyle w:val="Heading1"/>
+        <w:keepNext/>
+        <w:keepNext/>
+      </w:pPr>
+      <w:r>
+        <w:t>7. Power BI semantic model and report</w:t>
+      </w:r>
+    </w:p>
+    <w:p>
+      <w:r>
+        <w:t>The primary Power BI solution uses Import mode against the Gold layer through a Databricks SQL Warehouse. Import was selected for the base report because the dataset is historical and small enough for fast VertiPaq interaction.</w:t>
+      </w:r>
+    </w:p>
+    <w:p>
+      <w:r>
+        <w:t>The base semantic model contains 15 core DAX measures covering:</w:t>
+      </w:r>
+    </w:p>
+    <w:p>
+      <w:pPr>
+        <w:pStyle w:val="ListBullet"/>
+      </w:pPr>
+      <w:r>
+        <w:t>revenue, freight, average order value</w:t>
+      </w:r>
+    </w:p>
+    <w:p>
+      <w:pPr>
+        <w:pStyle w:val="ListBullet"/>
+      </w:pPr>
+      <w:r>
+        <w:t>order count and distinct customer count</w:t>
+      </w:r>
+    </w:p>
+    <w:p>
+      <w:pPr>
+        <w:pStyle w:val="ListBullet"/>
+      </w:pPr>
+      <w:r>
+        <w:t>on-time delivery rate</w:t>
+      </w:r>
+    </w:p>
+    <w:p>
+      <w:pPr>
+        <w:pStyle w:val="ListBullet"/>
+      </w:pPr>
+      <w:r>
+        <w:t>average review score and low-review share</w:t>
+      </w:r>
+    </w:p>
+    <w:p>
+      <w:pPr>
+        <w:pStyle w:val="ListBullet"/>
+      </w:pPr>
+      <w:r>
+        <w:t>repeat customer rate</w:t>
+      </w:r>
+    </w:p>
+    <w:p>
+      <w:pPr>
+        <w:pStyle w:val="ListBullet"/>
+      </w:pPr>
+      <w:r>
+        <w:t>month-over-month and year-over-year comparisons</w:t>
+      </w:r>
+    </w:p>
+    <w:p>
+      <w:pPr>
+        <w:pStyle w:val="ListBullet"/>
+      </w:pPr>
+      <w:r>
+        <w:t>payment totals used for reconciliation</w:t>
+      </w:r>
+    </w:p>
+    <w:p>
+      <w:r>
+        <w:t xml:space="preserve">Relationships use single-direction dimension-to-fact filtering, and </w:t>
+      </w:r>
+      <w:r>
+        <w:rPr>
+          <w:rFonts w:ascii="Liberation Mono" w:hAnsi="Liberation Mono"/>
+          <w:color w:val="334155"/>
+          <w:sz w:val="18"/>
+        </w:rPr>
+        <w:t>dim_date</w:t>
+      </w:r>
+      <w:r>
+        <w:t xml:space="preserve"> is marked as the date table.</w:t>
+      </w:r>
+    </w:p>
+    <w:p>
+      <w:r>
+        <w:t xml:space="preserve">The original three-page Import model was approximately </w:t>
+      </w:r>
+      <w:r>
+        <w:rPr>
+          <w:b/>
+        </w:rPr>
+        <w:t>24 MB</w:t>
+      </w:r>
+      <w:r>
+        <w:t xml:space="preserve"> before the ML bonus table was added. No new formal cross-mode model-size benchmark is claimed after the bonus work.</w:t>
+      </w:r>
+    </w:p>
+    <w:p>
+      <w:pPr>
+        <w:pStyle w:val="Heading2"/>
+        <w:keepNext/>
+        <w:keepNext/>
+      </w:pPr>
+      <w:r>
+        <w:t>7.1 Report pages</w:t>
+      </w:r>
+    </w:p>
+    <w:p>
+      <w:r>
+        <w:t>The Import report now contains four pages:</w:t>
+      </w:r>
+    </w:p>
+    <w:p>
+      <w:pPr>
+        <w:pStyle w:val="ListNumber"/>
+      </w:pPr>
+      <w:r>
+        <w:rPr>
+          <w:b/>
+        </w:rPr>
+        <w:t>Executive Overview</w:t>
+      </w:r>
+      <w:r>
+        <w:t xml:space="preserve"> - headline KPIs, revenue trend, category contribution, and state breakdown.</w:t>
+      </w:r>
+    </w:p>
+    <w:p>
+      <w:pPr>
+        <w:pStyle w:val="ListNumber"/>
+      </w:pPr>
+      <w:r>
+        <w:rPr>
+          <w:b/>
+        </w:rPr>
+        <w:t>Delivery &amp; Operations</w:t>
+      </w:r>
+      <w:r>
+        <w:t xml:space="preserve"> - on-time delivery, funnel timings, delivery variance, and route/state analysis.</w:t>
+      </w:r>
+    </w:p>
+    <w:p>
+      <w:pPr>
+        <w:pStyle w:val="ListNumber"/>
+      </w:pPr>
+      <w:r>
+        <w:rPr>
+          <w:b/>
+        </w:rPr>
+        <w:t>Product &amp; Seller Performance</w:t>
+      </w:r>
+      <w:r>
+        <w:t xml:space="preserve"> - product/seller contribution, reviews, and customer behavior.</w:t>
+      </w:r>
+    </w:p>
+    <w:p>
+      <w:pPr>
+        <w:pStyle w:val="ListNumber"/>
+      </w:pPr>
+      <w:r>
+        <w:rPr>
+          <w:b/>
+        </w:rPr>
+        <w:t>Delivery Delay Prediction</w:t>
+      </w:r>
+      <w:r>
+        <w:t xml:space="preserve"> - Bonus 5 test-set view showing actual versus predicted delivery delay and ML validation metrics.</w:t>
+      </w:r>
+    </w:p>
+    <w:p>
+      <w:r>
+        <w:t>The first three pages satisfy the base report requirement. Page 4 is an additional model-validation page.</w:t>
+      </w:r>
+    </w:p>
+    <w:p>
+      <w:pPr>
+        <w:pStyle w:val="Heading1"/>
+        <w:keepNext/>
+        <w:keepNext/>
+      </w:pPr>
+      <w:r>
+        <w:t>8. Performance work</w:t>
+      </w:r>
+    </w:p>
+    <w:p>
+      <w:pPr>
+        <w:pStyle w:val="Heading2"/>
+        <w:keepNext/>
+        <w:keepNext/>
+      </w:pPr>
+      <w:r>
+        <w:t>8.1 Backend optimization</w:t>
+      </w:r>
+    </w:p>
+    <w:p>
+      <w:r>
+        <w:t xml:space="preserve">A controlled revenue-by-date query was measured before and after Delta </w:t>
+      </w:r>
+      <w:r>
+        <w:rPr>
+          <w:rFonts w:ascii="Liberation Mono" w:hAnsi="Liberation Mono"/>
+          <w:color w:val="334155"/>
+          <w:sz w:val="18"/>
+        </w:rPr>
+        <w:t>OPTIMIZE</w:t>
+      </w:r>
+      <w:r>
+        <w:t xml:space="preserve"> + Z-ORDER:</w:t>
+      </w:r>
+    </w:p>
+    <w:tbl>
+      <w:tblPr>
+        <w:tblStyle w:val="TableGrid"/>
+        <w:tblW w:type="auto" w:w="0"/>
+        <w:jc w:val="center"/>
+        <w:tblLayout w:type="autofit"/>
+        <w:tblLook w:firstColumn="1" w:firstRow="1" w:lastColumn="0" w:lastRow="0" w:noHBand="0" w:noVBand="1" w:val="04A0"/>
+      </w:tblPr>
+      <w:tblGrid>
+        <w:gridCol w:w="5112"/>
+        <w:gridCol w:w="5112"/>
+      </w:tblGrid>
+      <w:tr>
+        <w:tc>
+          <w:tcPr>
+            <w:tcW w:type="dxa" w:w="5112"/>
+            <w:vAlign w:val="center"/>
+            <w:tcMar>
+              <w:top w:w="80" w:type="dxa"/>
+              <w:start w:w="90" w:type="dxa"/>
+              <w:bottom w:w="80" w:type="dxa"/>
+              <w:end w:w="90" w:type="dxa"/>
+            </w:tcMar>
+            <w:shd w:fill="E2E8F0"/>
+          </w:tcPr>
+          <w:p>
+            <w:pPr>
+              <w:spacing w:after="0"/>
+            </w:pPr>
+            <w:r>
+              <w:rPr>
+                <w:b/>
+                <w:color w:val="0F172A"/>
+                <w:sz w:val="16"/>
+              </w:rPr>
+              <w:t>Stage</w:t>
+            </w:r>
+          </w:p>
+        </w:tc>
+        <w:tc>
+          <w:tcPr>
+            <w:tcW w:type="dxa" w:w="5112"/>
+            <w:vAlign w:val="center"/>
+            <w:tcMar>
+              <w:top w:w="80" w:type="dxa"/>
+              <w:start w:w="90" w:type="dxa"/>
+              <w:bottom w:w="80" w:type="dxa"/>
+              <w:end w:w="90" w:type="dxa"/>
+            </w:tcMar>
+            <w:shd w:fill="E2E8F0"/>
+          </w:tcPr>
+          <w:p>
+            <w:pPr>
+              <w:spacing w:after="0"/>
+            </w:pPr>
+            <w:r>
+              <w:rPr>
+                <w:b/>
+                <w:color w:val="0F172A"/>
+                <w:sz w:val="16"/>
+              </w:rPr>
+              <w:t>Time</w:t>
+            </w:r>
+          </w:p>
+        </w:tc>
+      </w:tr>
+      <w:tr>
+        <w:tc>
+          <w:tcPr>
+            <w:tcW w:type="dxa" w:w="5112"/>
+            <w:vAlign w:val="center"/>
+            <w:tcMar>
+              <w:top w:w="80" w:type="dxa"/>
+              <w:start w:w="90" w:type="dxa"/>
+              <w:bottom w:w="80" w:type="dxa"/>
+              <w:end w:w="90" w:type="dxa"/>
+            </w:tcMar>
+          </w:tcPr>
+          <w:p>
+            <w:pPr>
+              <w:spacing w:after="0"/>
+            </w:pPr>
+            <w:r>
+              <w:rPr>
+                <w:sz w:val="16"/>
+              </w:rPr>
+              <w:t>Before</w:t>
+            </w:r>
+          </w:p>
+        </w:tc>
+        <w:tc>
+          <w:tcPr>
+            <w:tcW w:type="dxa" w:w="5112"/>
+            <w:vAlign w:val="center"/>
+            <w:tcMar>
+              <w:top w:w="80" w:type="dxa"/>
+              <w:start w:w="90" w:type="dxa"/>
+              <w:bottom w:w="80" w:type="dxa"/>
+              <w:end w:w="90" w:type="dxa"/>
+            </w:tcMar>
+          </w:tcPr>
+          <w:p>
+            <w:pPr>
+              <w:spacing w:after="0"/>
+            </w:pPr>
+            <w:r>
+              <w:rPr>
+                <w:sz w:val="16"/>
+              </w:rPr>
+              <w:t>0.84 s</w:t>
+            </w:r>
+          </w:p>
+        </w:tc>
+      </w:tr>
+      <w:tr>
+        <w:tc>
+          <w:tcPr>
+            <w:tcW w:type="dxa" w:w="5112"/>
+            <w:vAlign w:val="center"/>
+            <w:tcMar>
+              <w:top w:w="80" w:type="dxa"/>
+              <w:start w:w="90" w:type="dxa"/>
+              <w:bottom w:w="80" w:type="dxa"/>
+              <w:end w:w="90" w:type="dxa"/>
+            </w:tcMar>
+          </w:tcPr>
+          <w:p>
+            <w:pPr>
+              <w:spacing w:after="0"/>
+            </w:pPr>
+            <w:r>
+              <w:rPr>
+                <w:sz w:val="16"/>
+              </w:rPr>
+              <w:t>After</w:t>
+            </w:r>
+          </w:p>
+        </w:tc>
+        <w:tc>
+          <w:tcPr>
+            <w:tcW w:type="dxa" w:w="5112"/>
+            <w:vAlign w:val="center"/>
+            <w:tcMar>
+              <w:top w:w="80" w:type="dxa"/>
+              <w:start w:w="90" w:type="dxa"/>
+              <w:bottom w:w="80" w:type="dxa"/>
+              <w:end w:w="90" w:type="dxa"/>
+            </w:tcMar>
+          </w:tcPr>
+          <w:p>
+            <w:pPr>
+              <w:spacing w:after="0"/>
+            </w:pPr>
+            <w:r>
+              <w:rPr>
+                <w:sz w:val="16"/>
+              </w:rPr>
+              <w:t>0.63 s</w:t>
+            </w:r>
+          </w:p>
+        </w:tc>
+      </w:tr>
+      <w:tr>
+        <w:tc>
+          <w:tcPr>
+            <w:tcW w:type="dxa" w:w="5112"/>
+            <w:vAlign w:val="center"/>
+            <w:tcMar>
+              <w:top w:w="80" w:type="dxa"/>
+              <w:start w:w="90" w:type="dxa"/>
+              <w:bottom w:w="80" w:type="dxa"/>
+              <w:end w:w="90" w:type="dxa"/>
+            </w:tcMar>
+          </w:tcPr>
+          <w:p>
+            <w:pPr>
+              <w:spacing w:after="0"/>
+            </w:pPr>
+            <w:r>
+              <w:rPr>
+                <w:sz w:val="16"/>
+              </w:rPr>
+              <w:t>Improvement</w:t>
+            </w:r>
+          </w:p>
+        </w:tc>
+        <w:tc>
+          <w:tcPr>
+            <w:tcW w:type="dxa" w:w="5112"/>
+            <w:vAlign w:val="center"/>
+            <w:tcMar>
+              <w:top w:w="80" w:type="dxa"/>
+              <w:start w:w="90" w:type="dxa"/>
+              <w:bottom w:w="80" w:type="dxa"/>
+              <w:end w:w="90" w:type="dxa"/>
+            </w:tcMar>
+          </w:tcPr>
+          <w:p>
+            <w:pPr>
+              <w:spacing w:after="0"/>
+            </w:pPr>
+            <w:r>
+              <w:rPr>
+                <w:sz w:val="16"/>
+              </w:rPr>
+              <w:t>25.3%</w:t>
+            </w:r>
+          </w:p>
+        </w:tc>
+      </w:tr>
+    </w:tbl>
+    <w:p>
+      <w:pPr>
+        <w:spacing w:after="20"/>
+      </w:pPr>
+    </w:p>
+    <w:p>
+      <w:r>
+        <w:t xml:space="preserve">Z-ORDER improves </w:t>
+      </w:r>
+      <w:r>
+        <w:rPr>
+          <w:b/>
+        </w:rPr>
+        <w:t>data skipping</w:t>
+      </w:r>
+      <w:r>
+        <w:t xml:space="preserve"> by colocating related values so the Delta engine can avoid files that cannot match the query predicates. It is different from partition pruning. Bronze geolocation is physically partitioned by state; selected Gold fact columns use Z-ORDER for data skipping.</w:t>
+      </w:r>
+    </w:p>
+    <w:p>
+      <w:pPr>
+        <w:pStyle w:val="Heading2"/>
+        <w:keepNext/>
+        <w:keepNext/>
+      </w:pPr>
+      <w:r>
+        <w:t>8.2 Semantic model</w:t>
+      </w:r>
+    </w:p>
+    <w:p>
+      <w:r>
+        <w:t>Only reporting-relevant Gold columns are loaded into the Power BI base model. The original Import model was approximately 24 MB before Bonus 5 added the prediction table.</w:t>
+      </w:r>
+    </w:p>
+    <w:p>
+      <w:pPr>
+        <w:pStyle w:val="Heading2"/>
+        <w:keepNext/>
+        <w:keepNext/>
+      </w:pPr>
+      <w:r>
+        <w:t>8.3 Import / DirectQuery note</w:t>
+      </w:r>
+    </w:p>
+    <w:p>
+      <w:r>
+        <w:t>A DirectQuery variant was created, but no formal refresh-time, query-time, and model-size comparison was performed. Therefore the Import-vs-DirectQuery bonus is documented as partial relative to the exact exercise wording rather than overstated as a completed benchmark.</w:t>
+      </w:r>
+    </w:p>
+    <w:p>
+      <w:pPr>
+        <w:pStyle w:val="Heading1"/>
+        <w:keepNext/>
+        <w:keepNext/>
+      </w:pPr>
+      <w:r>
+        <w:t>9. Bonus work</w:t>
+      </w:r>
+    </w:p>
+    <w:p>
+      <w:pPr>
+        <w:pStyle w:val="Heading2"/>
+        <w:keepNext/>
+        <w:keepNext/>
+      </w:pPr>
+      <w:r>
+        <w:t>9.1 Bonus 1 - Auto Loader / Structured Streaming - Complete</w:t>
+      </w:r>
+    </w:p>
+    <w:p>
+      <w:r>
+        <w:t xml:space="preserve">All nine Bronze notebooks use Auto Loader instead of batch reads. The shared helper uses </w:t>
+      </w:r>
+      <w:r>
+        <w:rPr>
+          <w:rFonts w:ascii="Liberation Mono" w:hAnsi="Liberation Mono"/>
+          <w:color w:val="334155"/>
+          <w:sz w:val="18"/>
+        </w:rPr>
+        <w:t>cloudFiles</w:t>
+      </w:r>
+      <w:r>
+        <w:t xml:space="preserve">, explicit schemas, source-specific checkpoints, and </w:t>
+      </w:r>
+      <w:r>
+        <w:rPr>
+          <w:rFonts w:ascii="Liberation Mono" w:hAnsi="Liberation Mono"/>
+          <w:color w:val="334155"/>
+          <w:sz w:val="18"/>
+        </w:rPr>
+        <w:t>availableNow=True</w:t>
+      </w:r>
+      <w:r>
+        <w:t>. Each output remains Delta and retains ingestion metadata.</w:t>
+      </w:r>
+    </w:p>
+    <w:p>
+      <w:r>
+        <w:t>This migration was validated end to end: all nine source row counts matched, metadata was non-null, all checkpoint folders existed, geolocation partitioning remained correct, and the downstream Silver -&gt; Gold -&gt; DQ chain passed.</w:t>
+      </w:r>
+    </w:p>
+    <w:p>
+      <w:pPr>
+        <w:pStyle w:val="Heading2"/>
+        <w:keepNext/>
+        <w:keepNext/>
+      </w:pPr>
+      <w:r>
+        <w:t>9.2 Bonus 2 - Databricks Asset Bundle + GitHub Actions CI - Complete</w:t>
+      </w:r>
+    </w:p>
+    <w:p>
+      <w:r>
+        <w:t>The project is packaged as a Databricks Asset Bundle:</w:t>
+      </w:r>
+    </w:p>
+    <w:tbl>
+      <w:tblPr>
+        <w:tblW w:type="auto" w:w="0"/>
+        <w:jc w:val="center"/>
+        <w:tblLook w:firstColumn="1" w:firstRow="1" w:lastColumn="0" w:lastRow="0" w:noHBand="0" w:noVBand="1" w:val="04A0"/>
+      </w:tblPr>
+      <w:tblGrid>
+        <w:gridCol w:w="10224"/>
+      </w:tblGrid>
+      <w:tr>
+        <w:tc>
+          <w:tcPr>
+            <w:tcW w:type="dxa" w:w="10224"/>
+            <w:shd w:fill="F1F5F9"/>
+            <w:tcMar>
+              <w:top w:w="120" w:type="dxa"/>
+              <w:start w:w="140" w:type="dxa"/>
+              <w:bottom w:w="120" w:type="dxa"/>
+              <w:end w:w="140" w:type="dxa"/>
+            </w:tcMar>
+          </w:tcPr>
+          <w:p>
+            <w:pPr>
+              <w:spacing w:after="0"/>
+            </w:pPr>
+            <w:r>
+              <w:rPr>
+                <w:rFonts w:ascii="Liberation Mono" w:hAnsi="Liberation Mono"/>
+                <w:color w:val="1E293B"/>
+                <w:sz w:val="17"/>
+              </w:rPr>
+              <w:t>databricks.yml</w:t>
+            </w:r>
+            <w:r>
+              <w:br/>
+            </w:r>
+            <w:r>
+              <w:rPr>
+                <w:rFonts w:ascii="Liberation Mono" w:hAnsi="Liberation Mono"/>
+                <w:color w:val="1E293B"/>
+                <w:sz w:val="17"/>
+              </w:rPr>
+              <w:t>resources/jobs/olist_pipeline.yml</w:t>
+            </w:r>
+            <w:r>
+              <w:br/>
+            </w:r>
+            <w:r>
+              <w:rPr>
+                <w:rFonts w:ascii="Liberation Mono" w:hAnsi="Liberation Mono"/>
+                <w:color w:val="1E293B"/>
+                <w:sz w:val="17"/>
+              </w:rPr>
+              <w:t>.github/workflows/validate-bundle.yml</w:t>
+            </w:r>
+          </w:p>
+        </w:tc>
+      </w:tr>
+    </w:tbl>
+    <w:p>
+      <w:pPr>
+        <w:spacing w:after="20"/>
+      </w:pPr>
+    </w:p>
+    <w:p>
+      <w:r>
+        <w:rPr>
+          <w:rFonts w:ascii="Liberation Mono" w:hAnsi="Liberation Mono"/>
+          <w:color w:val="334155"/>
+          <w:sz w:val="18"/>
+        </w:rPr>
+        <w:t>databricks.yml</w:t>
+      </w:r>
+      <w:r>
+        <w:t xml:space="preserve"> includes the job resource files and defines the </w:t>
+      </w:r>
+      <w:r>
+        <w:rPr>
+          <w:rFonts w:ascii="Liberation Mono" w:hAnsi="Liberation Mono"/>
+          <w:color w:val="334155"/>
+          <w:sz w:val="18"/>
+        </w:rPr>
+        <w:t>dev</w:t>
+      </w:r>
+      <w:r>
+        <w:t xml:space="preserve"> target. GitHub Actions checks out the repository, installs the Databricks CLI, authenticates through GitHub repository secrets, and runs:</w:t>
+      </w:r>
+    </w:p>
+    <w:tbl>
+      <w:tblPr>
+        <w:tblW w:type="auto" w:w="0"/>
+        <w:jc w:val="center"/>
+        <w:tblLook w:firstColumn="1" w:firstRow="1" w:lastColumn="0" w:lastRow="0" w:noHBand="0" w:noVBand="1" w:val="04A0"/>
+      </w:tblPr>
+      <w:tblGrid>
+        <w:gridCol w:w="10224"/>
+      </w:tblGrid>
+      <w:tr>
+        <w:tc>
+          <w:tcPr>
+            <w:tcW w:type="dxa" w:w="10224"/>
+            <w:shd w:fill="F1F5F9"/>
+            <w:tcMar>
+              <w:top w:w="120" w:type="dxa"/>
+              <w:start w:w="140" w:type="dxa"/>
+              <w:bottom w:w="120" w:type="dxa"/>
+              <w:end w:w="140" w:type="dxa"/>
+            </w:tcMar>
+          </w:tcPr>
+          <w:p>
+            <w:pPr>
+              <w:spacing w:after="0"/>
+            </w:pPr>
+            <w:r>
+              <w:rPr>
+                <w:rFonts w:ascii="Liberation Mono" w:hAnsi="Liberation Mono"/>
+                <w:color w:val="1E293B"/>
+                <w:sz w:val="17"/>
+              </w:rPr>
+              <w:t>databricks bundle validate --target dev</w:t>
+            </w:r>
+          </w:p>
+        </w:tc>
+      </w:tr>
+    </w:tbl>
+    <w:p>
+      <w:pPr>
+        <w:spacing w:after="20"/>
+      </w:pPr>
+    </w:p>
+    <w:p>
+      <w:r>
+        <w:t>The final workflow run passed. The CI validates the bundle definition and notebook references; it does not deploy or execute the data pipeline because deployment was not required by the bonus wording.</w:t>
+      </w:r>
+    </w:p>
+    <w:p>
+      <w:pPr>
+        <w:jc w:val="center"/>
+      </w:pPr>
+      <w:r>
+        <w:drawing>
+          <wp:inline xmlns:a="http://schemas.openxmlformats.org/drawingml/2006/main" xmlns:pic="http://schemas.openxmlformats.org/drawingml/2006/picture">
+            <wp:extent cx="6217920" cy="3492661"/>
+            <wp:docPr id="3" name="Picture 3"/>
+            <wp:cNvGraphicFramePr>
+              <a:graphicFrameLocks noChangeAspect="1"/>
+            </wp:cNvGraphicFramePr>
+            <a:graphic>
+              <a:graphicData uri="http://schemas.openxmlformats.org/drawingml/2006/picture">
+                <pic:pic>
+                  <pic:nvPicPr>
+                    <pic:cNvPr id="0" name="github_actions_pass.png"/>
+                    <pic:cNvPicPr/>
+                  </pic:nvPicPr>
+                  <pic:blipFill>
+                    <a:blip r:embed="rId13"/>
+                    <a:stretch>
+                      <a:fillRect/>
+                    </a:stretch>
+                  </pic:blipFill>
+                  <pic:spPr>
+                    <a:xfrm>
+                      <a:off x="0" y="0"/>
+                      <a:ext cx="6217920" cy="3492661"/>
+                    </a:xfrm>
+                    <a:prstGeom prst="rect"/>
+                  </pic:spPr>
+                </pic:pic>
+              </a:graphicData>
+            </a:graphic>
+          </wp:inline>
+        </w:drawing>
+      </w:r>
+    </w:p>
+    <w:p>
+      <w:pPr>
+        <w:spacing w:after="160"/>
+        <w:jc w:val="center"/>
+      </w:pPr>
+      <w:r>
+        <w:rPr>
+          <w:i/>
+          <w:color w:val="475569"/>
+          <w:sz w:val="17"/>
+        </w:rPr>
+        <w:t>Figure 3. GitHub Actions validation of the Databricks Asset Bundle after correcting notebook file references.</w:t>
+      </w:r>
+    </w:p>
+    <w:p>
+      <w:pPr>
+        <w:pStyle w:val="Heading2"/>
+        <w:keepNext/>
+        <w:keepNext/>
+      </w:pPr>
+      <w:r>
+        <w:t>9.3 Bonus 3 - Unity Catalog lakehouse RLS - Complete</w:t>
+      </w:r>
+    </w:p>
+    <w:p>
+      <w:r>
+        <w:t xml:space="preserve">Lakehouse row-level security is implemented in </w:t>
+      </w:r>
+      <w:r>
+        <w:rPr>
+          <w:rFonts w:ascii="Liberation Mono" w:hAnsi="Liberation Mono"/>
+          <w:color w:val="334155"/>
+          <w:sz w:val="18"/>
+        </w:rPr>
+        <w:t>04-gold/10_rls_lakehouse.ipynb</w:t>
+      </w:r>
+      <w:r>
+        <w:t>.</w:t>
+      </w:r>
+    </w:p>
+    <w:p>
+      <w:r>
+        <w:t>The implementation creates:</w:t>
+      </w:r>
+    </w:p>
+    <w:p>
+      <w:pPr>
+        <w:pStyle w:val="ListBullet"/>
+      </w:pPr>
+      <w:r>
+        <w:rPr>
+          <w:rFonts w:ascii="Liberation Mono" w:hAnsi="Liberation Mono"/>
+          <w:color w:val="334155"/>
+          <w:sz w:val="18"/>
+        </w:rPr>
+        <w:t>olist.control.seller_state_access</w:t>
+      </w:r>
+      <w:r>
+        <w:t xml:space="preserve"> - user-to-state entitlement mapping</w:t>
+      </w:r>
+    </w:p>
+    <w:p>
+      <w:pPr>
+        <w:pStyle w:val="ListBullet"/>
+      </w:pPr>
+      <w:r>
+        <w:rPr>
+          <w:rFonts w:ascii="Liberation Mono" w:hAnsi="Liberation Mono"/>
+          <w:color w:val="334155"/>
+          <w:sz w:val="18"/>
+        </w:rPr>
+        <w:t>olist.control.seller_security_bridge</w:t>
+      </w:r>
+      <w:r>
+        <w:t xml:space="preserve"> - seller-to-state bridge</w:t>
+      </w:r>
+    </w:p>
+    <w:p>
+      <w:pPr>
+        <w:pStyle w:val="ListBullet"/>
+      </w:pPr>
+      <w:r>
+        <w:rPr>
+          <w:rFonts w:ascii="Liberation Mono" w:hAnsi="Liberation Mono"/>
+          <w:color w:val="334155"/>
+          <w:sz w:val="18"/>
+        </w:rPr>
+        <w:t>olist.gold.seller_state_filter(state STRING)</w:t>
+      </w:r>
+      <w:r>
+        <w:t xml:space="preserve"> - row-filter function for seller state</w:t>
+      </w:r>
+    </w:p>
+    <w:p>
+      <w:pPr>
+        <w:pStyle w:val="ListBullet"/>
+      </w:pPr>
+      <w:r>
+        <w:rPr>
+          <w:rFonts w:ascii="Liberation Mono" w:hAnsi="Liberation Mono"/>
+          <w:color w:val="334155"/>
+          <w:sz w:val="18"/>
+        </w:rPr>
+        <w:t>olist.gold.seller_id_filter(input_seller_id STRING)</w:t>
+      </w:r>
+      <w:r>
+        <w:t xml:space="preserve"> - row-filter function for seller IDs</w:t>
+      </w:r>
+    </w:p>
+    <w:p>
+      <w:r>
+        <w:t>Row filters are applied to:</w:t>
+      </w:r>
+    </w:p>
+    <w:p>
+      <w:pPr>
+        <w:pStyle w:val="ListBullet"/>
+      </w:pPr>
+      <w:r>
+        <w:rPr>
+          <w:rFonts w:ascii="Liberation Mono" w:hAnsi="Liberation Mono"/>
+          <w:color w:val="334155"/>
+          <w:sz w:val="18"/>
+        </w:rPr>
+        <w:t>olist.gold.dim_seller</w:t>
+      </w:r>
+      <w:r>
+        <w:t xml:space="preserve"> on </w:t>
+      </w:r>
+      <w:r>
+        <w:rPr>
+          <w:rFonts w:ascii="Liberation Mono" w:hAnsi="Liberation Mono"/>
+          <w:color w:val="334155"/>
+          <w:sz w:val="18"/>
+        </w:rPr>
+        <w:t>seller_state</w:t>
+      </w:r>
+    </w:p>
+    <w:p>
+      <w:pPr>
+        <w:pStyle w:val="ListBullet"/>
+      </w:pPr>
+      <w:r>
+        <w:rPr>
+          <w:rFonts w:ascii="Liberation Mono" w:hAnsi="Liberation Mono"/>
+          <w:color w:val="334155"/>
+          <w:sz w:val="18"/>
+        </w:rPr>
+        <w:t>olist.gold.fact_order_items</w:t>
+      </w:r>
+      <w:r>
+        <w:t xml:space="preserve"> on </w:t>
+      </w:r>
+      <w:r>
+        <w:rPr>
+          <w:rFonts w:ascii="Liberation Mono" w:hAnsi="Liberation Mono"/>
+          <w:color w:val="334155"/>
+          <w:sz w:val="18"/>
+        </w:rPr>
+        <w:t>seller_id</w:t>
+      </w:r>
+    </w:p>
+    <w:p>
+      <w:r>
+        <w:t xml:space="preserve">Validation for the assigned state </w:t>
+      </w:r>
+      <w:r>
+        <w:rPr>
+          <w:rFonts w:ascii="Liberation Mono" w:hAnsi="Liberation Mono"/>
+          <w:color w:val="334155"/>
+          <w:sz w:val="18"/>
+        </w:rPr>
+        <w:t>SP</w:t>
+      </w:r>
+      <w:r>
+        <w:t xml:space="preserve"> produced:</w:t>
+      </w:r>
+    </w:p>
+    <w:p>
+      <w:pPr>
+        <w:pStyle w:val="ListBullet"/>
+      </w:pPr>
+      <w:r>
+        <w:t>baseline sellers: 3,095</w:t>
+      </w:r>
+    </w:p>
+    <w:p>
+      <w:pPr>
+        <w:pStyle w:val="ListBullet"/>
+      </w:pPr>
+      <w:r>
+        <w:t>visible sellers after RLS: 1,849</w:t>
+      </w:r>
+    </w:p>
+    <w:p>
+      <w:pPr>
+        <w:pStyle w:val="ListBullet"/>
+      </w:pPr>
+      <w:r>
+        <w:t>baseline order-item rows: 112,650</w:t>
+      </w:r>
+    </w:p>
+    <w:p>
+      <w:pPr>
+        <w:pStyle w:val="ListBullet"/>
+      </w:pPr>
+      <w:r>
+        <w:t>visible order-item rows after RLS: 80,342</w:t>
+      </w:r>
+    </w:p>
+    <w:p>
+      <w:pPr>
+        <w:pStyle w:val="ListBullet"/>
+      </w:pPr>
+      <w:r>
+        <w:t>visible seller states: 1</w:t>
+      </w:r>
+    </w:p>
+    <w:p>
+      <w:pPr>
+        <w:pStyle w:val="ListBullet"/>
+      </w:pPr>
+      <w:r>
+        <w:t>rows visible outside assigned state: 0</w:t>
+      </w:r>
+    </w:p>
+    <w:p>
+      <w:r>
+        <w:t>This demonstrates that the restriction is enforced in Unity Catalog rather than only inside Power BI.</w:t>
+      </w:r>
+    </w:p>
+    <w:p>
+      <w:pPr>
+        <w:pStyle w:val="Heading2"/>
+        <w:keepNext/>
+        <w:keepNext/>
+      </w:pPr>
+      <w:r>
+        <w:t>9.4 Bonus 4 - Import + DirectQuery - Partial relative to the full wording</w:t>
+      </w:r>
+    </w:p>
+    <w:p>
+      <w:r>
+        <w:t>Two Power BI variants were created:</w:t>
+      </w:r>
+    </w:p>
+    <w:tbl>
+      <w:tblPr>
+        <w:tblW w:type="auto" w:w="0"/>
+        <w:jc w:val="center"/>
+        <w:tblLook w:firstColumn="1" w:firstRow="1" w:lastColumn="0" w:lastRow="0" w:noHBand="0" w:noVBand="1" w:val="04A0"/>
+      </w:tblPr>
+      <w:tblGrid>
+        <w:gridCol w:w="10224"/>
+      </w:tblGrid>
+      <w:tr>
+        <w:tc>
+          <w:tcPr>
+            <w:tcW w:type="dxa" w:w="10224"/>
+            <w:shd w:fill="F1F5F9"/>
+            <w:tcMar>
+              <w:top w:w="120" w:type="dxa"/>
+              <w:start w:w="140" w:type="dxa"/>
+              <w:bottom w:w="120" w:type="dxa"/>
+              <w:end w:w="140" w:type="dxa"/>
+            </w:tcMar>
+          </w:tcPr>
+          <w:p>
+            <w:pPr>
+              <w:spacing w:after="0"/>
+            </w:pPr>
+            <w:r>
+              <w:rPr>
+                <w:rFonts w:ascii="Liberation Mono" w:hAnsi="Liberation Mono"/>
+                <w:color w:val="1E293B"/>
+                <w:sz w:val="17"/>
+              </w:rPr>
+              <w:t>powerbi/olist_report_import.pbix</w:t>
+            </w:r>
+            <w:r>
+              <w:br/>
+            </w:r>
+            <w:r>
+              <w:rPr>
+                <w:rFonts w:ascii="Liberation Mono" w:hAnsi="Liberation Mono"/>
+                <w:color w:val="1E293B"/>
+                <w:sz w:val="17"/>
+              </w:rPr>
+              <w:t>powerbi/olist_report_directquery.pbix</w:t>
+            </w:r>
+          </w:p>
+        </w:tc>
+      </w:tr>
+    </w:tbl>
+    <w:p>
+      <w:pPr>
+        <w:spacing w:after="20"/>
+      </w:pPr>
+    </w:p>
+    <w:p>
+      <w:r>
+        <w:t>The DirectQuery variant was used to demonstrate source-backed behavior and Unity Catalog RLS for seller-scoped data. The implementation proves that the report can query the governed Gold layer without importing the protected fact rows.</w:t>
+      </w:r>
+    </w:p>
+    <w:p>
+      <w:r>
+        <w:t xml:space="preserve">The exercise also asks for a formal comparison of refresh time, query time, and model size. That benchmark was intentionally </w:t>
+      </w:r>
+      <w:r>
+        <w:rPr>
+          <w:b/>
+        </w:rPr>
+        <w:t>not performed</w:t>
+      </w:r>
+      <w:r>
+        <w:t>, so this bonus is documented as partially implemented rather than claimed as fully complete.</w:t>
+      </w:r>
+    </w:p>
+    <w:p>
+      <w:r>
+        <w:t xml:space="preserve">The DirectQuery RLS demonstration is also not a strict like-for-like performance population against the full Import model because the lakehouse policy restricts the seller-scoped DirectQuery data to </w:t>
+      </w:r>
+      <w:r>
+        <w:rPr>
+          <w:rFonts w:ascii="Liberation Mono" w:hAnsi="Liberation Mono"/>
+          <w:color w:val="334155"/>
+          <w:sz w:val="18"/>
+        </w:rPr>
+        <w:t>SP</w:t>
+      </w:r>
+      <w:r>
+        <w:t>.</w:t>
+      </w:r>
+    </w:p>
+    <w:p>
+      <w:pPr>
+        <w:pStyle w:val="Heading2"/>
+        <w:keepNext/>
+        <w:keepNext/>
+      </w:pPr>
+      <w:r>
+        <w:t>9.5 Bonus 5 - ML delivery-delay output - Complete</w:t>
+      </w:r>
+    </w:p>
+    <w:p>
+      <w:r>
+        <w:t xml:space="preserve">The ML work is isolated from the core pipeline in </w:t>
+      </w:r>
+      <w:r>
+        <w:rPr>
+          <w:rFonts w:ascii="Liberation Mono" w:hAnsi="Liberation Mono"/>
+          <w:color w:val="334155"/>
+          <w:sz w:val="18"/>
+        </w:rPr>
+        <w:t>04-gold/11_delivery_delay_predictions.ipynb</w:t>
+      </w:r>
+      <w:r>
+        <w:t xml:space="preserve">. It reads trusted Silver data and writes a separate Gold output instead of changing </w:t>
+      </w:r>
+      <w:r>
+        <w:rPr>
+          <w:rFonts w:ascii="Liberation Mono" w:hAnsi="Liberation Mono"/>
+          <w:color w:val="334155"/>
           <w:sz w:val="18"/>
         </w:rPr>
         <w:t>fact_orders</w:t>
       </w:r>
       <w:r>
-        <w:rPr>
-          <w:rFonts w:ascii="Arial" w:hAnsi="Arial"/>
-          <w:color w:val="141414"/>
-          <w:sz w:val="20"/>
-        </w:rPr>
-        <w:t xml:space="preserve"> because order count, delivery timing, on-time status, and review score are order-level attributes. Putting those measures on the item fact would repeat order-level values once per line item.</w:t>
+        <w:t>.</w:t>
       </w:r>
     </w:p>
     <w:p>
       <w:pPr>
-        <w:pStyle w:val="Heading2"/>
-        <w:widowControl/>
-      </w:pPr>
-      <w:r>
-        <w:rPr>
-          <w:rFonts w:ascii="Arial" w:hAnsi="Arial"/>
-          <w:color w:val="141414"/>
-        </w:rPr>
-        <w:t>Why `customer_unique_id`</w:t>
+        <w:pStyle w:val="Heading3"/>
+        <w:keepNext/>
+        <w:keepNext/>
+      </w:pPr>
+      <w:r>
+        <w:t>Target</w:t>
       </w:r>
     </w:p>
     <w:p>
-      <w:pPr>
-        <w:widowControl/>
-      </w:pPr>
+      <w:r>
+        <w:t xml:space="preserve">The regression target is </w:t>
+      </w:r>
       <w:r>
         <w:rPr>
-          <w:rFonts w:ascii="Arial" w:hAnsi="Arial"/>
-          <w:color w:val="141414"/>
-          <w:sz w:val="20"/>
+          <w:rFonts w:ascii="Liberation Mono" w:hAnsi="Liberation Mono"/>
+          <w:color w:val="334155"/>
+          <w:sz w:val="18"/>
         </w:rPr>
-        <w:t xml:space="preserve">In the Olist source, </w:t>
+        <w:t>delivery_variance_days</w:t>
+      </w:r>
+      <w:r>
+        <w:t>:</w:t>
+      </w:r>
+    </w:p>
+    <w:p>
+      <w:pPr>
+        <w:pStyle w:val="ListBullet"/>
+      </w:pPr>
+      <w:r>
+        <w:t>negative value = delivered earlier than estimated</w:t>
+      </w:r>
+    </w:p>
+    <w:p>
+      <w:pPr>
+        <w:pStyle w:val="ListBullet"/>
+      </w:pPr>
+      <w:r>
+        <w:t>zero = delivered on the estimated date</w:t>
+      </w:r>
+    </w:p>
+    <w:p>
+      <w:pPr>
+        <w:pStyle w:val="ListBullet"/>
+      </w:pPr>
+      <w:r>
+        <w:t>positive value = delivered late</w:t>
+      </w:r>
+    </w:p>
+    <w:p>
+      <w:pPr>
+        <w:pStyle w:val="Heading3"/>
+        <w:keepNext/>
+        <w:keepNext/>
+      </w:pPr>
+      <w:r>
+        <w:t>Features</w:t>
+      </w:r>
+    </w:p>
+    <w:p>
+      <w:r>
+        <w:t>Only information known at or near order creation is used, avoiding target leakage. The final feature set includes:</w:t>
+      </w:r>
+    </w:p>
+    <w:p>
+      <w:pPr>
+        <w:pStyle w:val="ListBullet"/>
+      </w:pPr>
+      <w:r>
+        <w:t>item count</w:t>
+      </w:r>
+    </w:p>
+    <w:p>
+      <w:pPr>
+        <w:pStyle w:val="ListBullet"/>
+      </w:pPr>
+      <w:r>
+        <w:t>total item value</w:t>
+      </w:r>
+    </w:p>
+    <w:p>
+      <w:pPr>
+        <w:pStyle w:val="ListBullet"/>
+      </w:pPr>
+      <w:r>
+        <w:t>total freight</w:t>
+      </w:r>
+    </w:p>
+    <w:p>
+      <w:pPr>
+        <w:pStyle w:val="ListBullet"/>
+      </w:pPr>
+      <w:r>
+        <w:t>average product weight</w:t>
+      </w:r>
+    </w:p>
+    <w:p>
+      <w:pPr>
+        <w:pStyle w:val="ListBullet"/>
+      </w:pPr>
+      <w:r>
+        <w:t>seller count</w:t>
+      </w:r>
+    </w:p>
+    <w:p>
+      <w:pPr>
+        <w:pStyle w:val="ListBullet"/>
+      </w:pPr>
+      <w:r>
+        <w:t>product count</w:t>
+      </w:r>
+    </w:p>
+    <w:p>
+      <w:pPr>
+        <w:pStyle w:val="ListBullet"/>
+      </w:pPr>
+      <w:r>
+        <w:t>promised delivery days</w:t>
+      </w:r>
+    </w:p>
+    <w:p>
+      <w:pPr>
+        <w:pStyle w:val="ListBullet"/>
+      </w:pPr>
+      <w:r>
+        <w:t>purchase month</w:t>
+      </w:r>
+    </w:p>
+    <w:p>
+      <w:pPr>
+        <w:pStyle w:val="ListBullet"/>
+      </w:pPr>
+      <w:r>
+        <w:t>purchase day of week</w:t>
+      </w:r>
+    </w:p>
+    <w:p>
+      <w:pPr>
+        <w:pStyle w:val="ListBullet"/>
+      </w:pPr>
+      <w:r>
+        <w:t>customer state (indexed and one-hot encoded)</w:t>
+      </w:r>
+    </w:p>
+    <w:p>
+      <w:r>
+        <w:t>Post-delivery values such as actual shipping time or delivered timestamp are not used as predictors.</w:t>
+      </w:r>
+    </w:p>
+    <w:p>
+      <w:pPr>
+        <w:pStyle w:val="Heading3"/>
+        <w:keepNext/>
+        <w:keepNext/>
+      </w:pPr>
+      <w:r>
+        <w:t>Model</w:t>
+      </w:r>
+    </w:p>
+    <w:p>
+      <w:r>
+        <w:t xml:space="preserve">The model is a PySpark ML </w:t>
       </w:r>
       <w:r>
         <w:rPr>
-          <w:rFonts w:ascii="Courier New" w:hAnsi="Courier New"/>
-          <w:color w:val="1F2937"/>
+          <w:rFonts w:ascii="Liberation Mono" w:hAnsi="Liberation Mono"/>
+          <w:color w:val="334155"/>
+          <w:sz w:val="18"/>
+        </w:rPr>
+        <w:t>RandomForestRegressor</w:t>
+      </w:r>
+      <w:r>
+        <w:t xml:space="preserve"> with 100 trees, maximum depth 8, and seed 42. Missing numeric features use median imputation; customer state is encoded before vector assembly.</w:t>
+      </w:r>
+    </w:p>
+    <w:p>
+      <w:pPr>
+        <w:pStyle w:val="Heading3"/>
+        <w:keepNext/>
+        <w:keepNext/>
+      </w:pPr>
+      <w:r>
+        <w:t>Evaluation</w:t>
+      </w:r>
+    </w:p>
+    <w:p>
+      <w:r>
+        <w:t>Orders are split chronologically rather than randomly:</w:t>
+      </w:r>
+    </w:p>
+    <w:p>
+      <w:pPr>
+        <w:pStyle w:val="ListBullet"/>
+      </w:pPr>
+      <w:r>
+        <w:t xml:space="preserve">training rows: </w:t>
+      </w:r>
+      <w:r>
+        <w:rPr>
+          <w:b/>
+        </w:rPr>
+        <w:t>77,172</w:t>
+      </w:r>
+      <w:r>
+        <w:t xml:space="preserve"> (80%)</w:t>
+      </w:r>
+    </w:p>
+    <w:p>
+      <w:pPr>
+        <w:pStyle w:val="ListBullet"/>
+      </w:pPr>
+      <w:r>
+        <w:t xml:space="preserve">test rows: </w:t>
+      </w:r>
+      <w:r>
+        <w:rPr>
+          <w:b/>
+        </w:rPr>
+        <w:t>19,298</w:t>
+      </w:r>
+      <w:r>
+        <w:t xml:space="preserve"> (20%)</w:t>
+      </w:r>
+    </w:p>
+    <w:p>
+      <w:pPr>
+        <w:pStyle w:val="ListBullet"/>
+      </w:pPr>
+      <w:r>
+        <w:t xml:space="preserve">chronological cutoff: approximately </w:t>
+      </w:r>
+      <w:r>
+        <w:rPr>
+          <w:b/>
+        </w:rPr>
+        <w:t>2018-05-26 16:40:08</w:t>
+      </w:r>
+    </w:p>
+    <w:p>
+      <w:r>
+        <w:t>Final Gold/table validation gives:</w:t>
+      </w:r>
+    </w:p>
+    <w:p>
+      <w:pPr>
+        <w:pStyle w:val="ListBullet"/>
+      </w:pPr>
+      <w:r>
+        <w:t xml:space="preserve">Random Forest test MAE: approximately </w:t>
+      </w:r>
+      <w:r>
+        <w:rPr>
+          <w:b/>
+        </w:rPr>
+        <w:t>5.05 days</w:t>
+      </w:r>
+    </w:p>
+    <w:p>
+      <w:pPr>
+        <w:pStyle w:val="ListBullet"/>
+      </w:pPr>
+      <w:r>
+        <w:t xml:space="preserve">median baseline MAE: </w:t>
+      </w:r>
+      <w:r>
+        <w:rPr>
+          <w:b/>
+        </w:rPr>
+        <w:t>7.57 days</w:t>
+      </w:r>
+    </w:p>
+    <w:p>
+      <w:pPr>
+        <w:pStyle w:val="ListBullet"/>
+      </w:pPr>
+      <w:r>
+        <w:t xml:space="preserve">test R2: </w:t>
+      </w:r>
+      <w:r>
+        <w:rPr>
+          <w:b/>
+        </w:rPr>
+        <w:t>0.530</w:t>
+      </w:r>
+    </w:p>
+    <w:p>
+      <w:pPr>
+        <w:pStyle w:val="ListBullet"/>
+      </w:pPr>
+      <w:r>
+        <w:t xml:space="preserve">MAE improvement versus baseline: approximately </w:t>
+      </w:r>
+      <w:r>
+        <w:rPr>
+          <w:b/>
+        </w:rPr>
+        <w:t>33%</w:t>
+      </w:r>
+    </w:p>
+    <w:p>
+      <w:r>
+        <w:t>The output table is:</w:t>
+      </w:r>
+    </w:p>
+    <w:tbl>
+      <w:tblPr>
+        <w:tblW w:type="auto" w:w="0"/>
+        <w:jc w:val="center"/>
+        <w:tblLook w:firstColumn="1" w:firstRow="1" w:lastColumn="0" w:lastRow="0" w:noHBand="0" w:noVBand="1" w:val="04A0"/>
+      </w:tblPr>
+      <w:tblGrid>
+        <w:gridCol w:w="10224"/>
+      </w:tblGrid>
+      <w:tr>
+        <w:tc>
+          <w:tcPr>
+            <w:tcW w:type="dxa" w:w="10224"/>
+            <w:shd w:fill="F1F5F9"/>
+            <w:tcMar>
+              <w:top w:w="120" w:type="dxa"/>
+              <w:start w:w="140" w:type="dxa"/>
+              <w:bottom w:w="120" w:type="dxa"/>
+              <w:end w:w="140" w:type="dxa"/>
+            </w:tcMar>
+          </w:tcPr>
+          <w:p>
+            <w:pPr>
+              <w:spacing w:after="0"/>
+            </w:pPr>
+            <w:r>
+              <w:rPr>
+                <w:rFonts w:ascii="Liberation Mono" w:hAnsi="Liberation Mono"/>
+                <w:color w:val="1E293B"/>
+                <w:sz w:val="17"/>
+              </w:rPr>
+              <w:t>olist.gold.order_delivery_predictions</w:t>
+            </w:r>
+          </w:p>
+        </w:tc>
+      </w:tr>
+    </w:tbl>
+    <w:p>
+      <w:pPr>
+        <w:spacing w:after="20"/>
+      </w:pPr>
+    </w:p>
+    <w:p>
+      <w:r>
+        <w:t xml:space="preserve">with fields including </w:t>
+      </w:r>
+      <w:r>
+        <w:rPr>
+          <w:rFonts w:ascii="Liberation Mono" w:hAnsi="Liberation Mono"/>
+          <w:color w:val="334155"/>
+          <w:sz w:val="18"/>
+        </w:rPr>
+        <w:t>order_id</w:t>
+      </w:r>
+      <w:r>
+        <w:t xml:space="preserve">, </w:t>
+      </w:r>
+      <w:r>
+        <w:rPr>
+          <w:rFonts w:ascii="Liberation Mono" w:hAnsi="Liberation Mono"/>
+          <w:color w:val="334155"/>
+          <w:sz w:val="18"/>
+        </w:rPr>
+        <w:t>date_key</w:t>
+      </w:r>
+      <w:r>
+        <w:t>, actual delay, predicted delay, prediction error, absolute error, late flags, train/test split, and scoring timestamp.</w:t>
+      </w:r>
+    </w:p>
+    <w:p>
+      <w:r>
+        <w:t>Final table checks:</w:t>
+      </w:r>
+    </w:p>
+    <w:p>
+      <w:pPr>
+        <w:pStyle w:val="ListBullet"/>
+      </w:pPr>
+      <w:r>
+        <w:t xml:space="preserve">rows: </w:t>
+      </w:r>
+      <w:r>
+        <w:rPr>
+          <w:b/>
+        </w:rPr>
+        <w:t>96,470</w:t>
+      </w:r>
+    </w:p>
+    <w:p>
+      <w:pPr>
+        <w:pStyle w:val="ListBullet"/>
+      </w:pPr>
+      <w:r>
+        <w:t xml:space="preserve">distinct </w:t>
+      </w:r>
+      <w:r>
+        <w:rPr>
+          <w:rFonts w:ascii="Liberation Mono" w:hAnsi="Liberation Mono"/>
+          <w:color w:val="334155"/>
+          <w:sz w:val="18"/>
+        </w:rPr>
+        <w:t>order_id</w:t>
+      </w:r>
+      <w:r>
+        <w:t xml:space="preserve">: </w:t>
+      </w:r>
+      <w:r>
+        <w:rPr>
+          <w:b/>
+        </w:rPr>
+        <w:t>96,470</w:t>
+      </w:r>
+    </w:p>
+    <w:p>
+      <w:pPr>
+        <w:pStyle w:val="ListBullet"/>
+      </w:pPr>
+      <w:r>
+        <w:t xml:space="preserve">null predictions: </w:t>
+      </w:r>
+      <w:r>
+        <w:rPr>
+          <w:b/>
+        </w:rPr>
+        <w:t>0</w:t>
+      </w:r>
+    </w:p>
+    <w:p>
+      <w:r>
+        <w:t xml:space="preserve">Power BI filters the ML validation page to </w:t>
+      </w:r>
+      <w:r>
+        <w:rPr>
+          <w:rFonts w:ascii="Liberation Mono" w:hAnsi="Liberation Mono"/>
+          <w:color w:val="334155"/>
+          <w:sz w:val="18"/>
+        </w:rPr>
+        <w:t>dataset_split = test</w:t>
+      </w:r>
+      <w:r>
+        <w:t xml:space="preserve"> so the visuals show unseen holdout orders rather than training predictions.</w:t>
+      </w:r>
+    </w:p>
+    <w:p>
+      <w:pPr>
+        <w:jc w:val="center"/>
+      </w:pPr>
+      <w:r>
+        <w:drawing>
+          <wp:inline xmlns:a="http://schemas.openxmlformats.org/drawingml/2006/main" xmlns:pic="http://schemas.openxmlformats.org/drawingml/2006/picture">
+            <wp:extent cx="6217920" cy="3504167"/>
+            <wp:docPr id="4" name="Picture 4"/>
+            <wp:cNvGraphicFramePr>
+              <a:graphicFrameLocks noChangeAspect="1"/>
+            </wp:cNvGraphicFramePr>
+            <a:graphic>
+              <a:graphicData uri="http://schemas.openxmlformats.org/drawingml/2006/picture">
+                <pic:pic>
+                  <pic:nvPicPr>
+                    <pic:cNvPr id="0" name="ml_powerbi_page.png"/>
+                    <pic:cNvPicPr/>
+                  </pic:nvPicPr>
+                  <pic:blipFill>
+                    <a:blip r:embed="rId14"/>
+                    <a:stretch>
+                      <a:fillRect/>
+                    </a:stretch>
+                  </pic:blipFill>
+                  <pic:spPr>
+                    <a:xfrm>
+                      <a:off x="0" y="0"/>
+                      <a:ext cx="6217920" cy="3504167"/>
+                    </a:xfrm>
+                    <a:prstGeom prst="rect"/>
+                  </pic:spPr>
+                </pic:pic>
+              </a:graphicData>
+            </a:graphic>
+          </wp:inline>
+        </w:drawing>
+      </w:r>
+    </w:p>
+    <w:p>
+      <w:pPr>
+        <w:spacing w:after="160"/>
+        <w:jc w:val="center"/>
+      </w:pPr>
+      <w:r>
+        <w:rPr>
+          <w:i/>
+          <w:color w:val="475569"/>
+          <w:sz w:val="17"/>
+        </w:rPr>
+        <w:t>Figure 4. Power BI holdout-test view: actual versus predicted delivery delay and model validation metrics.</w:t>
+      </w:r>
+    </w:p>
+    <w:p>
+      <w:pPr>
+        <w:pStyle w:val="Heading1"/>
+        <w:keepNext/>
+        <w:keepNext/>
+      </w:pPr>
+      <w:r>
+        <w:t>10. Challenges and lessons learned</w:t>
+      </w:r>
+    </w:p>
+    <w:p>
+      <w:r>
+        <w:rPr>
+          <w:b/>
+        </w:rPr>
+        <w:t>Multiline review parsing.</w:t>
+      </w:r>
+      <w:r>
+        <w:t xml:space="preserve"> Row-count and score-column profiling exposed a source parsing issue that was not obvious from the file name alone. The lesson was to validate source behavior instead of trusting expected counts blindly.</w:t>
+      </w:r>
+    </w:p>
+    <w:p>
+      <w:r>
+        <w:rPr>
+          <w:b/>
+        </w:rPr>
+        <w:t>Customer grain.</w:t>
+      </w:r>
+      <w:r>
+        <w:t xml:space="preserve"> Using </w:t>
+      </w:r>
+      <w:r>
+        <w:rPr>
+          <w:rFonts w:ascii="Liberation Mono" w:hAnsi="Liberation Mono"/>
+          <w:color w:val="334155"/>
           <w:sz w:val="18"/>
         </w:rPr>
         <w:t>customer_id</w:t>
       </w:r>
       <w:r>
+        <w:t xml:space="preserve"> initially creates an order-specific pseudo-dimension. Moving to </w:t>
+      </w:r>
+      <w:r>
         <w:rPr>
-          <w:rFonts w:ascii="Arial" w:hAnsi="Arial"/>
-          <w:color w:val="141414"/>
-          <w:sz w:val="20"/>
-        </w:rPr>
-        <w:t xml:space="preserve"> is tied to an order-specific customer record. A returning person can therefore receive a different </w:t>
-      </w:r>
-      <w:r>
-        <w:rPr>
-          <w:rFonts w:ascii="Courier New" w:hAnsi="Courier New"/>
-          <w:color w:val="1F2937"/>
-          <w:sz w:val="18"/>
-        </w:rPr>
-        <w:t>customer_id</w:t>
-      </w:r>
-      <w:r>
-        <w:rPr>
-          <w:rFonts w:ascii="Arial" w:hAnsi="Arial"/>
-          <w:color w:val="141414"/>
-          <w:sz w:val="20"/>
-        </w:rPr>
-        <w:t xml:space="preserve"> on a later order. </w:t>
-      </w:r>
-      <w:r>
-        <w:rPr>
-          <w:rFonts w:ascii="Courier New" w:hAnsi="Courier New"/>
-          <w:color w:val="1F2937"/>
+          <w:rFonts w:ascii="Liberation Mono" w:hAnsi="Liberation Mono"/>
+          <w:color w:val="334155"/>
           <w:sz w:val="18"/>
         </w:rPr>
         <w:t>customer_unique_id</w:t>
       </w:r>
       <w:r>
+        <w:t xml:space="preserve"> is necessary for correct customer-level analysis and repeat-customer measures.</w:t>
+      </w:r>
+    </w:p>
+    <w:p>
+      <w:r>
         <w:rPr>
-          <w:rFonts w:ascii="Arial" w:hAnsi="Arial"/>
-          <w:color w:val="141414"/>
-          <w:sz w:val="20"/>
+          <w:b/>
         </w:rPr>
-        <w:t xml:space="preserve"> identifies the real customer, so it is the business key of </w:t>
-      </w:r>
+        <w:t>Multi-fact modeling.</w:t>
+      </w:r>
+      <w:r>
+        <w:t xml:space="preserve"> Keeping order items and payments at separate grains is essential. A visually simple order-level join produces materially wrong revenue/payment totals.</w:t>
+      </w:r>
+    </w:p>
+    <w:p>
       <w:r>
         <w:rPr>
-          <w:rFonts w:ascii="Courier New" w:hAnsi="Courier New"/>
-          <w:color w:val="1F2937"/>
+          <w:b/>
+        </w:rPr>
+        <w:t>Bundle path validation.</w:t>
+      </w:r>
+      <w:r>
+        <w:t xml:space="preserve"> Workspace notebooks can be referenced differently from repository files. Asset Bundle CI required the real </w:t>
+      </w:r>
+      <w:r>
+        <w:rPr>
+          <w:rFonts w:ascii="Liberation Mono" w:hAnsi="Liberation Mono"/>
+          <w:color w:val="334155"/>
           <w:sz w:val="18"/>
         </w:rPr>
-        <w:t>dim_customer</w:t>
-      </w:r>
+        <w:t>.ipynb</w:t>
+      </w:r>
+      <w:r>
+        <w:t xml:space="preserve"> file extensions in local notebook references, which the validation workflow caught before deployment.</w:t>
+      </w:r>
+    </w:p>
+    <w:p>
       <w:r>
         <w:rPr>
-          <w:rFonts w:ascii="Arial" w:hAnsi="Arial"/>
-          <w:color w:val="141414"/>
-          <w:sz w:val="20"/>
+          <w:b/>
         </w:rPr>
-        <w:t xml:space="preserve">. It is carried into the order and item facts to support distinct-customer, repeat-customer, and customer-level revenue analysis. The original </w:t>
-      </w:r>
+        <w:t>Lakehouse RLS versus report filters.</w:t>
+      </w:r>
+      <w:r>
+        <w:t xml:space="preserve"> RLS implemented in Unity Catalog protects DirectQuery data before Power BI receives it. This is stronger than only filtering visuals or relying on a report role.</w:t>
+      </w:r>
+    </w:p>
+    <w:p>
       <w:r>
         <w:rPr>
-          <w:rFonts w:ascii="Courier New" w:hAnsi="Courier New"/>
-          <w:color w:val="1F2937"/>
+          <w:b/>
+        </w:rPr>
+        <w:t>ML leakage control.</w:t>
+      </w:r>
+      <w:r>
+        <w:t xml:space="preserve"> Delivery prediction is only defensible when the features are available before the outcome. Excluding handling/shipping/delivery-derived predictors and adding a baseline made the model evaluation meaningful.</w:t>
+      </w:r>
+    </w:p>
+    <w:p>
+      <w:r>
+        <w:rPr>
+          <w:b/>
+        </w:rPr>
+        <w:t>Environment constraints.</w:t>
+      </w:r>
+      <w:r>
+        <w:t xml:space="preserve"> The project was built in a serverless Databricks Free Edition context and Power BI Desktop was used from Windows.</w:t>
+      </w:r>
+    </w:p>
+    <w:p>
+      <w:pPr>
+        <w:pStyle w:val="Heading1"/>
+        <w:keepNext/>
+        <w:keepNext/>
+      </w:pPr>
+      <w:r>
+        <w:t>11. Reproducibility / runbook</w:t>
+      </w:r>
+    </w:p>
+    <w:p>
+      <w:pPr>
+        <w:pStyle w:val="ListNumber"/>
+      </w:pPr>
+      <w:r>
+        <w:t>Clone the repository.</w:t>
+      </w:r>
+    </w:p>
+    <w:p>
+      <w:pPr>
+        <w:pStyle w:val="ListNumber"/>
+      </w:pPr>
+      <w:r>
+        <w:t>Download the nine Olist CSV files from Kaggle.</w:t>
+      </w:r>
+    </w:p>
+    <w:p>
+      <w:pPr>
+        <w:pStyle w:val="ListNumber"/>
+      </w:pPr>
+      <w:r>
+        <w:t xml:space="preserve">Run </w:t>
+      </w:r>
+      <w:r>
+        <w:rPr>
+          <w:rFonts w:ascii="Liberation Mono" w:hAnsi="Liberation Mono"/>
+          <w:color w:val="334155"/>
           <w:sz w:val="18"/>
         </w:rPr>
-        <w:t>customer_id</w:t>
-      </w:r>
-      <w:r>
-        <w:rPr>
-          <w:rFonts w:ascii="Arial" w:hAnsi="Arial"/>
-          <w:color w:val="141414"/>
-          <w:sz w:val="20"/>
-        </w:rPr>
-        <w:t xml:space="preserve"> is retained in the order fact for source traceability.</w:t>
+        <w:t>01-setup/00_bootstrap.sql</w:t>
+      </w:r>
+      <w:r>
+        <w:t>.</w:t>
       </w:r>
     </w:p>
     <w:p>
       <w:pPr>
-        <w:pStyle w:val="Heading2"/>
-        <w:widowControl/>
-      </w:pPr>
+        <w:pStyle w:val="ListNumber"/>
+      </w:pPr>
+      <w:r>
+        <w:t xml:space="preserve">Upload the source files to </w:t>
+      </w:r>
       <w:r>
         <w:rPr>
-          <w:rFonts w:ascii="Arial" w:hAnsi="Arial"/>
-          <w:color w:val="141414"/>
+          <w:rFonts w:ascii="Liberation Mono" w:hAnsi="Liberation Mono"/>
+          <w:color w:val="334155"/>
+          <w:sz w:val="18"/>
         </w:rPr>
-        <w:t>Fan-out: why items and payments remain separate</w:t>
+        <w:t>/Volumes/olist/landing/files/</w:t>
+      </w:r>
+      <w:r>
+        <w:t>.</w:t>
       </w:r>
     </w:p>
     <w:p>
       <w:pPr>
-        <w:widowControl/>
-      </w:pPr>
+        <w:pStyle w:val="ListNumber"/>
+      </w:pPr>
+      <w:r>
+        <w:t>Run the main Bronze -&gt; Silver -&gt; Gold -&gt; Data Quality job.</w:t>
+      </w:r>
+    </w:p>
+    <w:p>
+      <w:pPr>
+        <w:pStyle w:val="ListNumber"/>
+      </w:pPr>
+      <w:r>
+        <w:t>Run the incremental demo if reproducing the watermark/MERGE behavior.</w:t>
+      </w:r>
+    </w:p>
+    <w:p>
+      <w:pPr>
+        <w:pStyle w:val="ListNumber"/>
+      </w:pPr>
+      <w:r>
+        <w:t xml:space="preserve">Run </w:t>
+      </w:r>
       <w:r>
         <w:rPr>
-          <w:rFonts w:ascii="Arial" w:hAnsi="Arial"/>
-          <w:color w:val="141414"/>
-          <w:sz w:val="20"/>
-        </w:rPr>
-        <w:t xml:space="preserve">An order can contain multiple line items and multiple payment records. Joining the two facts directly by </w:t>
-      </w:r>
-      <w:r>
-        <w:rPr>
-          <w:rFonts w:ascii="Courier New" w:hAnsi="Courier New"/>
-          <w:color w:val="1F2937"/>
+          <w:rFonts w:ascii="Liberation Mono" w:hAnsi="Liberation Mono"/>
+          <w:color w:val="334155"/>
           <w:sz w:val="18"/>
         </w:rPr>
-        <w:t>order_id</w:t>
-      </w:r>
-      <w:r>
-        <w:rPr>
-          <w:rFonts w:ascii="Arial" w:hAnsi="Arial"/>
-          <w:color w:val="141414"/>
-          <w:sz w:val="20"/>
-        </w:rPr>
-        <w:t xml:space="preserve"> creates a many-to-many fan-out: payment rows repeat for each item and item rows repeat for each payment.</w:t>
+        <w:t>07-performance/01_optimize</w:t>
+      </w:r>
+      <w:r>
+        <w:t xml:space="preserve"> to reproduce the backend benchmark.</w:t>
       </w:r>
     </w:p>
     <w:p>
       <w:pPr>
-        <w:widowControl/>
-      </w:pPr>
+        <w:pStyle w:val="ListNumber"/>
+      </w:pPr>
+      <w:r>
+        <w:t xml:space="preserve">Run </w:t>
+      </w:r>
       <w:r>
         <w:rPr>
-          <w:rFonts w:ascii="Arial" w:hAnsi="Arial"/>
-          <w:color w:val="141414"/>
-          <w:sz w:val="20"/>
+          <w:rFonts w:ascii="Liberation Mono" w:hAnsi="Liberation Mono"/>
+          <w:color w:val="334155"/>
+          <w:sz w:val="18"/>
         </w:rPr>
-        <w:t>The measured impact is material:</w:t>
+        <w:t>databricks bundle validate --target dev</w:t>
+      </w:r>
+      <w:r>
+        <w:t xml:space="preserve"> or push to GitHub to trigger CI bundle validation.</w:t>
       </w:r>
     </w:p>
     <w:p>
       <w:pPr>
-        <w:pStyle w:val="ListBullet"/>
-        <w:widowControl/>
-      </w:pPr>
+        <w:pStyle w:val="ListNumber"/>
+      </w:pPr>
+      <w:r>
+        <w:t xml:space="preserve">Optionally run </w:t>
+      </w:r>
       <w:r>
         <w:rPr>
-          <w:rFonts w:ascii="Arial" w:hAnsi="Arial"/>
-          <w:color w:val="141414"/>
-          <w:sz w:val="20"/>
+          <w:rFonts w:ascii="Liberation Mono" w:hAnsi="Liberation Mono"/>
+          <w:color w:val="334155"/>
+          <w:sz w:val="18"/>
         </w:rPr>
-        <w:t xml:space="preserve">Correct item revenue: about </w:t>
-      </w:r>
-      <w:r>
-        <w:rPr>
-          <w:rFonts w:ascii="Arial" w:hAnsi="Arial"/>
-          <w:b/>
-          <w:color w:val="111827"/>
-          <w:sz w:val="20"/>
-        </w:rPr>
-        <w:t>BRL 13.6M</w:t>
-      </w:r>
-      <w:r>
-        <w:rPr>
-          <w:rFonts w:ascii="Arial" w:hAnsi="Arial"/>
-          <w:color w:val="141414"/>
-          <w:sz w:val="20"/>
-        </w:rPr>
-        <w:t>.</w:t>
+        <w:t>04-gold/10_rls_lakehouse.ipynb</w:t>
+      </w:r>
+      <w:r>
+        <w:t xml:space="preserve"> to reproduce the lakehouse RLS demonstration.</w:t>
       </w:r>
     </w:p>
     <w:p>
       <w:pPr>
-        <w:pStyle w:val="ListBullet"/>
-        <w:widowControl/>
-      </w:pPr>
+        <w:pStyle w:val="ListNumber"/>
+      </w:pPr>
+      <w:r>
+        <w:t xml:space="preserve">Optionally run </w:t>
+      </w:r>
       <w:r>
         <w:rPr>
-          <w:rFonts w:ascii="Arial" w:hAnsi="Arial"/>
-          <w:color w:val="141414"/>
-          <w:sz w:val="20"/>
+          <w:rFonts w:ascii="Liberation Mono" w:hAnsi="Liberation Mono"/>
+          <w:color w:val="334155"/>
+          <w:sz w:val="18"/>
         </w:rPr>
-        <w:t xml:space="preserve">Item revenue after the fan-out join: about </w:t>
-      </w:r>
-      <w:r>
-        <w:rPr>
-          <w:rFonts w:ascii="Arial" w:hAnsi="Arial"/>
-          <w:b/>
-          <w:color w:val="111827"/>
-          <w:sz w:val="20"/>
-        </w:rPr>
-        <w:t>BRL 14.2M</w:t>
-      </w:r>
-      <w:r>
-        <w:rPr>
-          <w:rFonts w:ascii="Arial" w:hAnsi="Arial"/>
-          <w:color w:val="141414"/>
-          <w:sz w:val="20"/>
-        </w:rPr>
-        <w:t xml:space="preserve"> (</w:t>
-      </w:r>
-      <w:r>
-        <w:rPr>
-          <w:rFonts w:ascii="Arial" w:hAnsi="Arial"/>
-          <w:b/>
-          <w:color w:val="111827"/>
-          <w:sz w:val="20"/>
-        </w:rPr>
-        <w:t>1.05x inflation</w:t>
-      </w:r>
-      <w:r>
-        <w:rPr>
-          <w:rFonts w:ascii="Arial" w:hAnsi="Arial"/>
-          <w:color w:val="141414"/>
-          <w:sz w:val="20"/>
-        </w:rPr>
-        <w:t>).</w:t>
+        <w:t>04-gold/11_delivery_delay_predictions.ipynb</w:t>
+      </w:r>
+      <w:r>
+        <w:t xml:space="preserve"> to rebuild the ML Gold output.</w:t>
       </w:r>
     </w:p>
     <w:p>
       <w:pPr>
-        <w:pStyle w:val="ListBullet"/>
-        <w:widowControl/>
-      </w:pPr>
+        <w:pStyle w:val="ListNumber"/>
+      </w:pPr>
+      <w:r>
+        <w:t xml:space="preserve">Open </w:t>
+      </w:r>
       <w:r>
         <w:rPr>
-          <w:rFonts w:ascii="Arial" w:hAnsi="Arial"/>
-          <w:color w:val="141414"/>
-          <w:sz w:val="20"/>
+          <w:rFonts w:ascii="Liberation Mono" w:hAnsi="Liberation Mono"/>
+          <w:color w:val="334155"/>
+          <w:sz w:val="18"/>
         </w:rPr>
-        <w:t xml:space="preserve">Correct payment value: about </w:t>
+        <w:t>powerbi/olist_report_import.pbix</w:t>
+      </w:r>
+      <w:r>
+        <w:t xml:space="preserve"> for the primary report. Use </w:t>
       </w:r>
       <w:r>
         <w:rPr>
-          <w:rFonts w:ascii="Arial" w:hAnsi="Arial"/>
-          <w:b/>
-          <w:color w:val="111827"/>
-          <w:sz w:val="20"/>
+          <w:rFonts w:ascii="Liberation Mono" w:hAnsi="Liberation Mono"/>
+          <w:color w:val="334155"/>
+          <w:sz w:val="18"/>
         </w:rPr>
-        <w:t>BRL 16.0M</w:t>
-      </w:r>
-      <w:r>
-        <w:rPr>
-          <w:rFonts w:ascii="Arial" w:hAnsi="Arial"/>
-          <w:color w:val="141414"/>
-          <w:sz w:val="20"/>
-        </w:rPr>
-        <w:t>.</w:t>
+        <w:t>powerbi/olist_report_directquery.pbix</w:t>
+      </w:r>
+      <w:r>
+        <w:t xml:space="preserve"> for the DirectQuery/RLS demonstration.</w:t>
       </w:r>
     </w:p>
     <w:p>
       <w:pPr>
-        <w:pStyle w:val="ListBullet"/>
-        <w:widowControl/>
-      </w:pPr>
-      <w:r>
-        <w:rPr>
-          <w:rFonts w:ascii="Arial" w:hAnsi="Arial"/>
-          <w:color w:val="141414"/>
-          <w:sz w:val="20"/>
-        </w:rPr>
-        <w:t xml:space="preserve">Payment value after the fan-out join: about </w:t>
-      </w:r>
-      <w:r>
-        <w:rPr>
-          <w:rFonts w:ascii="Arial" w:hAnsi="Arial"/>
-          <w:b/>
-          <w:color w:val="111827"/>
-          <w:sz w:val="20"/>
-        </w:rPr>
-        <w:t>BRL 20.3M</w:t>
-      </w:r>
-      <w:r>
-        <w:rPr>
-          <w:rFonts w:ascii="Arial" w:hAnsi="Arial"/>
-          <w:color w:val="141414"/>
-          <w:sz w:val="20"/>
-        </w:rPr>
-        <w:t xml:space="preserve"> (</w:t>
-      </w:r>
-      <w:r>
-        <w:rPr>
-          <w:rFonts w:ascii="Arial" w:hAnsi="Arial"/>
-          <w:b/>
-          <w:color w:val="111827"/>
-          <w:sz w:val="20"/>
-        </w:rPr>
-        <w:t>1.27x inflation</w:t>
-      </w:r>
-      <w:r>
-        <w:rPr>
-          <w:rFonts w:ascii="Arial" w:hAnsi="Arial"/>
-          <w:color w:val="141414"/>
-          <w:sz w:val="20"/>
-        </w:rPr>
-        <w:t>).</w:t>
+        <w:pStyle w:val="Heading1"/>
+        <w:keepNext/>
+        <w:keepNext/>
+      </w:pPr>
+      <w:r>
+        <w:t>12. Submission summary</w:t>
       </w:r>
     </w:p>
     <w:p>
-      <w:pPr>
-        <w:widowControl/>
-      </w:pPr>
-      <w:r>
-        <w:rPr>
-          <w:rFonts w:ascii="Arial" w:hAnsi="Arial"/>
-          <w:color w:val="141414"/>
-          <w:sz w:val="20"/>
-        </w:rPr>
-        <w:t xml:space="preserve">For that reason, revenue is measured from </w:t>
-      </w:r>
-      <w:r>
-        <w:rPr>
-          <w:rFonts w:ascii="Courier New" w:hAnsi="Courier New"/>
-          <w:color w:val="1F2937"/>
-          <w:sz w:val="18"/>
-        </w:rPr>
-        <w:t>fact_order_items</w:t>
-      </w:r>
-      <w:r>
-        <w:rPr>
-          <w:rFonts w:ascii="Arial" w:hAnsi="Arial"/>
-          <w:color w:val="141414"/>
-          <w:sz w:val="20"/>
-        </w:rPr>
-        <w:t xml:space="preserve"> and payment value from </w:t>
-      </w:r>
-      <w:r>
-        <w:rPr>
-          <w:rFonts w:ascii="Courier New" w:hAnsi="Courier New"/>
-          <w:color w:val="1F2937"/>
-          <w:sz w:val="18"/>
-        </w:rPr>
-        <w:t>fact_payments</w:t>
-      </w:r>
-      <w:r>
-        <w:rPr>
-          <w:rFonts w:ascii="Arial" w:hAnsi="Arial"/>
-          <w:color w:val="141414"/>
-          <w:sz w:val="20"/>
-        </w:rPr>
-        <w:t>. Each reconciles to the correct total at its own grain. The residual difference between the true item and payment totals is expected because payment value is not the same business measure as item price; it can include freight and other payment effects.</w:t>
+      <w:r>
+        <w:t>The submission provides a governed Databricks medallion pipeline, multi-fact dimensional model, automated DQ gate, incremental watermark/MERGE design, backend optimization evidence, Power BI semantic model/report, Git-based reproducibility, and advanced bonus work covering Auto Loader, Asset Bundle CI, lakehouse RLS, a DirectQuery variant, and ML delivery-delay scoring.</w:t>
       </w:r>
     </w:p>
     <w:p>
-      <w:pPr>
-        <w:pStyle w:val="Heading1"/>
-        <w:widowControl/>
-      </w:pPr>
-      <w:r>
-        <w:rPr>
-          <w:rFonts w:ascii="Arial" w:hAnsi="Arial"/>
-          <w:color w:val="141414"/>
-        </w:rPr>
-        <w:t>3. Assumptions</w:t>
-      </w:r>
-    </w:p>
-    <w:p>
-      <w:pPr>
-        <w:widowControl/>
-      </w:pPr>
-      <w:r>
-        <w:rPr>
-          <w:rFonts w:ascii="Arial" w:hAnsi="Arial"/>
-          <w:b/>
-          <w:color w:val="111827"/>
-          <w:sz w:val="20"/>
-        </w:rPr>
-        <w:t>Currency is Brazilian Real (BRL).</w:t>
-      </w:r>
-      <w:r>
-        <w:rPr>
-          <w:rFonts w:ascii="Arial" w:hAnsi="Arial"/>
-          <w:color w:val="141414"/>
-          <w:sz w:val="20"/>
-        </w:rPr>
-        <w:t xml:space="preserve"> The source does not include an explicit currency field. Monetary values are treated as BRL because the dataset represents domestic Brazilian e-commerce activity.</w:t>
-      </w:r>
-    </w:p>
-    <w:p>
-      <w:pPr>
-        <w:widowControl/>
-      </w:pPr>
-      <w:r>
-        <w:rPr>
-          <w:rFonts w:ascii="Arial" w:hAnsi="Arial"/>
-          <w:b/>
-          <w:color w:val="111827"/>
-          <w:sz w:val="20"/>
-        </w:rPr>
-        <w:t>Products without a category are kept.</w:t>
-      </w:r>
-      <w:r>
-        <w:rPr>
-          <w:rFonts w:ascii="Arial" w:hAnsi="Arial"/>
-          <w:color w:val="141414"/>
-          <w:sz w:val="20"/>
-        </w:rPr>
-        <w:t xml:space="preserve"> Products with missing category information remain in the model and are labelled </w:t>
-      </w:r>
-      <w:r>
-        <w:rPr>
-          <w:rFonts w:ascii="Courier New" w:hAnsi="Courier New"/>
-          <w:color w:val="1F2937"/>
-          <w:sz w:val="18"/>
-        </w:rPr>
-        <w:t>uncategorized</w:t>
-      </w:r>
-      <w:r>
-        <w:rPr>
-          <w:rFonts w:ascii="Arial" w:hAnsi="Arial"/>
-          <w:color w:val="141414"/>
-          <w:sz w:val="20"/>
-        </w:rPr>
-        <w:t>, rather than being removed and understating sales.</w:t>
-      </w:r>
-    </w:p>
-    <w:p>
-      <w:pPr>
-        <w:widowControl/>
-      </w:pPr>
-      <w:r>
-        <w:rPr>
-          <w:rFonts w:ascii="Arial" w:hAnsi="Arial"/>
-          <w:b/>
-          <w:color w:val="111827"/>
-          <w:sz w:val="20"/>
-        </w:rPr>
-        <w:t>Undelivered orders are kept.</w:t>
-      </w:r>
-      <w:r>
-        <w:rPr>
-          <w:rFonts w:ascii="Arial" w:hAnsi="Arial"/>
-          <w:color w:val="141414"/>
-          <w:sz w:val="20"/>
-        </w:rPr>
-        <w:t xml:space="preserve"> Orders without a delivery date remain in the dataset. </w:t>
-      </w:r>
-      <w:r>
-        <w:rPr>
-          <w:rFonts w:ascii="Courier New" w:hAnsi="Courier New"/>
-          <w:color w:val="1F2937"/>
-          <w:sz w:val="18"/>
-        </w:rPr>
-        <w:t>order_status</w:t>
-      </w:r>
-      <w:r>
-        <w:rPr>
-          <w:rFonts w:ascii="Arial" w:hAnsi="Arial"/>
-          <w:color w:val="141414"/>
-          <w:sz w:val="20"/>
-        </w:rPr>
-        <w:t xml:space="preserve"> distinguishes delivered, cancelled, unavailable, and in-progress orders, while delivery KPIs only use records for which the relevant timestamps exist.</w:t>
-      </w:r>
-    </w:p>
-    <w:p>
-      <w:pPr>
-        <w:widowControl/>
-      </w:pPr>
-      <w:r>
-        <w:rPr>
-          <w:rFonts w:ascii="Arial" w:hAnsi="Arial"/>
-          <w:b/>
-          <w:color w:val="111827"/>
-          <w:sz w:val="20"/>
-        </w:rPr>
-        <w:t>Incremental cutoff is 2017-12-31.</w:t>
-      </w:r>
-      <w:r>
-        <w:rPr>
-          <w:rFonts w:ascii="Arial" w:hAnsi="Arial"/>
-          <w:color w:val="141414"/>
-          <w:sz w:val="20"/>
-        </w:rPr>
-        <w:t xml:space="preserve"> The incremental simulation first loads history up to this cutoff, then processes later records as arriving data. Subsequent incremental runs use the stored watermark rather than restarting from the fixed cutoff.</w:t>
-      </w:r>
-    </w:p>
-    <w:p>
-      <w:pPr>
-        <w:widowControl/>
-      </w:pPr>
-      <w:r>
-        <w:rPr>
-          <w:rFonts w:ascii="Arial" w:hAnsi="Arial"/>
-          <w:b/>
-          <w:color w:val="111827"/>
-          <w:sz w:val="20"/>
-        </w:rPr>
-        <w:t>Delivery funnel metrics are pipeline logic.</w:t>
-      </w:r>
-      <w:r>
-        <w:rPr>
-          <w:rFonts w:ascii="Arial" w:hAnsi="Arial"/>
-          <w:color w:val="141414"/>
-          <w:sz w:val="20"/>
-        </w:rPr>
-        <w:t xml:space="preserve"> Approval time, handling time, shipping time, total delivery time, and variance against the estimated delivery date are derived in Silver, not in Power BI, so every consumer uses the same definitions.</w:t>
-      </w:r>
-    </w:p>
-    <w:p>
-      <w:pPr>
-        <w:pStyle w:val="Heading1"/>
-        <w:widowControl/>
-      </w:pPr>
-      <w:r>
-        <w:rPr>
-          <w:rFonts w:ascii="Arial" w:hAnsi="Arial"/>
-          <w:color w:val="141414"/>
-        </w:rPr>
-        <w:t>4. Data quality issues found</w:t>
-      </w:r>
-    </w:p>
-    <w:p>
-      <w:pPr>
-        <w:widowControl/>
-      </w:pPr>
-      <w:r>
-        <w:rPr>
-          <w:rFonts w:ascii="Arial" w:hAnsi="Arial"/>
-          <w:color w:val="141414"/>
-          <w:sz w:val="20"/>
-        </w:rPr>
-        <w:t>Every source was profiled for missing values, duplicates, and referential-integrity problems before the cleaning rules were applied.</w:t>
-      </w:r>
-    </w:p>
-    <w:p>
-      <w:pPr>
-        <w:widowControl/>
-      </w:pPr>
-      <w:r>
-        <w:rPr>
-          <w:rFonts w:ascii="Arial" w:hAnsi="Arial"/>
-          <w:b/>
-          <w:color w:val="111827"/>
-          <w:sz w:val="20"/>
-        </w:rPr>
-        <w:t>Order reviews contained a multiline CSV parsing problem.</w:t>
-      </w:r>
-      <w:r>
-        <w:rPr>
-          <w:rFonts w:ascii="Arial" w:hAnsi="Arial"/>
-          <w:color w:val="141414"/>
-          <w:sz w:val="20"/>
-        </w:rPr>
-        <w:t xml:space="preserve"> An initial row count of 104,162 did not match the documented 99,224 reviews, and values such as dates/text appeared in </w:t>
-      </w:r>
-      <w:r>
-        <w:rPr>
-          <w:rFonts w:ascii="Courier New" w:hAnsi="Courier New"/>
-          <w:color w:val="1F2937"/>
-          <w:sz w:val="18"/>
-        </w:rPr>
-        <w:t>review_score</w:t>
-      </w:r>
-      <w:r>
-        <w:rPr>
-          <w:rFonts w:ascii="Arial" w:hAnsi="Arial"/>
-          <w:color w:val="141414"/>
-          <w:sz w:val="20"/>
-        </w:rPr>
-        <w:t>. Some free-text comments contain newlines and quotes. Reading the file with the correct multiline/escape options realigned the columns; after deduplication and quarantine, the clean review table contains 98,410 rows.</w:t>
-      </w:r>
-    </w:p>
-    <w:p>
-      <w:pPr>
-        <w:widowControl/>
-      </w:pPr>
-      <w:r>
-        <w:rPr>
-          <w:rFonts w:ascii="Arial" w:hAnsi="Arial"/>
-          <w:b/>
-          <w:color w:val="111827"/>
-          <w:sz w:val="20"/>
-        </w:rPr>
-        <w:t>Order reviews contain duplicates and orphans.</w:t>
-      </w:r>
-      <w:r>
-        <w:rPr>
-          <w:rFonts w:ascii="Arial" w:hAnsi="Arial"/>
-          <w:color w:val="141414"/>
-          <w:sz w:val="20"/>
-        </w:rPr>
-        <w:t xml:space="preserve"> There are repeated </w:t>
-      </w:r>
-      <w:r>
-        <w:rPr>
-          <w:rFonts w:ascii="Courier New" w:hAnsi="Courier New"/>
-          <w:color w:val="1F2937"/>
-          <w:sz w:val="18"/>
-        </w:rPr>
-        <w:t>review_id</w:t>
-      </w:r>
-      <w:r>
-        <w:rPr>
-          <w:rFonts w:ascii="Arial" w:hAnsi="Arial"/>
-          <w:color w:val="141414"/>
-          <w:sz w:val="20"/>
-        </w:rPr>
-        <w:t xml:space="preserve"> values, including records with different content. Reviews are deduplicated by keeping the most recent record. Rows with null </w:t>
-      </w:r>
-      <w:r>
-        <w:rPr>
-          <w:rFonts w:ascii="Courier New" w:hAnsi="Courier New"/>
-          <w:color w:val="1F2937"/>
-          <w:sz w:val="18"/>
-        </w:rPr>
-        <w:t>order_id</w:t>
-      </w:r>
-      <w:r>
-        <w:rPr>
-          <w:rFonts w:ascii="Arial" w:hAnsi="Arial"/>
-          <w:color w:val="141414"/>
-          <w:sz w:val="20"/>
-        </w:rPr>
-        <w:t xml:space="preserve"> or null review score are quarantined. Reviews whose </w:t>
-      </w:r>
-      <w:r>
-        <w:rPr>
-          <w:rFonts w:ascii="Courier New" w:hAnsi="Courier New"/>
-          <w:color w:val="1F2937"/>
-          <w:sz w:val="18"/>
-        </w:rPr>
-        <w:t>order_id</w:t>
-      </w:r>
-      <w:r>
-        <w:rPr>
-          <w:rFonts w:ascii="Arial" w:hAnsi="Arial"/>
-          <w:color w:val="141414"/>
-          <w:sz w:val="20"/>
-        </w:rPr>
-        <w:t xml:space="preserve"> does not exist in the orders source do not enter </w:t>
-      </w:r>
-      <w:r>
-        <w:rPr>
-          <w:rFonts w:ascii="Courier New" w:hAnsi="Courier New"/>
-          <w:color w:val="1F2937"/>
-          <w:sz w:val="18"/>
-        </w:rPr>
-        <w:t>fact_orders</w:t>
-      </w:r>
-      <w:r>
-        <w:rPr>
-          <w:rFonts w:ascii="Arial" w:hAnsi="Arial"/>
-          <w:color w:val="141414"/>
-          <w:sz w:val="20"/>
-        </w:rPr>
-        <w:t>, because the Gold fact is built from orders and joins reviews onto that order population.</w:t>
-      </w:r>
-    </w:p>
-    <w:p>
-      <w:pPr>
-        <w:widowControl/>
-      </w:pPr>
-      <w:r>
-        <w:rPr>
-          <w:rFonts w:ascii="Arial" w:hAnsi="Arial"/>
-          <w:b/>
-          <w:color w:val="111827"/>
-          <w:sz w:val="20"/>
-        </w:rPr>
-        <w:t>A seller city contained a ZIP-like numeric value.</w:t>
-      </w:r>
-      <w:r>
-        <w:rPr>
-          <w:rFonts w:ascii="Arial" w:hAnsi="Arial"/>
-          <w:color w:val="141414"/>
-          <w:sz w:val="20"/>
-        </w:rPr>
-        <w:t xml:space="preserve"> The value </w:t>
-      </w:r>
-      <w:r>
-        <w:rPr>
-          <w:rFonts w:ascii="Courier New" w:hAnsi="Courier New"/>
-          <w:color w:val="1F2937"/>
-          <w:sz w:val="18"/>
-        </w:rPr>
-        <w:t>04482255</w:t>
-      </w:r>
-      <w:r>
-        <w:rPr>
-          <w:rFonts w:ascii="Arial" w:hAnsi="Arial"/>
-          <w:color w:val="141414"/>
-          <w:sz w:val="20"/>
-        </w:rPr>
-        <w:t xml:space="preserve"> appeared in the city field. The seller's valid ZIP prefix was used to resolve the corresponding city from geolocation, recovering Rio de Janeiro. The rule is generalized so numeric city values can be repaired from ZIP-based geography.</w:t>
-      </w:r>
-    </w:p>
-    <w:p>
-      <w:pPr>
-        <w:widowControl/>
-      </w:pPr>
-      <w:r>
-        <w:rPr>
-          <w:rFonts w:ascii="Arial" w:hAnsi="Arial"/>
-          <w:b/>
-          <w:color w:val="111827"/>
-          <w:sz w:val="20"/>
-        </w:rPr>
-        <w:t>Geolocation had inconsistent city formatting.</w:t>
-      </w:r>
-      <w:r>
-        <w:rPr>
-          <w:rFonts w:ascii="Arial" w:hAnsi="Arial"/>
-          <w:color w:val="141414"/>
-          <w:sz w:val="20"/>
-        </w:rPr>
-        <w:t xml:space="preserve"> Many ZIP prefixes mapped to city strings that differed only by accents, apostrophes, case, or spacing. City text is normalized and the most frequent city representation is selected per ZIP prefix. The roughly one-million-row geolocation source resolves to about 19,000 ZIP-level records.</w:t>
-      </w:r>
-    </w:p>
-    <w:p>
-      <w:pPr>
-        <w:widowControl/>
-      </w:pPr>
-      <w:r>
-        <w:rPr>
-          <w:rFonts w:ascii="Arial" w:hAnsi="Arial"/>
-          <w:b/>
-          <w:color w:val="111827"/>
-          <w:sz w:val="20"/>
-        </w:rPr>
-        <w:t>Payments with non-positive value are quarantined.</w:t>
-      </w:r>
-      <w:r>
-        <w:rPr>
-          <w:rFonts w:ascii="Arial" w:hAnsi="Arial"/>
-          <w:color w:val="141414"/>
-          <w:sz w:val="20"/>
-        </w:rPr>
-        <w:t xml:space="preserve"> Nine payment rows have a value of zero or less and are treated as invalid financial records. </w:t>
-      </w:r>
-      <w:r>
-        <w:rPr>
-          <w:rFonts w:ascii="Courier New" w:hAnsi="Courier New"/>
-          <w:color w:val="1F2937"/>
-          <w:sz w:val="18"/>
-        </w:rPr>
-        <w:t>not_defined</w:t>
-      </w:r>
-      <w:r>
-        <w:rPr>
-          <w:rFonts w:ascii="Arial" w:hAnsi="Arial"/>
-          <w:color w:val="141414"/>
-          <w:sz w:val="20"/>
-        </w:rPr>
-        <w:t xml:space="preserve"> payment types are retained when the payment value itself is valid.</w:t>
-      </w:r>
-    </w:p>
-    <w:p>
-      <w:pPr>
-        <w:widowControl/>
-      </w:pPr>
-      <w:r>
-        <w:rPr>
-          <w:rFonts w:ascii="Arial" w:hAnsi="Arial"/>
-          <w:b/>
-          <w:color w:val="111827"/>
-          <w:sz w:val="20"/>
-        </w:rPr>
-        <w:t>Products with missing descriptive attributes are retained.</w:t>
-      </w:r>
-      <w:r>
-        <w:rPr>
-          <w:rFonts w:ascii="Arial" w:hAnsi="Arial"/>
-          <w:color w:val="141414"/>
-          <w:sz w:val="20"/>
-        </w:rPr>
-        <w:t xml:space="preserve"> Missing category/descriptive fields do not cause real products and sales to be dropped.</w:t>
-      </w:r>
-    </w:p>
-    <w:p>
-      <w:pPr>
-        <w:widowControl/>
-      </w:pPr>
-      <w:r>
-        <w:rPr>
-          <w:rFonts w:ascii="Arial" w:hAnsi="Arial"/>
-          <w:b/>
-          <w:color w:val="111827"/>
-          <w:sz w:val="20"/>
-        </w:rPr>
-        <w:t>Referential integrity.</w:t>
-      </w:r>
-      <w:r>
-        <w:rPr>
-          <w:rFonts w:ascii="Arial" w:hAnsi="Arial"/>
-          <w:color w:val="141414"/>
-          <w:sz w:val="20"/>
-        </w:rPr>
-        <w:t xml:space="preserve"> The Data Quality gate currently checks </w:t>
-      </w:r>
-      <w:r>
-        <w:rPr>
-          <w:rFonts w:ascii="Arial" w:hAnsi="Arial"/>
-          <w:b/>
-          <w:color w:val="111827"/>
-          <w:sz w:val="20"/>
-        </w:rPr>
-        <w:t>seven fact-to-dimension relationships</w:t>
-      </w:r>
-      <w:r>
-        <w:rPr>
-          <w:rFonts w:ascii="Arial" w:hAnsi="Arial"/>
-          <w:color w:val="141414"/>
-          <w:sz w:val="20"/>
-        </w:rPr>
-        <w:t xml:space="preserve"> and reports zero orphan keys across those implemented checks on the current run.</w:t>
-      </w:r>
-    </w:p>
-    <w:p>
-      <w:pPr>
-        <w:pStyle w:val="Heading1"/>
-        <w:widowControl/>
-      </w:pPr>
-      <w:r>
-        <w:rPr>
-          <w:rFonts w:ascii="Arial" w:hAnsi="Arial"/>
-          <w:color w:val="141414"/>
-        </w:rPr>
-        <w:t>5. Data quality gate</w:t>
-      </w:r>
-    </w:p>
-    <w:p>
-      <w:pPr>
-        <w:widowControl/>
-      </w:pPr>
-      <w:r>
-        <w:rPr>
-          <w:rFonts w:ascii="Arial" w:hAnsi="Arial"/>
-          <w:color w:val="141414"/>
-          <w:sz w:val="20"/>
-        </w:rPr>
-        <w:t>The final orchestration task runs automated checks and fails the job when a required rule is breached. The gate covers:</w:t>
-      </w:r>
-    </w:p>
-    <w:p>
-      <w:pPr>
-        <w:widowControl/>
-        <w:ind w:left="317" w:hanging="317"/>
-      </w:pPr>
-      <w:r>
-        <w:rPr>
-          <w:rFonts w:ascii="Arial" w:hAnsi="Arial"/>
-          <w:color w:val="141414"/>
-          <w:sz w:val="20"/>
-        </w:rPr>
-        <w:t xml:space="preserve">1. </w:t>
-      </w:r>
-      <w:r>
-        <w:rPr>
-          <w:rFonts w:ascii="Arial" w:hAnsi="Arial"/>
-          <w:b/>
-          <w:color w:val="111827"/>
-          <w:sz w:val="20"/>
-        </w:rPr>
-        <w:t>Row count per layer:</w:t>
-      </w:r>
-      <w:r>
-        <w:rPr>
-          <w:rFonts w:ascii="Arial" w:hAnsi="Arial"/>
-          <w:color w:val="141414"/>
-          <w:sz w:val="20"/>
-        </w:rPr>
-        <w:t xml:space="preserve"> expected tables must not be empty.</w:t>
-      </w:r>
-    </w:p>
-    <w:p>
-      <w:pPr>
-        <w:widowControl/>
-        <w:ind w:left="317" w:hanging="317"/>
-      </w:pPr>
-      <w:r>
-        <w:rPr>
-          <w:rFonts w:ascii="Arial" w:hAnsi="Arial"/>
-          <w:color w:val="141414"/>
-          <w:sz w:val="20"/>
-        </w:rPr>
-        <w:t xml:space="preserve">2. </w:t>
-      </w:r>
-      <w:r>
-        <w:rPr>
-          <w:rFonts w:ascii="Arial" w:hAnsi="Arial"/>
-          <w:b/>
-          <w:color w:val="111827"/>
-          <w:sz w:val="20"/>
-        </w:rPr>
-        <w:t>Freshness:</w:t>
-      </w:r>
-      <w:r>
-        <w:rPr>
-          <w:rFonts w:ascii="Arial" w:hAnsi="Arial"/>
-          <w:color w:val="141414"/>
-          <w:sz w:val="20"/>
-        </w:rPr>
-        <w:t xml:space="preserve"> the latest order date must be within the expected source-data range.</w:t>
-      </w:r>
-    </w:p>
-    <w:p>
-      <w:pPr>
-        <w:widowControl/>
-        <w:ind w:left="317" w:hanging="317"/>
-      </w:pPr>
-      <w:r>
-        <w:rPr>
-          <w:rFonts w:ascii="Arial" w:hAnsi="Arial"/>
-          <w:color w:val="141414"/>
-          <w:sz w:val="20"/>
-        </w:rPr>
-        <w:t xml:space="preserve">3. </w:t>
-      </w:r>
-      <w:r>
-        <w:rPr>
-          <w:rFonts w:ascii="Arial" w:hAnsi="Arial"/>
-          <w:b/>
-          <w:color w:val="111827"/>
-          <w:sz w:val="20"/>
-        </w:rPr>
-        <w:t>Dimension-key uniqueness:</w:t>
-      </w:r>
-      <w:r>
-        <w:rPr>
-          <w:rFonts w:ascii="Arial" w:hAnsi="Arial"/>
-          <w:color w:val="141414"/>
-          <w:sz w:val="20"/>
-        </w:rPr>
-        <w:t xml:space="preserve"> each dimension business key must be unique.</w:t>
-      </w:r>
-    </w:p>
-    <w:p>
-      <w:pPr>
-        <w:widowControl/>
-        <w:ind w:left="317" w:hanging="317"/>
-      </w:pPr>
-      <w:r>
-        <w:rPr>
-          <w:rFonts w:ascii="Arial" w:hAnsi="Arial"/>
-          <w:color w:val="141414"/>
-          <w:sz w:val="20"/>
-        </w:rPr>
-        <w:t xml:space="preserve">4. </w:t>
-      </w:r>
-      <w:r>
-        <w:rPr>
-          <w:rFonts w:ascii="Arial" w:hAnsi="Arial"/>
-          <w:b/>
-          <w:color w:val="111827"/>
-          <w:sz w:val="20"/>
-        </w:rPr>
-        <w:t>Referential integrity:</w:t>
-      </w:r>
-      <w:r>
-        <w:rPr>
-          <w:rFonts w:ascii="Arial" w:hAnsi="Arial"/>
-          <w:color w:val="141414"/>
-          <w:sz w:val="20"/>
-        </w:rPr>
-        <w:t xml:space="preserve"> seven implemented fact-to-dimension relationships are checked for orphan keys.</w:t>
-      </w:r>
-    </w:p>
-    <w:p>
-      <w:pPr>
-        <w:widowControl/>
-        <w:ind w:left="317" w:hanging="317"/>
-      </w:pPr>
-      <w:r>
-        <w:rPr>
-          <w:rFonts w:ascii="Arial" w:hAnsi="Arial"/>
-          <w:color w:val="141414"/>
-          <w:sz w:val="20"/>
-        </w:rPr>
-        <w:t xml:space="preserve">5. </w:t>
-      </w:r>
-      <w:r>
-        <w:rPr>
-          <w:rFonts w:ascii="Arial" w:hAnsi="Arial"/>
-          <w:b/>
-          <w:color w:val="111827"/>
-          <w:sz w:val="20"/>
-        </w:rPr>
-        <w:t>Range checks:</w:t>
-      </w:r>
-      <w:r>
-        <w:rPr>
-          <w:rFonts w:ascii="Arial" w:hAnsi="Arial"/>
-          <w:color w:val="141414"/>
-          <w:sz w:val="20"/>
-        </w:rPr>
-        <w:t xml:space="preserve"> item price, freight value, and review score are validated against allowed ranges.</w:t>
-      </w:r>
-    </w:p>
-    <w:p>
-      <w:pPr>
-        <w:widowControl/>
-      </w:pPr>
-      <w:r>
-        <w:rPr>
-          <w:rFonts w:ascii="Arial" w:hAnsi="Arial"/>
-          <w:color w:val="141414"/>
-          <w:sz w:val="20"/>
-        </w:rPr>
-        <w:t>The current run passes these checks.</w:t>
-      </w:r>
-    </w:p>
-    <w:p>
-      <w:pPr>
-        <w:pStyle w:val="Heading1"/>
-        <w:widowControl/>
-      </w:pPr>
-      <w:r>
-        <w:rPr>
-          <w:rFonts w:ascii="Arial" w:hAnsi="Arial"/>
-          <w:color w:val="141414"/>
-        </w:rPr>
-        <w:t>6. Incremental processing</w:t>
-      </w:r>
-    </w:p>
-    <w:p>
-      <w:pPr>
-        <w:widowControl/>
-      </w:pPr>
-      <w:r>
-        <w:rPr>
-          <w:rFonts w:ascii="Arial" w:hAnsi="Arial"/>
-          <w:color w:val="141414"/>
-          <w:sz w:val="20"/>
-        </w:rPr>
-        <w:t xml:space="preserve">Incremental processing is driven by </w:t>
-      </w:r>
-      <w:r>
-        <w:rPr>
-          <w:rFonts w:ascii="Courier New" w:hAnsi="Courier New"/>
-          <w:color w:val="1F2937"/>
-          <w:sz w:val="18"/>
-        </w:rPr>
-        <w:t>order_purchase_timestamp</w:t>
-      </w:r>
-      <w:r>
-        <w:rPr>
-          <w:rFonts w:ascii="Arial" w:hAnsi="Arial"/>
-          <w:color w:val="141414"/>
-          <w:sz w:val="20"/>
-        </w:rPr>
-        <w:t>.</w:t>
-      </w:r>
-    </w:p>
-    <w:p>
-      <w:pPr>
-        <w:widowControl/>
-        <w:ind w:left="317" w:hanging="317"/>
-      </w:pPr>
-      <w:r>
-        <w:rPr>
-          <w:rFonts w:ascii="Arial" w:hAnsi="Arial"/>
-          <w:color w:val="141414"/>
-          <w:sz w:val="20"/>
-        </w:rPr>
-        <w:t>1. A history run loads records up to the initial cutoff date.</w:t>
-      </w:r>
-    </w:p>
-    <w:p>
-      <w:pPr>
-        <w:widowControl/>
-        <w:ind w:left="317" w:hanging="317"/>
-      </w:pPr>
-      <w:r>
-        <w:rPr>
-          <w:rFonts w:ascii="Arial" w:hAnsi="Arial"/>
-          <w:color w:val="141414"/>
-          <w:sz w:val="20"/>
-        </w:rPr>
-        <w:t>2. The control layer stores the last successfully processed timestamp/date as a watermark.</w:t>
-      </w:r>
-    </w:p>
-    <w:p>
-      <w:pPr>
-        <w:widowControl/>
-        <w:ind w:left="317" w:hanging="317"/>
-      </w:pPr>
-      <w:r>
-        <w:rPr>
-          <w:rFonts w:ascii="Arial" w:hAnsi="Arial"/>
-          <w:color w:val="141414"/>
-          <w:sz w:val="20"/>
-        </w:rPr>
-        <w:t>3. An incremental run reads the current watermark before filtering the next slice.</w:t>
-      </w:r>
-    </w:p>
-    <w:p>
-      <w:pPr>
-        <w:widowControl/>
-        <w:ind w:left="317" w:hanging="317"/>
-      </w:pPr>
-      <w:r>
-        <w:rPr>
-          <w:rFonts w:ascii="Arial" w:hAnsi="Arial"/>
-          <w:color w:val="141414"/>
-          <w:sz w:val="20"/>
-        </w:rPr>
-        <w:t xml:space="preserve">4. The fact is written with Delta </w:t>
-      </w:r>
-      <w:r>
-        <w:rPr>
-          <w:rFonts w:ascii="Courier New" w:hAnsi="Courier New"/>
-          <w:color w:val="1F2937"/>
-          <w:sz w:val="18"/>
-        </w:rPr>
-        <w:t>MERGE</w:t>
-      </w:r>
-      <w:r>
-        <w:rPr>
-          <w:rFonts w:ascii="Arial" w:hAnsi="Arial"/>
-          <w:color w:val="141414"/>
-          <w:sz w:val="20"/>
-        </w:rPr>
-        <w:t xml:space="preserve"> on the business key, so rerunning the same increment updates matching rows instead of inserting duplicates.</w:t>
-      </w:r>
-    </w:p>
-    <w:p>
-      <w:pPr>
-        <w:widowControl/>
-        <w:ind w:left="317" w:hanging="317"/>
-      </w:pPr>
-      <w:r>
-        <w:rPr>
-          <w:rFonts w:ascii="Arial" w:hAnsi="Arial"/>
-          <w:color w:val="141414"/>
-          <w:sz w:val="20"/>
-        </w:rPr>
-        <w:t>5. After a successful write, the watermark advances to the latest processed value.</w:t>
-      </w:r>
-    </w:p>
-    <w:p>
-      <w:pPr>
-        <w:widowControl/>
-      </w:pPr>
-      <w:r>
-        <w:rPr>
-          <w:rFonts w:ascii="Arial" w:hAnsi="Arial"/>
-          <w:color w:val="141414"/>
-          <w:sz w:val="20"/>
-        </w:rPr>
-        <w:t>This separates the one-time historical backfill from subsequent arriving-data loads while preserving idempotency. Incremental executions also record operational metrics such as rows read, rows written, rows quarantined, and duration in the control log.</w:t>
-      </w:r>
-    </w:p>
-    <w:p>
-      <w:pPr>
-        <w:pStyle w:val="Heading1"/>
-        <w:widowControl/>
-      </w:pPr>
-      <w:r>
-        <w:rPr>
-          <w:rFonts w:ascii="Arial" w:hAnsi="Arial"/>
-          <w:color w:val="141414"/>
-        </w:rPr>
-        <w:t>7. Power BI semantic model</w:t>
-      </w:r>
-    </w:p>
-    <w:p>
-      <w:pPr>
-        <w:widowControl/>
-      </w:pPr>
-      <w:r>
-        <w:rPr>
-          <w:rFonts w:ascii="Arial" w:hAnsi="Arial"/>
-          <w:color w:val="141414"/>
-          <w:sz w:val="20"/>
-        </w:rPr>
-        <w:t xml:space="preserve">Power BI connects only to Gold through a Databricks SQL Warehouse and uses </w:t>
-      </w:r>
-      <w:r>
-        <w:rPr>
-          <w:rFonts w:ascii="Arial" w:hAnsi="Arial"/>
-          <w:b/>
-          <w:color w:val="111827"/>
-          <w:sz w:val="20"/>
-        </w:rPr>
-        <w:t>Import mode</w:t>
-      </w:r>
-      <w:r>
-        <w:rPr>
-          <w:rFonts w:ascii="Arial" w:hAnsi="Arial"/>
-          <w:color w:val="141414"/>
-          <w:sz w:val="20"/>
-        </w:rPr>
-        <w:t>. Import is appropriate because the Olist dataset is historical and relatively small for VertiPaq; it provides faster interactive report performance without requiring a source round trip for every visual interaction.</w:t>
-      </w:r>
-    </w:p>
-    <w:p>
-      <w:pPr>
-        <w:widowControl/>
-      </w:pPr>
-      <w:r>
-        <w:rPr>
-          <w:rFonts w:ascii="Arial" w:hAnsi="Arial"/>
-          <w:color w:val="141414"/>
-          <w:sz w:val="20"/>
-        </w:rPr>
-        <w:t xml:space="preserve">The semantic model uses single-direction dimension-to-fact filtering, and </w:t>
-      </w:r>
-      <w:r>
-        <w:rPr>
-          <w:rFonts w:ascii="Courier New" w:hAnsi="Courier New"/>
-          <w:color w:val="1F2937"/>
-          <w:sz w:val="18"/>
-        </w:rPr>
-        <w:t>dim_date</w:t>
-      </w:r>
-      <w:r>
-        <w:rPr>
-          <w:rFonts w:ascii="Arial" w:hAnsi="Arial"/>
-          <w:color w:val="141414"/>
-          <w:sz w:val="20"/>
-        </w:rPr>
-        <w:t xml:space="preserve"> is marked as the date table. The Import model is approximately </w:t>
-      </w:r>
-      <w:r>
-        <w:rPr>
-          <w:rFonts w:ascii="Arial" w:hAnsi="Arial"/>
-          <w:b/>
-          <w:color w:val="111827"/>
-          <w:sz w:val="20"/>
-        </w:rPr>
-        <w:t>24 MB</w:t>
-      </w:r>
-      <w:r>
-        <w:rPr>
-          <w:rFonts w:ascii="Arial" w:hAnsi="Arial"/>
-          <w:color w:val="141414"/>
-          <w:sz w:val="20"/>
-        </w:rPr>
-        <w:t>.</w:t>
-      </w:r>
-    </w:p>
-    <w:p>
-      <w:pPr>
-        <w:widowControl/>
-      </w:pPr>
-      <w:r>
-        <w:rPr>
-          <w:rFonts w:ascii="Arial" w:hAnsi="Arial"/>
-          <w:color w:val="141414"/>
-          <w:sz w:val="20"/>
-        </w:rPr>
-        <w:t xml:space="preserve">The report contains </w:t>
-      </w:r>
-      <w:r>
-        <w:rPr>
-          <w:rFonts w:ascii="Arial" w:hAnsi="Arial"/>
-          <w:b/>
-          <w:color w:val="111827"/>
-          <w:sz w:val="20"/>
-        </w:rPr>
-        <w:t>15 DAX measures</w:t>
-      </w:r>
-      <w:r>
-        <w:rPr>
-          <w:rFonts w:ascii="Arial" w:hAnsi="Arial"/>
-          <w:color w:val="141414"/>
-          <w:sz w:val="20"/>
-        </w:rPr>
-        <w:t>, covering the required areas:</w:t>
-      </w:r>
-    </w:p>
-    <w:p>
-      <w:pPr>
-        <w:pStyle w:val="ListBullet"/>
-        <w:widowControl/>
-      </w:pPr>
-      <w:r>
-        <w:rPr>
-          <w:rFonts w:ascii="Arial" w:hAnsi="Arial"/>
-          <w:color w:val="141414"/>
-          <w:sz w:val="20"/>
-        </w:rPr>
-        <w:t>Revenue, freight cost, and average order value.</w:t>
-      </w:r>
-    </w:p>
-    <w:p>
-      <w:pPr>
-        <w:pStyle w:val="ListBullet"/>
-        <w:widowControl/>
-      </w:pPr>
-      <w:r>
-        <w:rPr>
-          <w:rFonts w:ascii="Arial" w:hAnsi="Arial"/>
-          <w:color w:val="141414"/>
-          <w:sz w:val="20"/>
-        </w:rPr>
-        <w:t>Order count and distinct customer count at the correct grain.</w:t>
-      </w:r>
-    </w:p>
-    <w:p>
-      <w:pPr>
-        <w:pStyle w:val="ListBullet"/>
-        <w:widowControl/>
-      </w:pPr>
-      <w:r>
-        <w:rPr>
-          <w:rFonts w:ascii="Arial" w:hAnsi="Arial"/>
-          <w:color w:val="141414"/>
-          <w:sz w:val="20"/>
-        </w:rPr>
-        <w:t>On-time delivery rate.</w:t>
-      </w:r>
-    </w:p>
-    <w:p>
-      <w:pPr>
-        <w:pStyle w:val="ListBullet"/>
-        <w:widowControl/>
-      </w:pPr>
-      <w:r>
-        <w:rPr>
-          <w:rFonts w:ascii="Arial" w:hAnsi="Arial"/>
-          <w:color w:val="141414"/>
-          <w:sz w:val="20"/>
-        </w:rPr>
-        <w:t>Average review score and the share of scores 1-2.</w:t>
-      </w:r>
-    </w:p>
-    <w:p>
-      <w:pPr>
-        <w:pStyle w:val="ListBullet"/>
-        <w:widowControl/>
-      </w:pPr>
-      <w:r>
-        <w:rPr>
-          <w:rFonts w:ascii="Arial" w:hAnsi="Arial"/>
-          <w:color w:val="141414"/>
-          <w:sz w:val="20"/>
-        </w:rPr>
-        <w:t>Repeat customer rate.</w:t>
-      </w:r>
-    </w:p>
-    <w:p>
-      <w:pPr>
-        <w:pStyle w:val="ListBullet"/>
-        <w:widowControl/>
-      </w:pPr>
-      <w:r>
-        <w:rPr>
-          <w:rFonts w:ascii="Arial" w:hAnsi="Arial"/>
-          <w:color w:val="141414"/>
-          <w:sz w:val="20"/>
-        </w:rPr>
-        <w:t>Month-over-month and year-over-year comparisons.</w:t>
-      </w:r>
-    </w:p>
-    <w:p>
-      <w:pPr>
-        <w:pStyle w:val="ListBullet"/>
-        <w:widowControl/>
-      </w:pPr>
-      <w:r>
-        <w:rPr>
-          <w:rFonts w:ascii="Arial" w:hAnsi="Arial"/>
-          <w:color w:val="141414"/>
-          <w:sz w:val="20"/>
-        </w:rPr>
-        <w:t>Payment totals used for reconciliation against the payment fact.</w:t>
-      </w:r>
-    </w:p>
-    <w:p>
-      <w:pPr>
-        <w:widowControl/>
-      </w:pPr>
-      <w:r>
-        <w:rPr>
-          <w:rFonts w:ascii="Arial" w:hAnsi="Arial"/>
-          <w:color w:val="141414"/>
-          <w:sz w:val="20"/>
-        </w:rPr>
-        <w:t>Seller-state row-level security is implemented so the demo role sees only the relevant seller state.</w:t>
-      </w:r>
-    </w:p>
-    <w:p>
-      <w:pPr>
-        <w:pStyle w:val="Heading1"/>
-        <w:widowControl/>
-      </w:pPr>
-      <w:r>
-        <w:rPr>
-          <w:rFonts w:ascii="Arial" w:hAnsi="Arial"/>
-          <w:color w:val="141414"/>
-        </w:rPr>
-        <w:t>8. Power BI report</w:t>
-      </w:r>
-    </w:p>
-    <w:p>
-      <w:pPr>
-        <w:widowControl/>
-      </w:pPr>
-      <w:r>
-        <w:rPr>
-          <w:rFonts w:ascii="Arial" w:hAnsi="Arial"/>
-          <w:color w:val="141414"/>
-          <w:sz w:val="20"/>
-        </w:rPr>
-        <w:t>The report contains three pages, each framed around a business question.</w:t>
-      </w:r>
-    </w:p>
-    <w:p>
-      <w:pPr>
-        <w:widowControl/>
-      </w:pPr>
-      <w:r>
-        <w:rPr>
-          <w:rFonts w:ascii="Arial" w:hAnsi="Arial"/>
-          <w:b/>
-          <w:color w:val="111827"/>
-          <w:sz w:val="20"/>
-        </w:rPr>
-        <w:t>Executive Overview - "How is the business performing overall?"</w:t>
-      </w:r>
-      <w:r>
-        <w:rPr>
-          <w:rFonts w:ascii="Arial" w:hAnsi="Arial"/>
-          <w:color w:val="141414"/>
-          <w:sz w:val="20"/>
-        </w:rPr>
-        <w:t xml:space="preserve"> Headline KPIs, revenue trend, category contribution, and state breakdown. The trend shows strong scaling through 2017-2018 and a visible Black Friday 2017 spike.</w:t>
-      </w:r>
-    </w:p>
-    <w:p>
-      <w:pPr>
-        <w:widowControl/>
-      </w:pPr>
-      <w:r>
-        <w:rPr>
-          <w:rFonts w:ascii="Arial" w:hAnsi="Arial"/>
-          <w:b/>
-          <w:color w:val="111827"/>
-          <w:sz w:val="20"/>
-        </w:rPr>
-        <w:t>Delivery &amp; Operations - "Are we meeting delivery expectations?"</w:t>
-      </w:r>
-      <w:r>
-        <w:rPr>
-          <w:rFonts w:ascii="Arial" w:hAnsi="Arial"/>
-          <w:color w:val="141414"/>
-          <w:sz w:val="20"/>
-        </w:rPr>
-        <w:t xml:space="preserve"> On-time delivery, average delivery time, delivery variance, state-level delivery performance, and worst-performing routes. The on-time rate is about 92%, and actual delivery is roughly 11 days earlier than the estimate on average.</w:t>
-      </w:r>
-    </w:p>
-    <w:p>
-      <w:pPr>
-        <w:widowControl/>
-      </w:pPr>
-      <w:r>
-        <w:rPr>
-          <w:rFonts w:ascii="Arial" w:hAnsi="Arial"/>
-          <w:b/>
-          <w:color w:val="111827"/>
-          <w:sz w:val="20"/>
-        </w:rPr>
-        <w:t>Product &amp; Seller Performance - "Which products and sellers drive value?"</w:t>
-      </w:r>
-      <w:r>
-        <w:rPr>
-          <w:rFonts w:ascii="Arial" w:hAnsi="Arial"/>
-          <w:color w:val="141414"/>
-          <w:sz w:val="20"/>
-        </w:rPr>
-        <w:t xml:space="preserve"> Review score, low-review share, repeat-customer rate, top categories, and seller contribution.</w:t>
-      </w:r>
-    </w:p>
-    <w:p>
-      <w:pPr>
-        <w:widowControl/>
-      </w:pPr>
-      <w:r>
-        <w:rPr>
-          <w:rFonts w:ascii="Arial" w:hAnsi="Arial"/>
-          <w:color w:val="141414"/>
-          <w:sz w:val="20"/>
-        </w:rPr>
-        <w:t>The item-revenue and payment-value measures remain sourced from their separate fact tables so the report avoids the fan-out problem described above.</w:t>
-      </w:r>
-    </w:p>
-    <w:p>
-      <w:pPr>
-        <w:pStyle w:val="Heading1"/>
-        <w:widowControl/>
-      </w:pPr>
-      <w:r>
-        <w:rPr>
-          <w:rFonts w:ascii="Arial" w:hAnsi="Arial"/>
-          <w:color w:val="141414"/>
-        </w:rPr>
-        <w:t>9. Performance</w:t>
-      </w:r>
-    </w:p>
-    <w:p>
-      <w:pPr>
-        <w:widowControl/>
-      </w:pPr>
-      <w:r>
-        <w:rPr>
-          <w:rFonts w:ascii="Arial" w:hAnsi="Arial"/>
-          <w:color w:val="141414"/>
-          <w:sz w:val="20"/>
-        </w:rPr>
-        <w:t>Performance work is implemented at the backend and semantic-model levels.</w:t>
-      </w:r>
-    </w:p>
-    <w:p>
-      <w:pPr>
-        <w:widowControl/>
-      </w:pPr>
-      <w:r>
-        <w:rPr>
-          <w:rFonts w:ascii="Arial" w:hAnsi="Arial"/>
-          <w:b/>
-          <w:color w:val="111827"/>
-          <w:sz w:val="20"/>
-        </w:rPr>
-        <w:t>Backend.</w:t>
-      </w:r>
-      <w:r>
-        <w:rPr>
-          <w:rFonts w:ascii="Arial" w:hAnsi="Arial"/>
-          <w:color w:val="141414"/>
-          <w:sz w:val="20"/>
-        </w:rPr>
-        <w:t xml:space="preserve"> A controlled benchmark is run before and after Delta </w:t>
-      </w:r>
-      <w:r>
-        <w:rPr>
-          <w:rFonts w:ascii="Courier New" w:hAnsi="Courier New"/>
-          <w:color w:val="1F2937"/>
-          <w:sz w:val="18"/>
-        </w:rPr>
-        <w:t>OPTIMIZE</w:t>
-      </w:r>
-      <w:r>
-        <w:rPr>
-          <w:rFonts w:ascii="Arial" w:hAnsi="Arial"/>
-          <w:color w:val="141414"/>
-          <w:sz w:val="20"/>
-        </w:rPr>
-        <w:t xml:space="preserve"> + Z-ORDER. The measured revenue-by-date query improved from </w:t>
-      </w:r>
-      <w:r>
-        <w:rPr>
-          <w:rFonts w:ascii="Arial" w:hAnsi="Arial"/>
-          <w:b/>
-          <w:color w:val="111827"/>
-          <w:sz w:val="20"/>
-        </w:rPr>
-        <w:t>0.84 seconds to 0.63 seconds</w:t>
-      </w:r>
-      <w:r>
-        <w:rPr>
-          <w:rFonts w:ascii="Arial" w:hAnsi="Arial"/>
-          <w:color w:val="141414"/>
-          <w:sz w:val="20"/>
-        </w:rPr>
-        <w:t xml:space="preserve">, a </w:t>
-      </w:r>
-      <w:r>
-        <w:rPr>
-          <w:rFonts w:ascii="Arial" w:hAnsi="Arial"/>
-          <w:b/>
-          <w:color w:val="111827"/>
-          <w:sz w:val="20"/>
-        </w:rPr>
-        <w:t>25.3% improvement</w:t>
-      </w:r>
-      <w:r>
-        <w:rPr>
-          <w:rFonts w:ascii="Arial" w:hAnsi="Arial"/>
-          <w:color w:val="141414"/>
-          <w:sz w:val="20"/>
-        </w:rPr>
-        <w:t xml:space="preserve">. Z-ORDER colocates related column values so the Delta engine can use </w:t>
-      </w:r>
-      <w:r>
-        <w:rPr>
-          <w:rFonts w:ascii="Arial" w:hAnsi="Arial"/>
-          <w:b/>
-          <w:color w:val="111827"/>
-          <w:sz w:val="20"/>
-        </w:rPr>
-        <w:t>data skipping</w:t>
-      </w:r>
-      <w:r>
-        <w:rPr>
-          <w:rFonts w:ascii="Arial" w:hAnsi="Arial"/>
-          <w:color w:val="141414"/>
-          <w:sz w:val="20"/>
-        </w:rPr>
-        <w:t xml:space="preserve"> to avoid reading files that cannot contain relevant values. It is not the same mechanism as partition pruning. Geolocation is physically partitioned by state in Bronze, while Z-ORDER is applied to appropriate Gold fact columns.</w:t>
-      </w:r>
-    </w:p>
-    <w:p>
-      <w:pPr>
-        <w:widowControl/>
-      </w:pPr>
-      <w:r>
-        <w:rPr>
-          <w:rFonts w:ascii="Arial" w:hAnsi="Arial"/>
-          <w:b/>
-          <w:color w:val="111827"/>
-          <w:sz w:val="20"/>
-        </w:rPr>
-        <w:t>Model.</w:t>
-      </w:r>
-      <w:r>
-        <w:rPr>
-          <w:rFonts w:ascii="Arial" w:hAnsi="Arial"/>
-          <w:color w:val="141414"/>
-          <w:sz w:val="20"/>
-        </w:rPr>
-        <w:t xml:space="preserve"> Only reporting-relevant Gold columns are loaded into Power BI, reducing unnecessary cardinality. The resulting Import model is approximately </w:t>
-      </w:r>
-      <w:r>
-        <w:rPr>
-          <w:rFonts w:ascii="Arial" w:hAnsi="Arial"/>
-          <w:b/>
-          <w:color w:val="111827"/>
-          <w:sz w:val="20"/>
-        </w:rPr>
-        <w:t>24 MB</w:t>
-      </w:r>
-      <w:r>
-        <w:rPr>
-          <w:rFonts w:ascii="Arial" w:hAnsi="Arial"/>
-          <w:color w:val="141414"/>
-          <w:sz w:val="20"/>
-        </w:rPr>
-        <w:t>.</w:t>
-      </w:r>
-    </w:p>
-    <w:p>
-      <w:pPr>
-        <w:widowControl/>
-      </w:pPr>
-      <w:r>
-        <w:rPr>
-          <w:rFonts w:ascii="Arial" w:hAnsi="Arial"/>
-          <w:b/>
-          <w:color w:val="111827"/>
-          <w:sz w:val="20"/>
-        </w:rPr>
-        <w:t>Report.</w:t>
-      </w:r>
-      <w:r>
-        <w:rPr>
-          <w:rFonts w:ascii="Arial" w:hAnsi="Arial"/>
-          <w:color w:val="141414"/>
-          <w:sz w:val="20"/>
-        </w:rPr>
-        <w:t xml:space="preserve"> Import mode keeps report interactions local to the VertiPaq model rather than issuing a source query for every visual interaction.</w:t>
-      </w:r>
-    </w:p>
-    <w:p>
-      <w:pPr>
-        <w:pStyle w:val="Heading1"/>
-        <w:widowControl/>
-      </w:pPr>
-      <w:r>
-        <w:rPr>
-          <w:rFonts w:ascii="Arial" w:hAnsi="Arial"/>
-          <w:color w:val="141414"/>
-        </w:rPr>
-        <w:t>10. Challenges and lessons learned</w:t>
-      </w:r>
-    </w:p>
-    <w:p>
-      <w:pPr>
-        <w:widowControl/>
-      </w:pPr>
-      <w:r>
-        <w:rPr>
-          <w:rFonts w:ascii="Arial" w:hAnsi="Arial"/>
-          <w:b/>
-          <w:color w:val="111827"/>
-          <w:sz w:val="20"/>
-        </w:rPr>
-        <w:t>Multiline review parsing.</w:t>
-      </w:r>
-      <w:r>
-        <w:rPr>
-          <w:rFonts w:ascii="Arial" w:hAnsi="Arial"/>
-          <w:color w:val="141414"/>
-          <w:sz w:val="20"/>
-        </w:rPr>
-        <w:t xml:space="preserve"> The review row-count mismatch was the clue that the CSV had not been parsed correctly. Inspecting the score column exposed shifted values caused by multiline free text. The lesson was to profile the actual source rather than trusting documented row counts.</w:t>
-      </w:r>
-    </w:p>
-    <w:p>
-      <w:pPr>
-        <w:widowControl/>
-      </w:pPr>
-      <w:r>
-        <w:rPr>
-          <w:rFonts w:ascii="Arial" w:hAnsi="Arial"/>
-          <w:b/>
-          <w:color w:val="111827"/>
-          <w:sz w:val="20"/>
-        </w:rPr>
-        <w:t>Customer grain.</w:t>
-      </w:r>
-      <w:r>
-        <w:rPr>
-          <w:rFonts w:ascii="Arial" w:hAnsi="Arial"/>
-          <w:color w:val="141414"/>
-          <w:sz w:val="20"/>
-        </w:rPr>
-        <w:t xml:space="preserve"> The first customer dimension used </w:t>
-      </w:r>
-      <w:r>
-        <w:rPr>
-          <w:rFonts w:ascii="Courier New" w:hAnsi="Courier New"/>
-          <w:color w:val="1F2937"/>
-          <w:sz w:val="18"/>
-        </w:rPr>
-        <w:t>customer_id</w:t>
-      </w:r>
-      <w:r>
-        <w:rPr>
-          <w:rFonts w:ascii="Arial" w:hAnsi="Arial"/>
-          <w:color w:val="141414"/>
-          <w:sz w:val="20"/>
-        </w:rPr>
-        <w:t xml:space="preserve">, which produced an order-specific, effectively one-to-one customer dimension and prevented a correct repeat-customer calculation. Moving the dimension to </w:t>
-      </w:r>
-      <w:r>
-        <w:rPr>
-          <w:rFonts w:ascii="Courier New" w:hAnsi="Courier New"/>
-          <w:color w:val="1F2937"/>
-          <w:sz w:val="18"/>
-        </w:rPr>
-        <w:t>customer_unique_id</w:t>
-      </w:r>
-      <w:r>
-        <w:rPr>
-          <w:rFonts w:ascii="Arial" w:hAnsi="Arial"/>
-          <w:color w:val="141414"/>
-          <w:sz w:val="20"/>
-        </w:rPr>
-        <w:t xml:space="preserve"> fixed the grain and enabled customer-level analysis.</w:t>
-      </w:r>
-    </w:p>
-    <w:p>
-      <w:pPr>
-        <w:widowControl/>
-      </w:pPr>
-      <w:r>
-        <w:rPr>
-          <w:rFonts w:ascii="Arial" w:hAnsi="Arial"/>
-          <w:b/>
-          <w:color w:val="111827"/>
-          <w:sz w:val="20"/>
-        </w:rPr>
-        <w:t>Multi-fact modeling.</w:t>
-      </w:r>
-      <w:r>
-        <w:rPr>
-          <w:rFonts w:ascii="Arial" w:hAnsi="Arial"/>
-          <w:color w:val="141414"/>
-          <w:sz w:val="20"/>
-        </w:rPr>
-        <w:t xml:space="preserve"> Keeping item, payment, and order measures at their natural grains was necessary to avoid fan-out and to make Power BI measures reconcile correctly.</w:t>
-      </w:r>
-    </w:p>
-    <w:p>
-      <w:pPr>
-        <w:widowControl/>
-      </w:pPr>
-      <w:r>
-        <w:rPr>
-          <w:rFonts w:ascii="Arial" w:hAnsi="Arial"/>
-          <w:b/>
-          <w:color w:val="111827"/>
-          <w:sz w:val="20"/>
-        </w:rPr>
-        <w:t>Databricks Free Edition constraints.</w:t>
-      </w:r>
-      <w:r>
-        <w:rPr>
-          <w:rFonts w:ascii="Arial" w:hAnsi="Arial"/>
-          <w:color w:val="141414"/>
-          <w:sz w:val="20"/>
-        </w:rPr>
-        <w:t xml:space="preserve"> The five-task concurrency limit led to sequential layer execution rather than parallel tasks. Managed tables were used because external storage locations were not available in the chosen environment.</w:t>
-      </w:r>
-    </w:p>
-    <w:p>
-      <w:pPr>
-        <w:widowControl/>
-      </w:pPr>
-      <w:r>
-        <w:rPr>
-          <w:rFonts w:ascii="Arial" w:hAnsi="Arial"/>
-          <w:b/>
-          <w:color w:val="111827"/>
-          <w:sz w:val="20"/>
-        </w:rPr>
-        <w:t>Power BI on Mac.</w:t>
-      </w:r>
-      <w:r>
-        <w:rPr>
-          <w:rFonts w:ascii="Arial" w:hAnsi="Arial"/>
-          <w:color w:val="141414"/>
-          <w:sz w:val="20"/>
-        </w:rPr>
-        <w:t xml:space="preserve"> Power BI Desktop is Windows-only, so the report was developed in a Windows virtual machine connected to the Databricks SQL Warehouse.</w:t>
-      </w:r>
-    </w:p>
-    <w:p>
-      <w:pPr>
-        <w:widowControl/>
-        <w:spacing w:before="200"/>
-      </w:pPr>
-      <w:r>
-        <w:rPr>
-          <w:rFonts w:ascii="Arial" w:hAnsi="Arial"/>
-          <w:b/>
-          <w:color w:val="1F2937"/>
-          <w:sz w:val="18"/>
-        </w:rPr>
-        <w:t xml:space="preserve">Source basis. </w:t>
-      </w:r>
-      <w:r>
-        <w:rPr>
-          <w:rFonts w:ascii="Arial" w:hAnsi="Arial"/>
-          <w:color w:val="4B5563"/>
-          <w:sz w:val="18"/>
-        </w:rPr>
-        <w:t>Prepared against the Full Stack Data Platform exercise requirements, the current repository structure/implementation provided for this project, and the verified project notes supplied during implementation.</w:t>
+      <w:r>
+        <w:t>The only bonus item intentionally not completed in full is the formal Import-vs-DirectQuery performance comparison requested as part of Bonus 4. The implementation is documented exactly as delivered rather than overstated.</w:t>
       </w:r>
     </w:p>
     <w:sectPr>
-      <w:footerReference w:type="default" r:id="rId9"/>
-      <w:pgSz w:w="11909" w:h="16834"/>
-      <w:pgMar w:top="979" w:right="1123" w:bottom="936" w:left="1123" w:header="432" w:footer="432" w:gutter="0"/>
+      <w:headerReference w:type="default" r:id="rId9"/>
+      <w:footerReference w:type="default" r:id="rId10"/>
+      <w:pgSz w:w="12240" w:h="15840"/>
+      <w:pgMar w:top="936" w:right="1008" w:bottom="936" w:left="1008" w:header="720" w:footer="720" w:gutter="0"/>
       <w:cols w:space="720"/>
       <w:docGrid w:linePitch="360"/>
     </w:sectPr>
@@ -3437,24 +4868,36 @@
     </w:pPr>
     <w:r>
       <w:rPr>
-        <w:rFonts w:ascii="Arial" w:hAnsi="Arial"/>
-        <w:color w:val="6B7280"/>
+        <w:color w:val="64748B"/>
         <w:sz w:val="16"/>
       </w:rPr>
       <w:t xml:space="preserve">Olist Data Platform | </w:t>
     </w:r>
     <w:r>
-      <w:rPr>
-        <w:rFonts w:ascii="Arial" w:hAnsi="Arial"/>
-        <w:color w:val="6B7280"/>
-        <w:sz w:val="16"/>
-      </w:rPr>
       <w:fldChar w:fldCharType="begin"/>
-      <w:instrText xml:space="preserve"> PAGE </w:instrText>
+      <w:instrText xml:space="preserve">PAGE</w:instrText>
       <w:fldChar w:fldCharType="end"/>
     </w:r>
   </w:p>
 </w:ftr>
+</file>
+
+<file path=word/header1.xml><?xml version="1.0" encoding="utf-8"?>
+<w:hdr xmlns:m="http://schemas.openxmlformats.org/officeDocument/2006/math" xmlns:mc="http://schemas.openxmlformats.org/markup-compatibility/2006" xmlns:mo="http://schemas.microsoft.com/office/mac/office/2008/main" xmlns:mv="urn:schemas-microsoft-com:mac:vml" xmlns:o="urn:schemas-microsoft-com:office:office" xmlns:r="http://schemas.openxmlformats.org/officeDocument/2006/relationships" xmlns:v="urn:schemas-microsoft-com:vml" xmlns:w10="urn:schemas-microsoft-com:office:word" xmlns:w14="http://schemas.microsoft.com/office/word/2010/wordml" xmlns:w="http://schemas.openxmlformats.org/wordprocessingml/2006/main" xmlns:wne="http://schemas.microsoft.com/office/word/2006/wordml" xmlns:wp14="http://schemas.microsoft.com/office/word/2010/wordprocessingDrawing" xmlns:wp="http://schemas.openxmlformats.org/drawingml/2006/wordprocessingDrawing" xmlns:wpc="http://schemas.microsoft.com/office/word/2010/wordprocessingCanvas" xmlns:wpg="http://schemas.microsoft.com/office/word/2010/wordprocessingGroup" xmlns:wpi="http://schemas.microsoft.com/office/word/2010/wordprocessingInk" xmlns:wps="http://schemas.microsoft.com/office/word/2010/wordprocessingShape" mc:Ignorable="w14 wp14">
+  <w:p>
+    <w:pPr>
+      <w:pStyle w:val="Header"/>
+      <w:jc w:val="right"/>
+    </w:pPr>
+    <w:r>
+      <w:rPr>
+        <w:color w:val="64748B"/>
+        <w:sz w:val="16"/>
+      </w:rPr>
+      <w:t>Olist Data Platform | Project Documentation</w:t>
+    </w:r>
+  </w:p>
+</w:hdr>
 </file>
 
 <file path=word/numbering.xml><?xml version="1.0" encoding="utf-8"?>
@@ -3821,12 +5264,11 @@
     <w:qFormat/>
     <w:rsid w:val="00FC693F"/>
     <w:pPr>
-      <w:spacing w:after="100" w:line="259" w:lineRule="auto"/>
+      <w:spacing w:after="110" w:line="259" w:lineRule="auto"/>
     </w:pPr>
     <w:rPr>
-      <w:rFonts w:ascii="Arial" w:hAnsi="Arial"/>
-      <w:color w:val="141414"/>
-      <w:sz w:val="20"/>
+      <w:rFonts w:ascii="Liberation Sans" w:hAnsi="Liberation Sans"/>
+      <w:sz w:val="19"/>
     </w:rPr>
   </w:style>
   <w:style w:type="paragraph" w:styleId="Header">
@@ -3884,15 +5326,15 @@
     <w:pPr>
       <w:keepNext/>
       <w:keepLines/>
-      <w:spacing w:before="280" w:after="120"/>
+      <w:spacing w:before="240" w:after="100"/>
       <w:outlineLvl w:val="0"/>
     </w:pPr>
     <w:rPr>
-      <w:rFonts w:asciiTheme="majorHAnsi" w:eastAsiaTheme="majorEastAsia" w:hAnsiTheme="majorHAnsi" w:cstheme="majorBidi" w:ascii="Arial" w:hAnsi="Arial"/>
+      <w:rFonts w:asciiTheme="majorHAnsi" w:eastAsiaTheme="majorEastAsia" w:hAnsiTheme="majorHAnsi" w:cstheme="majorBidi" w:ascii="Liberation Sans" w:hAnsi="Liberation Sans"/>
       <w:b/>
       <w:bCs/>
-      <w:color w:val="111827"/>
-      <w:sz w:val="34"/>
+      <w:color w:val="0F172A"/>
+      <w:sz w:val="36"/>
       <w:szCs w:val="28"/>
     </w:rPr>
   </w:style>
@@ -3908,15 +5350,15 @@
     <w:pPr>
       <w:keepNext/>
       <w:keepLines/>
-      <w:spacing w:before="200" w:after="80"/>
+      <w:spacing w:before="240" w:after="100"/>
       <w:outlineLvl w:val="1"/>
     </w:pPr>
     <w:rPr>
-      <w:rFonts w:asciiTheme="majorHAnsi" w:eastAsiaTheme="majorEastAsia" w:hAnsiTheme="majorHAnsi" w:cstheme="majorBidi" w:ascii="Arial" w:hAnsi="Arial"/>
+      <w:rFonts w:asciiTheme="majorHAnsi" w:eastAsiaTheme="majorEastAsia" w:hAnsiTheme="majorHAnsi" w:cstheme="majorBidi" w:ascii="Liberation Sans" w:hAnsi="Liberation Sans"/>
       <w:b/>
       <w:bCs/>
-      <w:color w:val="111827"/>
-      <w:sz w:val="25"/>
+      <w:color w:val="1E3A5F"/>
+      <w:sz w:val="27"/>
       <w:szCs w:val="26"/>
     </w:rPr>
   </w:style>
@@ -3932,14 +5374,14 @@
     <w:pPr>
       <w:keepNext/>
       <w:keepLines/>
-      <w:spacing w:before="140" w:after="60"/>
+      <w:spacing w:before="240" w:after="100"/>
       <w:outlineLvl w:val="2"/>
     </w:pPr>
     <w:rPr>
-      <w:rFonts w:asciiTheme="majorHAnsi" w:eastAsiaTheme="majorEastAsia" w:hAnsiTheme="majorHAnsi" w:cstheme="majorBidi" w:ascii="Arial" w:hAnsi="Arial"/>
+      <w:rFonts w:asciiTheme="majorHAnsi" w:eastAsiaTheme="majorEastAsia" w:hAnsiTheme="majorHAnsi" w:cstheme="majorBidi" w:ascii="Liberation Sans" w:hAnsi="Liberation Sans"/>
       <w:b/>
       <w:bCs/>
-      <w:color w:val="111827"/>
+      <w:color w:val="334155"/>
       <w:sz w:val="22"/>
     </w:rPr>
   </w:style>
@@ -4174,13 +5616,13 @@
       <w:pBdr>
         <w:bottom w:val="single" w:sz="8" w:space="4" w:color="4F81BD" w:themeColor="accent1"/>
       </w:pBdr>
-      <w:spacing w:after="200" w:line="240" w:lineRule="auto" w:before="0"/>
+      <w:spacing w:after="100" w:line="240" w:lineRule="auto" w:before="0"/>
       <w:contextualSpacing/>
     </w:pPr>
     <w:rPr>
-      <w:rFonts w:asciiTheme="majorHAnsi" w:eastAsiaTheme="majorEastAsia" w:hAnsiTheme="majorHAnsi" w:cstheme="majorBidi" w:ascii="Arial" w:hAnsi="Arial"/>
+      <w:rFonts w:asciiTheme="majorHAnsi" w:eastAsiaTheme="majorEastAsia" w:hAnsiTheme="majorHAnsi" w:cstheme="majorBidi" w:ascii="Liberation Sans" w:hAnsi="Liberation Sans"/>
       <w:b/>
-      <w:color w:val="111827"/>
+      <w:color w:val="0F172A"/>
       <w:spacing w:val="5"/>
       <w:kern w:val="28"/>
       <w:sz w:val="56"/>
@@ -15513,27 +16955,20 @@
       </w:tcPr>
     </w:tblStylePr>
   </w:style>
+  <w:style w:type="paragraph" w:customStyle="1" w:styleId="SubtitleX">
+    <w:name w:val="SubtitleX"/>
+    <w:rPr>
+      <w:rFonts w:ascii="Liberation Sans" w:hAnsi="Liberation Sans"/>
+      <w:color w:val="475569"/>
+      <w:sz w:val="26"/>
+    </w:rPr>
+  </w:style>
   <w:style w:type="paragraph" w:customStyle="1" w:styleId="SmallNote">
-    <w:name w:val="Small Note"/>
-    <w:pPr>
-      <w:spacing w:after="80"/>
-    </w:pPr>
+    <w:name w:val="SmallNote"/>
     <w:rPr>
-      <w:rFonts w:ascii="Arial" w:hAnsi="Arial"/>
-      <w:color w:val="4B5563"/>
-      <w:sz w:val="17"/>
-    </w:rPr>
-  </w:style>
-  <w:style w:type="paragraph" w:customStyle="1" w:styleId="CodeBlock">
-    <w:name w:val="Code Block"/>
-    <w:pPr>
-      <w:spacing w:before="60" w:after="60"/>
-      <w:ind w:left="259" w:right="259"/>
-    </w:pPr>
-    <w:rPr>
-      <w:rFonts w:ascii="Courier New" w:hAnsi="Courier New"/>
-      <w:color w:val="1E293B"/>
-      <w:sz w:val="17"/>
+      <w:rFonts w:ascii="Liberation Sans" w:hAnsi="Liberation Sans"/>
+      <w:color w:val="475569"/>
+      <w:sz w:val="16"/>
     </w:rPr>
   </w:style>
 </w:styles>
